--- a/Диплом/ПЗ/ТЗ.docx
+++ b/Диплом/ПЗ/ТЗ.docx
@@ -4,6 +4,7 @@
   <w:body>
     <w:p>
       <w:pPr>
+        <w:spacing w:after="0" w:line="360" w:lineRule="auto"/>
         <w:jc w:val="center"/>
         <w:rPr>
           <w:rFonts w:ascii="Times New Roman" w:hAnsi="Times New Roman" w:cs="Times New Roman"/>
@@ -26,95 +27,47 @@
           <w:szCs w:val="28"/>
         </w:rPr>
         <w:br/>
-        <w:t>Н</w:t>
-      </w:r>
-      <w:r>
-        <w:rPr>
-          <w:rFonts w:ascii="Times New Roman" w:hAnsi="Times New Roman" w:cs="Times New Roman"/>
-          <w:sz w:val="28"/>
-          <w:szCs w:val="28"/>
-        </w:rPr>
-        <w:t xml:space="preserve">а разработку </w:t>
-      </w:r>
-      <w:r>
-        <w:rPr>
-          <w:rFonts w:ascii="Times New Roman" w:hAnsi="Times New Roman" w:cs="Times New Roman"/>
-          <w:sz w:val="28"/>
-          <w:szCs w:val="28"/>
-        </w:rPr>
-        <w:t>веб-приложения для ООО «</w:t>
-      </w:r>
-      <w:r>
-        <w:rPr>
-          <w:rFonts w:ascii="Times New Roman" w:hAnsi="Times New Roman" w:cs="Times New Roman"/>
-          <w:sz w:val="28"/>
-          <w:szCs w:val="28"/>
-        </w:rPr>
-        <w:t>БАЙТ</w:t>
-      </w:r>
-      <w:r>
-        <w:rPr>
-          <w:rFonts w:ascii="Times New Roman" w:hAnsi="Times New Roman" w:cs="Times New Roman"/>
-          <w:sz w:val="28"/>
-          <w:szCs w:val="28"/>
-        </w:rPr>
-        <w:t>»</w:t>
+        <w:t>На разработку веб-приложения для ООО «БАЙТ»</w:t>
       </w:r>
     </w:p>
     <w:p>
       <w:pPr>
-        <w:rPr>
-          <w:rFonts w:ascii="Times New Roman" w:hAnsi="Times New Roman" w:cs="Times New Roman"/>
-        </w:rPr>
-      </w:pPr>
-      <w:r>
+        <w:spacing w:before="240" w:after="180" w:line="360" w:lineRule="auto"/>
+        <w:jc w:val="both"/>
         <w:rPr>
           <w:rFonts w:ascii="Times New Roman" w:hAnsi="Times New Roman" w:cs="Times New Roman"/>
           <w:b/>
           <w:bCs/>
         </w:rPr>
+      </w:pPr>
+      <w:r>
+        <w:rPr>
+          <w:rFonts w:ascii="Times New Roman" w:hAnsi="Times New Roman" w:cs="Times New Roman"/>
+          <w:b/>
+          <w:bCs/>
+        </w:rPr>
         <w:t xml:space="preserve">1. Заказчик </w:t>
       </w:r>
     </w:p>
     <w:p>
       <w:pPr>
-        <w:rPr>
-          <w:rFonts w:ascii="Times New Roman" w:hAnsi="Times New Roman" w:cs="Times New Roman"/>
-        </w:rPr>
-      </w:pPr>
-      <w:r>
-        <w:rPr>
-          <w:rFonts w:ascii="Times New Roman" w:hAnsi="Times New Roman" w:cs="Times New Roman"/>
-        </w:rPr>
-        <w:t>К</w:t>
-      </w:r>
-      <w:r>
-        <w:rPr>
-          <w:rFonts w:ascii="Times New Roman" w:hAnsi="Times New Roman" w:cs="Times New Roman"/>
-        </w:rPr>
-        <w:t xml:space="preserve">омпания </w:t>
-      </w:r>
-      <w:r>
-        <w:rPr>
-          <w:rFonts w:ascii="Times New Roman" w:hAnsi="Times New Roman" w:cs="Times New Roman"/>
-        </w:rPr>
-        <w:t>ООО «</w:t>
-      </w:r>
-      <w:r>
-        <w:rPr>
-          <w:rFonts w:ascii="Times New Roman" w:hAnsi="Times New Roman" w:cs="Times New Roman"/>
-        </w:rPr>
-        <w:t>БАЙТ</w:t>
-      </w:r>
-      <w:r>
-        <w:rPr>
-          <w:rFonts w:ascii="Times New Roman" w:hAnsi="Times New Roman" w:cs="Times New Roman"/>
-        </w:rPr>
-        <w:t xml:space="preserve">» </w:t>
+        <w:spacing w:after="0" w:line="360" w:lineRule="auto"/>
+        <w:jc w:val="both"/>
+        <w:rPr>
+          <w:rFonts w:ascii="Times New Roman" w:hAnsi="Times New Roman" w:cs="Times New Roman"/>
+        </w:rPr>
+      </w:pPr>
+      <w:r>
+        <w:rPr>
+          <w:rFonts w:ascii="Times New Roman" w:hAnsi="Times New Roman" w:cs="Times New Roman"/>
+        </w:rPr>
+        <w:t xml:space="preserve">Компания ООО «БАЙТ» </w:t>
       </w:r>
     </w:p>
     <w:p>
       <w:pPr>
+        <w:spacing w:before="240" w:after="180" w:line="360" w:lineRule="auto"/>
+        <w:jc w:val="both"/>
         <w:rPr>
           <w:rFonts w:ascii="Times New Roman" w:hAnsi="Times New Roman" w:cs="Times New Roman"/>
           <w:b/>
@@ -132,6 +85,8 @@
     </w:p>
     <w:p>
       <w:pPr>
+        <w:spacing w:after="0" w:line="360" w:lineRule="auto"/>
+        <w:jc w:val="both"/>
         <w:rPr>
           <w:rFonts w:ascii="Times New Roman" w:hAnsi="Times New Roman" w:cs="Times New Roman"/>
         </w:rPr>
@@ -153,66 +108,70 @@
         <w:rPr>
           <w:rFonts w:ascii="Times New Roman" w:hAnsi="Times New Roman" w:cs="Times New Roman"/>
         </w:rPr>
-        <w:t>-</w:t>
-      </w:r>
-      <w:r>
-        <w:rPr>
-          <w:rFonts w:ascii="Times New Roman" w:hAnsi="Times New Roman" w:cs="Times New Roman"/>
-        </w:rPr>
-        <w:t xml:space="preserve">отдела </w:t>
-      </w:r>
-      <w:r>
-        <w:rPr>
-          <w:rFonts w:ascii="Times New Roman" w:hAnsi="Times New Roman" w:cs="Times New Roman"/>
-        </w:rPr>
-        <w:t>ООО «</w:t>
-      </w:r>
-      <w:r>
-        <w:rPr>
-          <w:rFonts w:ascii="Times New Roman" w:hAnsi="Times New Roman" w:cs="Times New Roman"/>
-        </w:rPr>
-        <w:t>БАЙТ</w:t>
-      </w:r>
-      <w:r>
-        <w:rPr>
-          <w:rFonts w:ascii="Times New Roman" w:hAnsi="Times New Roman" w:cs="Times New Roman"/>
-        </w:rPr>
-        <w:t xml:space="preserve">». </w:t>
-      </w:r>
-      <w:r>
-        <w:rPr>
-          <w:rFonts w:ascii="Times New Roman" w:hAnsi="Times New Roman" w:cs="Times New Roman"/>
-        </w:rPr>
-        <w:t>Целью разработки является создание веб-приложения для администрирования баз данных, включающее возможности клонирования БД и мониторинга.</w:t>
+        <w:t>-отдела ООО «БАЙТ». Целью разработки является создание веб-приложения для администрирования баз данных</w:t>
       </w:r>
       <w:r>
         <w:rPr>
           <w:rFonts w:ascii="Times New Roman" w:hAnsi="Times New Roman" w:cs="Times New Roman"/>
         </w:rPr>
         <w:t xml:space="preserve"> </w:t>
+      </w:r>
+      <w:r>
+        <w:rPr>
+          <w:rFonts w:ascii="Times New Roman" w:hAnsi="Times New Roman" w:cs="Times New Roman"/>
+          <w:lang w:val="en-US"/>
+        </w:rPr>
+        <w:t>Microsoft</w:t>
+      </w:r>
+      <w:r>
+        <w:rPr>
+          <w:rFonts w:ascii="Times New Roman" w:hAnsi="Times New Roman" w:cs="Times New Roman"/>
+        </w:rPr>
+        <w:t xml:space="preserve"> </w:t>
+      </w:r>
+      <w:r>
+        <w:rPr>
+          <w:rFonts w:ascii="Times New Roman" w:hAnsi="Times New Roman" w:cs="Times New Roman"/>
+          <w:lang w:val="en-US"/>
+        </w:rPr>
+        <w:t>SQL</w:t>
+      </w:r>
+      <w:r>
+        <w:rPr>
+          <w:rFonts w:ascii="Times New Roman" w:hAnsi="Times New Roman" w:cs="Times New Roman"/>
+        </w:rPr>
+        <w:t xml:space="preserve">, включающее возможности клонирования БД и мониторинга. </w:t>
       </w:r>
     </w:p>
     <w:p>
       <w:pPr>
-        <w:rPr>
-          <w:rFonts w:ascii="Times New Roman" w:hAnsi="Times New Roman" w:cs="Times New Roman"/>
-        </w:rPr>
-      </w:pPr>
-      <w:r>
+        <w:spacing w:before="240" w:after="180" w:line="360" w:lineRule="auto"/>
+        <w:jc w:val="both"/>
         <w:rPr>
           <w:rFonts w:ascii="Times New Roman" w:hAnsi="Times New Roman" w:cs="Times New Roman"/>
           <w:b/>
           <w:bCs/>
         </w:rPr>
+      </w:pPr>
+      <w:r>
+        <w:rPr>
+          <w:rFonts w:ascii="Times New Roman" w:hAnsi="Times New Roman" w:cs="Times New Roman"/>
+          <w:b/>
+          <w:bCs/>
+        </w:rPr>
         <w:t xml:space="preserve">3. Функциональные требования </w:t>
       </w:r>
     </w:p>
     <w:p>
       <w:pPr>
+        <w:spacing w:before="180" w:after="120" w:line="360" w:lineRule="auto"/>
+        <w:jc w:val="both"/>
         <w:rPr>
           <w:rFonts w:ascii="Times New Roman" w:hAnsi="Times New Roman" w:cs="Times New Roman"/>
           <w:b/>
           <w:bCs/>
+          <w:i/>
+          <w:iCs/>
         </w:rPr>
       </w:pPr>
       <w:r>
@@ -220,62 +179,37 @@
           <w:rFonts w:ascii="Times New Roman" w:hAnsi="Times New Roman" w:cs="Times New Roman"/>
           <w:b/>
           <w:bCs/>
-        </w:rPr>
-        <w:t xml:space="preserve">3.1 Требования к функциональным характеристикам </w:t>
+          <w:i/>
+          <w:iCs/>
+        </w:rPr>
+        <w:t xml:space="preserve">3.1. Архитектура программного продукта  </w:t>
       </w:r>
     </w:p>
     <w:p>
       <w:pPr>
-        <w:rPr>
-          <w:rFonts w:ascii="Times New Roman" w:hAnsi="Times New Roman" w:cs="Times New Roman"/>
-          <w:b/>
-          <w:bCs/>
-        </w:rPr>
-      </w:pPr>
-      <w:r>
-        <w:rPr>
-          <w:rFonts w:ascii="Times New Roman" w:hAnsi="Times New Roman" w:cs="Times New Roman"/>
-          <w:b/>
-          <w:bCs/>
-        </w:rPr>
-        <w:t xml:space="preserve">3.1.1 Архитектура программного продукта  </w:t>
-      </w:r>
-    </w:p>
-    <w:p>
-      <w:pPr>
-        <w:rPr>
-          <w:rFonts w:ascii="Times New Roman" w:hAnsi="Times New Roman" w:cs="Times New Roman"/>
-        </w:rPr>
-      </w:pPr>
-      <w:r>
-        <w:rPr>
-          <w:rFonts w:ascii="Times New Roman" w:hAnsi="Times New Roman" w:cs="Times New Roman"/>
-        </w:rPr>
-        <w:t xml:space="preserve">Программный продукт должен состоять из </w:t>
-      </w:r>
-      <w:r>
-        <w:rPr>
-          <w:rFonts w:ascii="Times New Roman" w:hAnsi="Times New Roman" w:cs="Times New Roman"/>
-        </w:rPr>
-        <w:t>т</w:t>
-      </w:r>
-      <w:r>
-        <w:rPr>
-          <w:rFonts w:ascii="Times New Roman" w:hAnsi="Times New Roman" w:cs="Times New Roman"/>
-        </w:rPr>
-        <w:t>рё</w:t>
-      </w:r>
-      <w:r>
-        <w:rPr>
-          <w:rFonts w:ascii="Times New Roman" w:hAnsi="Times New Roman" w:cs="Times New Roman"/>
-        </w:rPr>
-        <w:t>х</w:t>
-      </w:r>
-      <w:r>
-        <w:rPr>
-          <w:rFonts w:ascii="Times New Roman" w:hAnsi="Times New Roman" w:cs="Times New Roman"/>
-        </w:rPr>
-        <w:t xml:space="preserve"> основных компонентов:  </w:t>
+        <w:spacing w:after="0" w:line="360" w:lineRule="auto"/>
+        <w:jc w:val="both"/>
+        <w:rPr>
+          <w:rFonts w:ascii="Times New Roman" w:hAnsi="Times New Roman" w:cs="Times New Roman"/>
+        </w:rPr>
+      </w:pPr>
+      <w:r>
+        <w:rPr>
+          <w:rFonts w:ascii="Times New Roman" w:hAnsi="Times New Roman" w:cs="Times New Roman"/>
+        </w:rPr>
+        <w:t xml:space="preserve">Программный продукт должен состоять из трёх основных </w:t>
+      </w:r>
+      <w:r>
+        <w:rPr>
+          <w:rFonts w:ascii="Times New Roman" w:hAnsi="Times New Roman" w:cs="Times New Roman"/>
+        </w:rPr>
+        <w:t>компонентов:</w:t>
+      </w:r>
+      <w:r>
+        <w:rPr>
+          <w:rFonts w:ascii="Times New Roman" w:hAnsi="Times New Roman" w:cs="Times New Roman"/>
+        </w:rPr>
+        <w:t xml:space="preserve">  </w:t>
       </w:r>
     </w:p>
     <w:p>
@@ -283,23 +217,19 @@
         <w:pStyle w:val="a7"/>
         <w:numPr>
           <w:ilvl w:val="0"/>
-          <w:numId w:val="3"/>
+          <w:numId w:val="41"/>
         </w:numPr>
-        <w:rPr>
-          <w:rFonts w:ascii="Times New Roman" w:hAnsi="Times New Roman" w:cs="Times New Roman"/>
-        </w:rPr>
-      </w:pPr>
-      <w:r>
-        <w:rPr>
-          <w:rFonts w:ascii="Times New Roman" w:hAnsi="Times New Roman" w:cs="Times New Roman"/>
-        </w:rPr>
-        <w:t>Веб</w:t>
-      </w:r>
-      <w:r>
-        <w:rPr>
-          <w:rFonts w:ascii="Times New Roman" w:hAnsi="Times New Roman" w:cs="Times New Roman"/>
-        </w:rPr>
-        <w:t xml:space="preserve">-клиент </w:t>
+        <w:spacing w:after="0" w:line="360" w:lineRule="auto"/>
+        <w:jc w:val="both"/>
+        <w:rPr>
+          <w:rFonts w:ascii="Times New Roman" w:hAnsi="Times New Roman" w:cs="Times New Roman"/>
+        </w:rPr>
+      </w:pPr>
+      <w:r>
+        <w:rPr>
+          <w:rFonts w:ascii="Times New Roman" w:hAnsi="Times New Roman" w:cs="Times New Roman"/>
+        </w:rPr>
+        <w:t xml:space="preserve">Веб-клиент </w:t>
       </w:r>
       <w:r>
         <w:rPr>
@@ -311,19 +241,13 @@
         <w:rPr>
           <w:rFonts w:ascii="Times New Roman" w:hAnsi="Times New Roman" w:cs="Times New Roman"/>
         </w:rPr>
-        <w:t xml:space="preserve"> централизованная пользовательская оболочка</w:t>
-      </w:r>
-      <w:r>
-        <w:rPr>
-          <w:rFonts w:ascii="Times New Roman" w:hAnsi="Times New Roman" w:cs="Times New Roman"/>
-        </w:rPr>
-        <w:t xml:space="preserve">. </w:t>
-      </w:r>
-      <w:r>
-        <w:rPr>
-          <w:rFonts w:ascii="Times New Roman" w:hAnsi="Times New Roman" w:cs="Times New Roman"/>
-        </w:rPr>
-        <w:t>Предоставляет пользователю интерфейс для</w:t>
+        <w:t xml:space="preserve"> клиентская часть приложения. </w:t>
+      </w:r>
+      <w:r>
+        <w:rPr>
+          <w:rFonts w:ascii="Times New Roman" w:hAnsi="Times New Roman" w:cs="Times New Roman"/>
+        </w:rPr>
+        <w:t>Должна предоставлять пользователю интерфейс для запуска операций</w:t>
       </w:r>
       <w:r>
         <w:rPr>
@@ -335,25 +259,55 @@
         <w:rPr>
           <w:rFonts w:ascii="Times New Roman" w:hAnsi="Times New Roman" w:cs="Times New Roman"/>
         </w:rPr>
-        <w:t>запуска операций клонирования, удаления</w:t>
-      </w:r>
-      <w:r>
-        <w:rPr>
-          <w:rFonts w:ascii="Times New Roman" w:hAnsi="Times New Roman" w:cs="Times New Roman"/>
-        </w:rPr>
-        <w:t xml:space="preserve">, создания, </w:t>
-      </w:r>
-      <w:r>
-        <w:rPr>
-          <w:rFonts w:ascii="Times New Roman" w:hAnsi="Times New Roman" w:cs="Times New Roman"/>
-        </w:rPr>
-        <w:t>мониторинга</w:t>
-      </w:r>
-      <w:r>
-        <w:rPr>
-          <w:rFonts w:ascii="Times New Roman" w:hAnsi="Times New Roman" w:cs="Times New Roman"/>
-        </w:rPr>
-        <w:t xml:space="preserve"> с выбором целевого сервера.</w:t>
+        <w:t>создания</w:t>
+      </w:r>
+      <w:r>
+        <w:rPr>
+          <w:rFonts w:ascii="Times New Roman" w:hAnsi="Times New Roman" w:cs="Times New Roman"/>
+        </w:rPr>
+        <w:t>,</w:t>
+      </w:r>
+      <w:r>
+        <w:rPr>
+          <w:rFonts w:ascii="Times New Roman" w:hAnsi="Times New Roman" w:cs="Times New Roman"/>
+        </w:rPr>
+        <w:t xml:space="preserve"> </w:t>
+      </w:r>
+      <w:r>
+        <w:rPr>
+          <w:rFonts w:ascii="Times New Roman" w:hAnsi="Times New Roman" w:cs="Times New Roman"/>
+        </w:rPr>
+        <w:t>удаления</w:t>
+      </w:r>
+      <w:r>
+        <w:rPr>
+          <w:rFonts w:ascii="Times New Roman" w:hAnsi="Times New Roman" w:cs="Times New Roman"/>
+        </w:rPr>
+        <w:t xml:space="preserve"> </w:t>
+      </w:r>
+      <w:r>
+        <w:rPr>
+          <w:rFonts w:ascii="Times New Roman" w:hAnsi="Times New Roman" w:cs="Times New Roman"/>
+        </w:rPr>
+        <w:t xml:space="preserve">клонов и образов с </w:t>
+      </w:r>
+      <w:r>
+        <w:rPr>
+          <w:rFonts w:ascii="Times New Roman" w:hAnsi="Times New Roman" w:cs="Times New Roman"/>
+        </w:rPr>
+        <w:t>возможностью выбора целевого SQL-сервера</w:t>
+      </w:r>
+      <w:r>
+        <w:rPr>
+          <w:rFonts w:ascii="Times New Roman" w:hAnsi="Times New Roman" w:cs="Times New Roman"/>
+        </w:rPr>
+        <w:t xml:space="preserve"> для работы</w:t>
+      </w:r>
+      <w:r>
+        <w:rPr>
+          <w:rFonts w:ascii="Times New Roman" w:hAnsi="Times New Roman" w:cs="Times New Roman"/>
+        </w:rPr>
+        <w:t>.</w:t>
       </w:r>
     </w:p>
     <w:p>
@@ -361,71 +315,31 @@
         <w:pStyle w:val="a7"/>
         <w:numPr>
           <w:ilvl w:val="0"/>
-          <w:numId w:val="3"/>
+          <w:numId w:val="41"/>
         </w:numPr>
-        <w:rPr>
-          <w:rFonts w:ascii="Times New Roman" w:hAnsi="Times New Roman" w:cs="Times New Roman"/>
-        </w:rPr>
-      </w:pPr>
-      <w:r>
-        <w:rPr>
-          <w:rFonts w:ascii="Times New Roman" w:hAnsi="Times New Roman" w:cs="Times New Roman"/>
-        </w:rPr>
-        <w:t xml:space="preserve">Бэкенд </w:t>
-      </w:r>
-      <w:r>
-        <w:rPr>
-          <w:rFonts w:ascii="Times New Roman" w:hAnsi="Times New Roman" w:cs="Times New Roman"/>
-        </w:rPr>
-        <w:t>-</w:t>
-      </w:r>
-      <w:r>
-        <w:rPr>
-          <w:rFonts w:ascii="Times New Roman" w:hAnsi="Times New Roman" w:cs="Times New Roman"/>
-        </w:rPr>
-        <w:t xml:space="preserve"> серверная часть приложени</w:t>
-      </w:r>
-      <w:r>
-        <w:rPr>
-          <w:rFonts w:ascii="Times New Roman" w:hAnsi="Times New Roman" w:cs="Times New Roman"/>
-        </w:rPr>
-        <w:t>я</w:t>
-      </w:r>
-      <w:r>
-        <w:rPr>
-          <w:rFonts w:ascii="Times New Roman" w:hAnsi="Times New Roman" w:cs="Times New Roman"/>
-        </w:rPr>
-        <w:t>. Обеспечивает</w:t>
-      </w:r>
-      <w:r>
-        <w:rPr>
-          <w:rFonts w:ascii="Times New Roman" w:hAnsi="Times New Roman" w:cs="Times New Roman"/>
-        </w:rPr>
-        <w:t xml:space="preserve"> </w:t>
-      </w:r>
-      <w:r>
-        <w:rPr>
-          <w:rFonts w:ascii="Times New Roman" w:hAnsi="Times New Roman" w:cs="Times New Roman"/>
-        </w:rPr>
-        <w:t>маршрутизацию запросов от веб-клиента</w:t>
-      </w:r>
-      <w:r>
-        <w:rPr>
-          <w:rFonts w:ascii="Times New Roman" w:hAnsi="Times New Roman" w:cs="Times New Roman"/>
-        </w:rPr>
-        <w:t xml:space="preserve">, </w:t>
-      </w:r>
-      <w:r>
-        <w:rPr>
-          <w:rFonts w:ascii="Times New Roman" w:hAnsi="Times New Roman" w:cs="Times New Roman"/>
-        </w:rPr>
-        <w:t>пересылку команд от пользователя к соответствующему агенту</w:t>
-      </w:r>
-      <w:r>
-        <w:rPr>
-          <w:rFonts w:ascii="Times New Roman" w:hAnsi="Times New Roman" w:cs="Times New Roman"/>
-        </w:rPr>
-        <w:t xml:space="preserve"> и передачу результатов операций обратно веб-клиенту</w:t>
+        <w:spacing w:after="0" w:line="360" w:lineRule="auto"/>
+        <w:jc w:val="both"/>
+        <w:rPr>
+          <w:rFonts w:ascii="Times New Roman" w:hAnsi="Times New Roman" w:cs="Times New Roman"/>
+        </w:rPr>
+      </w:pPr>
+      <w:r>
+        <w:rPr>
+          <w:rFonts w:ascii="Times New Roman" w:hAnsi="Times New Roman" w:cs="Times New Roman"/>
+        </w:rPr>
+        <w:t xml:space="preserve">Бэкенд - </w:t>
+      </w:r>
+      <w:r>
+        <w:rPr>
+          <w:rFonts w:ascii="Times New Roman" w:hAnsi="Times New Roman" w:cs="Times New Roman"/>
+        </w:rPr>
+        <w:t xml:space="preserve">серверная часть приложения. </w:t>
+      </w:r>
+      <w:r>
+        <w:rPr>
+          <w:rFonts w:ascii="Times New Roman" w:hAnsi="Times New Roman" w:cs="Times New Roman"/>
+        </w:rPr>
+        <w:t>Должен обеспечивать маршрутизацию запросов от веб-клиента, пересылку команд к соответствующему агенту, передачу результатов операций обратно в веб-интерфейс, а также обработку и проверку учётных данных при авторизации пользователя.</w:t>
       </w:r>
     </w:p>
     <w:p>
@@ -433,71 +347,47 @@
         <w:pStyle w:val="a7"/>
         <w:numPr>
           <w:ilvl w:val="0"/>
-          <w:numId w:val="3"/>
+          <w:numId w:val="41"/>
         </w:numPr>
-        <w:rPr>
-          <w:rFonts w:ascii="Times New Roman" w:hAnsi="Times New Roman" w:cs="Times New Roman"/>
-        </w:rPr>
-      </w:pPr>
-      <w:r>
-        <w:rPr>
-          <w:rFonts w:ascii="Times New Roman" w:hAnsi="Times New Roman" w:cs="Times New Roman"/>
-        </w:rPr>
-        <w:t xml:space="preserve">Агент </w:t>
-      </w:r>
-      <w:r>
-        <w:rPr>
-          <w:rFonts w:ascii="Times New Roman" w:hAnsi="Times New Roman" w:cs="Times New Roman"/>
-        </w:rPr>
-        <w:t>-</w:t>
-      </w:r>
-      <w:r>
-        <w:rPr>
-          <w:rFonts w:ascii="Times New Roman" w:hAnsi="Times New Roman" w:cs="Times New Roman"/>
-        </w:rPr>
-        <w:t xml:space="preserve"> </w:t>
-      </w:r>
-      <w:r>
-        <w:rPr>
-          <w:rFonts w:ascii="Times New Roman" w:hAnsi="Times New Roman" w:cs="Times New Roman"/>
-        </w:rPr>
-        <w:t>фоновая служба</w:t>
-      </w:r>
-      <w:r>
-        <w:rPr>
-          <w:rFonts w:ascii="Times New Roman" w:hAnsi="Times New Roman" w:cs="Times New Roman"/>
-        </w:rPr>
-        <w:t>, развёрнут</w:t>
-      </w:r>
-      <w:r>
-        <w:rPr>
-          <w:rFonts w:ascii="Times New Roman" w:hAnsi="Times New Roman" w:cs="Times New Roman"/>
-        </w:rPr>
-        <w:t xml:space="preserve">ая </w:t>
-      </w:r>
-      <w:r>
-        <w:rPr>
-          <w:rFonts w:ascii="Times New Roman" w:hAnsi="Times New Roman" w:cs="Times New Roman"/>
-        </w:rPr>
-        <w:t>на каждом отслеживаемом SQL-сервере</w:t>
-      </w:r>
-      <w:r>
-        <w:rPr>
-          <w:rFonts w:ascii="Times New Roman" w:hAnsi="Times New Roman" w:cs="Times New Roman"/>
-        </w:rPr>
-        <w:t>. О</w:t>
-      </w:r>
-      <w:r>
-        <w:rPr>
-          <w:rFonts w:ascii="Times New Roman" w:hAnsi="Times New Roman" w:cs="Times New Roman"/>
-        </w:rPr>
-        <w:t>твечает за выполнение всех операций с базами данных и VHD-файлами, а также за предоставление актуальной информации о состоянии образов и клонов.</w:t>
+        <w:spacing w:after="0" w:line="360" w:lineRule="auto"/>
+        <w:jc w:val="both"/>
+        <w:rPr>
+          <w:rFonts w:ascii="Times New Roman" w:hAnsi="Times New Roman" w:cs="Times New Roman"/>
+        </w:rPr>
+      </w:pPr>
+      <w:r>
+        <w:rPr>
+          <w:rFonts w:ascii="Times New Roman" w:hAnsi="Times New Roman" w:cs="Times New Roman"/>
+        </w:rPr>
+        <w:t xml:space="preserve">Агент - программный модуль, размещаемый на целевом SQL-сервере. </w:t>
+      </w:r>
+      <w:r>
+        <w:rPr>
+          <w:rFonts w:ascii="Times New Roman" w:hAnsi="Times New Roman" w:cs="Times New Roman"/>
+        </w:rPr>
+        <w:t xml:space="preserve">Должен выполнять операции создания, удаления образов и клонов </w:t>
+      </w:r>
+      <w:r>
+        <w:rPr>
+          <w:rFonts w:ascii="Times New Roman" w:hAnsi="Times New Roman" w:cs="Times New Roman"/>
+        </w:rPr>
+        <w:t>на том SQL-сервере, где он развёрнут</w:t>
+      </w:r>
+      <w:r>
+        <w:rPr>
+          <w:rFonts w:ascii="Times New Roman" w:hAnsi="Times New Roman" w:cs="Times New Roman"/>
+        </w:rPr>
+        <w:t>, а также предоставлять данные о состоянии по запросу от серверной части приложения.</w:t>
       </w:r>
     </w:p>
     <w:p>
       <w:pPr>
-        <w:rPr>
-          <w:rFonts w:ascii="Times New Roman" w:hAnsi="Times New Roman" w:cs="Times New Roman"/>
+        <w:spacing w:before="240" w:after="180" w:line="360" w:lineRule="auto"/>
+        <w:jc w:val="both"/>
+        <w:rPr>
+          <w:rFonts w:ascii="Times New Roman" w:hAnsi="Times New Roman" w:cs="Times New Roman"/>
+          <w:i/>
+          <w:iCs/>
         </w:rPr>
       </w:pPr>
       <w:r>
@@ -505,32 +395,117 @@
           <w:rFonts w:ascii="Times New Roman" w:hAnsi="Times New Roman" w:cs="Times New Roman"/>
           <w:b/>
           <w:bCs/>
-        </w:rPr>
-        <w:t>3.1.</w:t>
-      </w:r>
+          <w:i/>
+          <w:iCs/>
+        </w:rPr>
+        <w:t xml:space="preserve">3.2. Выбор сервера для работы </w:t>
+      </w:r>
+    </w:p>
+    <w:p>
+      <w:pPr>
+        <w:spacing w:after="0" w:line="360" w:lineRule="auto"/>
+        <w:jc w:val="both"/>
+        <w:rPr>
+          <w:rFonts w:ascii="Times New Roman" w:hAnsi="Times New Roman" w:cs="Times New Roman"/>
+        </w:rPr>
+      </w:pPr>
+      <w:r>
+        <w:rPr>
+          <w:rFonts w:ascii="Times New Roman" w:hAnsi="Times New Roman" w:cs="Times New Roman"/>
+        </w:rPr>
+        <w:t xml:space="preserve">Пользователь должен выбирать целевой сервер из </w:t>
+      </w:r>
+      <w:r>
+        <w:rPr>
+          <w:rFonts w:ascii="Times New Roman" w:hAnsi="Times New Roman" w:cs="Times New Roman"/>
+        </w:rPr>
+        <w:t xml:space="preserve">выпадающего </w:t>
+      </w:r>
+      <w:r>
+        <w:rPr>
+          <w:rFonts w:ascii="Times New Roman" w:hAnsi="Times New Roman" w:cs="Times New Roman"/>
+        </w:rPr>
+        <w:t xml:space="preserve">списка для работы. </w:t>
+      </w:r>
+      <w:r>
+        <w:rPr>
+          <w:rFonts w:ascii="Times New Roman" w:hAnsi="Times New Roman" w:cs="Times New Roman"/>
+        </w:rPr>
+        <w:t xml:space="preserve">Для </w:t>
+      </w:r>
+      <w:r>
+        <w:rPr>
+          <w:rFonts w:ascii="Times New Roman" w:hAnsi="Times New Roman" w:cs="Times New Roman"/>
+        </w:rPr>
+        <w:t xml:space="preserve">этого бэкенд должен собирать список всех развёрнутых агентов и </w:t>
+      </w:r>
+      <w:r>
+        <w:rPr>
+          <w:rFonts w:ascii="Times New Roman" w:hAnsi="Times New Roman" w:cs="Times New Roman"/>
+        </w:rPr>
+        <w:t xml:space="preserve">предоставлять </w:t>
+      </w:r>
+      <w:r>
+        <w:rPr>
+          <w:rFonts w:ascii="Times New Roman" w:hAnsi="Times New Roman" w:cs="Times New Roman"/>
+        </w:rPr>
+        <w:t xml:space="preserve">его веб-клиенту. Веб-клиент должен отображать выпадающий список доступных SQL-серверов. </w:t>
+      </w:r>
+    </w:p>
+    <w:p>
+      <w:pPr>
+        <w:spacing w:before="240" w:after="180" w:line="360" w:lineRule="auto"/>
+        <w:jc w:val="both"/>
+        <w:rPr>
+          <w:rFonts w:ascii="Times New Roman" w:hAnsi="Times New Roman" w:cs="Times New Roman"/>
+          <w:i/>
+          <w:iCs/>
+        </w:rPr>
+      </w:pPr>
       <w:r>
         <w:rPr>
           <w:rFonts w:ascii="Times New Roman" w:hAnsi="Times New Roman" w:cs="Times New Roman"/>
           <w:b/>
           <w:bCs/>
-        </w:rPr>
-        <w:t>2</w:t>
+          <w:i/>
+          <w:iCs/>
+        </w:rPr>
+        <w:t>3.</w:t>
       </w:r>
       <w:r>
         <w:rPr>
           <w:rFonts w:ascii="Times New Roman" w:hAnsi="Times New Roman" w:cs="Times New Roman"/>
           <w:b/>
           <w:bCs/>
-        </w:rPr>
-        <w:tab/>
+          <w:i/>
+          <w:iCs/>
+        </w:rPr>
+        <w:t>3.</w:t>
       </w:r>
       <w:r>
         <w:rPr>
           <w:rFonts w:ascii="Times New Roman" w:hAnsi="Times New Roman" w:cs="Times New Roman"/>
           <w:b/>
           <w:bCs/>
-        </w:rPr>
-        <w:t>Настройка Агента</w:t>
+          <w:i/>
+          <w:iCs/>
+        </w:rPr>
+        <w:t xml:space="preserve"> Создание образа </w:t>
+      </w:r>
+    </w:p>
+    <w:p>
+      <w:pPr>
+        <w:spacing w:after="0" w:line="360" w:lineRule="auto"/>
+        <w:jc w:val="both"/>
+        <w:rPr>
+          <w:rFonts w:ascii="Times New Roman" w:hAnsi="Times New Roman" w:cs="Times New Roman"/>
+        </w:rPr>
+      </w:pPr>
+      <w:r>
+        <w:rPr>
+          <w:rFonts w:ascii="Times New Roman" w:hAnsi="Times New Roman" w:cs="Times New Roman"/>
+        </w:rPr>
+        <w:t>При нажатии кнопки «Создать образ</w:t>
       </w:r>
       <w:r>
         <w:rPr>
@@ -538,162 +513,102 @@
           <w:b/>
           <w:bCs/>
         </w:rPr>
+        <w:t>»</w:t>
+      </w:r>
+      <w:r>
+        <w:rPr>
+          <w:rFonts w:ascii="Times New Roman" w:hAnsi="Times New Roman" w:cs="Times New Roman"/>
+        </w:rPr>
+        <w:t xml:space="preserve"> веб-клиент</w:t>
+      </w:r>
+      <w:r>
+        <w:rPr>
+          <w:rFonts w:ascii="Times New Roman" w:hAnsi="Times New Roman" w:cs="Times New Roman"/>
+        </w:rPr>
         <w:t xml:space="preserve"> </w:t>
+      </w:r>
+      <w:r>
+        <w:rPr>
+          <w:rFonts w:ascii="Times New Roman" w:hAnsi="Times New Roman" w:cs="Times New Roman"/>
+        </w:rPr>
+        <w:t>должен</w:t>
+      </w:r>
+      <w:r>
+        <w:rPr>
+          <w:rFonts w:ascii="Times New Roman" w:hAnsi="Times New Roman" w:cs="Times New Roman"/>
+        </w:rPr>
+        <w:t xml:space="preserve"> </w:t>
+      </w:r>
+      <w:r>
+        <w:rPr>
+          <w:rFonts w:ascii="Times New Roman" w:hAnsi="Times New Roman" w:cs="Times New Roman"/>
+        </w:rPr>
+        <w:t>формировать</w:t>
+      </w:r>
+      <w:r>
+        <w:rPr>
+          <w:rFonts w:ascii="Times New Roman" w:hAnsi="Times New Roman" w:cs="Times New Roman"/>
+        </w:rPr>
+        <w:t xml:space="preserve"> и </w:t>
+      </w:r>
+      <w:r>
+        <w:rPr>
+          <w:rFonts w:ascii="Times New Roman" w:hAnsi="Times New Roman" w:cs="Times New Roman"/>
+        </w:rPr>
+        <w:t>отправлять</w:t>
+      </w:r>
+      <w:r>
+        <w:rPr>
+          <w:rFonts w:ascii="Times New Roman" w:hAnsi="Times New Roman" w:cs="Times New Roman"/>
+        </w:rPr>
+        <w:t xml:space="preserve"> бэкенду параметры, указанные пользователем</w:t>
+      </w:r>
+      <w:r>
+        <w:rPr>
+          <w:rFonts w:ascii="Times New Roman" w:hAnsi="Times New Roman" w:cs="Times New Roman"/>
+        </w:rPr>
+        <w:t xml:space="preserve">. </w:t>
+      </w:r>
+      <w:r>
+        <w:rPr>
+          <w:rFonts w:ascii="Times New Roman" w:hAnsi="Times New Roman" w:cs="Times New Roman"/>
+        </w:rPr>
+        <w:t>Бэкенд</w:t>
+      </w:r>
+      <w:r>
+        <w:rPr>
+          <w:rFonts w:ascii="Times New Roman" w:hAnsi="Times New Roman" w:cs="Times New Roman"/>
+        </w:rPr>
+        <w:t xml:space="preserve"> должен</w:t>
+      </w:r>
+      <w:r>
+        <w:rPr>
+          <w:rFonts w:ascii="Times New Roman" w:hAnsi="Times New Roman" w:cs="Times New Roman"/>
+        </w:rPr>
+        <w:t xml:space="preserve"> </w:t>
+      </w:r>
+      <w:r>
+        <w:rPr>
+          <w:rFonts w:ascii="Times New Roman" w:hAnsi="Times New Roman" w:cs="Times New Roman"/>
+        </w:rPr>
+        <w:t>передавать</w:t>
+      </w:r>
+      <w:r>
+        <w:rPr>
+          <w:rFonts w:ascii="Times New Roman" w:hAnsi="Times New Roman" w:cs="Times New Roman"/>
+        </w:rPr>
+        <w:t xml:space="preserve"> полученные параметры агенту, развёрнутому на выбранном SQL-сервере. </w:t>
+      </w:r>
+      <w:r>
+        <w:rPr>
+          <w:rFonts w:ascii="Times New Roman" w:hAnsi="Times New Roman" w:cs="Times New Roman"/>
+        </w:rPr>
+        <w:t>После выполнения операции агент должен возвращать результат бэкенду, который должен передавать его веб-клиенту для отображения пользователю.</w:t>
       </w:r>
     </w:p>
     <w:p>
       <w:pPr>
-        <w:rPr>
-          <w:rFonts w:ascii="Times New Roman" w:hAnsi="Times New Roman" w:cs="Times New Roman"/>
-        </w:rPr>
-      </w:pPr>
-      <w:r>
-        <w:rPr>
-          <w:rFonts w:ascii="Times New Roman" w:hAnsi="Times New Roman" w:cs="Times New Roman"/>
-        </w:rPr>
-        <w:t>Агент должен настраиваться вручную администратором на целевом сервере</w:t>
-      </w:r>
-      <w:r>
-        <w:rPr>
-          <w:rFonts w:ascii="Times New Roman" w:hAnsi="Times New Roman" w:cs="Times New Roman"/>
-        </w:rPr>
-        <w:t>.</w:t>
-      </w:r>
-      <w:r>
-        <w:rPr>
-          <w:rFonts w:ascii="Times New Roman" w:hAnsi="Times New Roman" w:cs="Times New Roman"/>
-        </w:rPr>
-        <w:t xml:space="preserve"> </w:t>
-      </w:r>
-      <w:r>
-        <w:rPr>
-          <w:rFonts w:ascii="Times New Roman" w:hAnsi="Times New Roman" w:cs="Times New Roman"/>
-        </w:rPr>
-        <w:t>Для работы д</w:t>
-      </w:r>
-      <w:r>
-        <w:rPr>
-          <w:rFonts w:ascii="Times New Roman" w:hAnsi="Times New Roman" w:cs="Times New Roman"/>
-        </w:rPr>
-        <w:t>олжны задаваться следующие параметры</w:t>
-      </w:r>
-      <w:r>
-        <w:rPr>
-          <w:rFonts w:ascii="Times New Roman" w:hAnsi="Times New Roman" w:cs="Times New Roman"/>
-        </w:rPr>
-        <w:t xml:space="preserve">: </w:t>
-      </w:r>
-      <w:r>
-        <w:rPr>
-          <w:rFonts w:ascii="Times New Roman" w:hAnsi="Times New Roman" w:cs="Times New Roman"/>
-        </w:rPr>
-        <w:t>сервер службы,</w:t>
-      </w:r>
-      <w:r>
-        <w:rPr>
-          <w:rFonts w:ascii="Times New Roman" w:hAnsi="Times New Roman" w:cs="Times New Roman"/>
-        </w:rPr>
-        <w:t xml:space="preserve"> строка подключения к</w:t>
-      </w:r>
-      <w:r>
-        <w:rPr>
-          <w:rFonts w:ascii="Times New Roman" w:hAnsi="Times New Roman" w:cs="Times New Roman"/>
-        </w:rPr>
-        <w:t xml:space="preserve"> </w:t>
-      </w:r>
-      <w:r>
-        <w:rPr>
-          <w:rFonts w:ascii="Times New Roman" w:hAnsi="Times New Roman" w:cs="Times New Roman"/>
-          <w:lang w:val="en-US"/>
-        </w:rPr>
-        <w:t>SQL</w:t>
-      </w:r>
-      <w:r>
-        <w:rPr>
-          <w:rFonts w:ascii="Times New Roman" w:hAnsi="Times New Roman" w:cs="Times New Roman"/>
-        </w:rPr>
-        <w:t>-</w:t>
-      </w:r>
-      <w:r>
-        <w:rPr>
-          <w:rFonts w:ascii="Times New Roman" w:hAnsi="Times New Roman" w:cs="Times New Roman"/>
-        </w:rPr>
-        <w:t>сервер</w:t>
-      </w:r>
-      <w:r>
-        <w:rPr>
-          <w:rFonts w:ascii="Times New Roman" w:hAnsi="Times New Roman" w:cs="Times New Roman"/>
-        </w:rPr>
-        <w:t>у</w:t>
-      </w:r>
-      <w:r>
-        <w:rPr>
-          <w:rFonts w:ascii="Times New Roman" w:hAnsi="Times New Roman" w:cs="Times New Roman"/>
-        </w:rPr>
-        <w:t xml:space="preserve">. </w:t>
-      </w:r>
-      <w:r>
-        <w:rPr>
-          <w:rFonts w:ascii="Times New Roman" w:hAnsi="Times New Roman" w:cs="Times New Roman"/>
-        </w:rPr>
-        <w:t>Служба агента должна поддерживать запуск и остановк</w:t>
-      </w:r>
-      <w:r>
-        <w:rPr>
-          <w:rFonts w:ascii="Times New Roman" w:hAnsi="Times New Roman" w:cs="Times New Roman"/>
-        </w:rPr>
-        <w:t>у.</w:t>
-      </w:r>
-    </w:p>
-    <w:p>
-      <w:pPr>
-        <w:rPr>
-          <w:rFonts w:ascii="Times New Roman" w:hAnsi="Times New Roman" w:cs="Times New Roman"/>
-        </w:rPr>
-      </w:pPr>
-      <w:r>
-        <w:rPr>
-          <w:rFonts w:ascii="Times New Roman" w:hAnsi="Times New Roman" w:cs="Times New Roman"/>
-          <w:b/>
-          <w:bCs/>
-        </w:rPr>
-        <w:t>3.1.</w:t>
-      </w:r>
-      <w:r>
-        <w:rPr>
-          <w:rFonts w:ascii="Times New Roman" w:hAnsi="Times New Roman" w:cs="Times New Roman"/>
-          <w:b/>
-          <w:bCs/>
-        </w:rPr>
-        <w:t>3</w:t>
-      </w:r>
-      <w:r>
-        <w:rPr>
-          <w:rFonts w:ascii="Times New Roman" w:hAnsi="Times New Roman" w:cs="Times New Roman"/>
-          <w:b/>
-          <w:bCs/>
-        </w:rPr>
-        <w:tab/>
-      </w:r>
-      <w:r>
-        <w:rPr>
-          <w:rFonts w:ascii="Times New Roman" w:hAnsi="Times New Roman" w:cs="Times New Roman"/>
-          <w:b/>
-          <w:bCs/>
-        </w:rPr>
-        <w:t>Выбор сервера для работы</w:t>
-      </w:r>
-      <w:r>
-        <w:rPr>
-          <w:rFonts w:ascii="Times New Roman" w:hAnsi="Times New Roman" w:cs="Times New Roman"/>
-          <w:b/>
-          <w:bCs/>
-        </w:rPr>
-        <w:t xml:space="preserve"> </w:t>
-      </w:r>
-    </w:p>
-    <w:p>
-      <w:pPr>
+        <w:spacing w:after="0" w:line="360" w:lineRule="auto"/>
         <w:jc w:val="both"/>
         <w:rPr>
           <w:rFonts w:ascii="Times New Roman" w:hAnsi="Times New Roman" w:cs="Times New Roman"/>
@@ -703,323 +618,7 @@
         <w:rPr>
           <w:rFonts w:ascii="Times New Roman" w:hAnsi="Times New Roman" w:cs="Times New Roman"/>
         </w:rPr>
-        <w:t>Пользователь</w:t>
-      </w:r>
-      <w:r>
-        <w:rPr>
-          <w:rFonts w:ascii="Times New Roman" w:hAnsi="Times New Roman" w:cs="Times New Roman"/>
-        </w:rPr>
-        <w:t xml:space="preserve"> должен</w:t>
-      </w:r>
-      <w:r>
-        <w:rPr>
-          <w:rFonts w:ascii="Times New Roman" w:hAnsi="Times New Roman" w:cs="Times New Roman"/>
-        </w:rPr>
-        <w:t xml:space="preserve"> выбира</w:t>
-      </w:r>
-      <w:r>
-        <w:rPr>
-          <w:rFonts w:ascii="Times New Roman" w:hAnsi="Times New Roman" w:cs="Times New Roman"/>
-        </w:rPr>
-        <w:t>ть</w:t>
-      </w:r>
-      <w:r>
-        <w:rPr>
-          <w:rFonts w:ascii="Times New Roman" w:hAnsi="Times New Roman" w:cs="Times New Roman"/>
-        </w:rPr>
-        <w:t xml:space="preserve"> целевой сервер из списка для </w:t>
-      </w:r>
-      <w:r>
-        <w:rPr>
-          <w:rFonts w:ascii="Times New Roman" w:hAnsi="Times New Roman" w:cs="Times New Roman"/>
-        </w:rPr>
-        <w:t>работы. Для этого бэ</w:t>
-      </w:r>
-      <w:r>
-        <w:rPr>
-          <w:rFonts w:ascii="Times New Roman" w:hAnsi="Times New Roman" w:cs="Times New Roman"/>
-        </w:rPr>
-        <w:t>кенд</w:t>
-      </w:r>
-      <w:r>
-        <w:rPr>
-          <w:rFonts w:ascii="Times New Roman" w:hAnsi="Times New Roman" w:cs="Times New Roman"/>
-        </w:rPr>
-        <w:t xml:space="preserve"> должен</w:t>
-      </w:r>
-      <w:r>
-        <w:rPr>
-          <w:rFonts w:ascii="Times New Roman" w:hAnsi="Times New Roman" w:cs="Times New Roman"/>
-        </w:rPr>
-        <w:t xml:space="preserve"> </w:t>
-      </w:r>
-      <w:r>
-        <w:rPr>
-          <w:rFonts w:ascii="Times New Roman" w:hAnsi="Times New Roman" w:cs="Times New Roman"/>
-        </w:rPr>
-        <w:t>собир</w:t>
-      </w:r>
-      <w:r>
-        <w:rPr>
-          <w:rFonts w:ascii="Times New Roman" w:hAnsi="Times New Roman" w:cs="Times New Roman"/>
-        </w:rPr>
-        <w:t>а</w:t>
-      </w:r>
-      <w:r>
-        <w:rPr>
-          <w:rFonts w:ascii="Times New Roman" w:hAnsi="Times New Roman" w:cs="Times New Roman"/>
-        </w:rPr>
-        <w:t>т</w:t>
-      </w:r>
-      <w:r>
-        <w:rPr>
-          <w:rFonts w:ascii="Times New Roman" w:hAnsi="Times New Roman" w:cs="Times New Roman"/>
-        </w:rPr>
-        <w:t>ь</w:t>
-      </w:r>
-      <w:r>
-        <w:rPr>
-          <w:rFonts w:ascii="Times New Roman" w:hAnsi="Times New Roman" w:cs="Times New Roman"/>
-        </w:rPr>
-        <w:t xml:space="preserve"> список всех </w:t>
-      </w:r>
-      <w:r>
-        <w:rPr>
-          <w:rFonts w:ascii="Times New Roman" w:hAnsi="Times New Roman" w:cs="Times New Roman"/>
-        </w:rPr>
-        <w:t>развёрнутых</w:t>
-      </w:r>
-      <w:r>
-        <w:rPr>
-          <w:rFonts w:ascii="Times New Roman" w:hAnsi="Times New Roman" w:cs="Times New Roman"/>
-        </w:rPr>
-        <w:t xml:space="preserve"> агентов</w:t>
-      </w:r>
-      <w:r>
-        <w:rPr>
-          <w:rFonts w:ascii="Times New Roman" w:hAnsi="Times New Roman" w:cs="Times New Roman"/>
-        </w:rPr>
-        <w:t xml:space="preserve"> </w:t>
-      </w:r>
-      <w:r>
-        <w:rPr>
-          <w:rFonts w:ascii="Times New Roman" w:hAnsi="Times New Roman" w:cs="Times New Roman"/>
-        </w:rPr>
-        <w:t>и предоставляет его веб-клиенту</w:t>
-      </w:r>
-      <w:r>
-        <w:rPr>
-          <w:rFonts w:ascii="Times New Roman" w:hAnsi="Times New Roman" w:cs="Times New Roman"/>
-        </w:rPr>
-        <w:t xml:space="preserve">. </w:t>
-      </w:r>
-      <w:r>
-        <w:rPr>
-          <w:rFonts w:ascii="Times New Roman" w:hAnsi="Times New Roman" w:cs="Times New Roman"/>
-        </w:rPr>
-        <w:t>Веб</w:t>
-      </w:r>
-      <w:r>
-        <w:rPr>
-          <w:rFonts w:ascii="Times New Roman" w:hAnsi="Times New Roman" w:cs="Times New Roman"/>
-        </w:rPr>
-        <w:t>-клиент должен отображать выпадающий список доступных SQL-серверов.</w:t>
-      </w:r>
-      <w:r>
-        <w:rPr>
-          <w:rFonts w:ascii="Times New Roman" w:hAnsi="Times New Roman" w:cs="Times New Roman"/>
-        </w:rPr>
-        <w:t xml:space="preserve"> </w:t>
-      </w:r>
-    </w:p>
-    <w:p>
-      <w:pPr>
-        <w:pStyle w:val="a7"/>
-        <w:numPr>
-          <w:ilvl w:val="2"/>
-          <w:numId w:val="28"/>
-        </w:numPr>
-        <w:rPr>
-          <w:rFonts w:ascii="Times New Roman" w:hAnsi="Times New Roman" w:cs="Times New Roman"/>
-          <w:b/>
-          <w:bCs/>
-        </w:rPr>
-      </w:pPr>
-      <w:r>
-        <w:rPr>
-          <w:rFonts w:ascii="Times New Roman" w:hAnsi="Times New Roman" w:cs="Times New Roman"/>
-          <w:b/>
-          <w:bCs/>
-        </w:rPr>
-        <w:t xml:space="preserve">Создание образа </w:t>
-      </w:r>
-    </w:p>
-    <w:p>
-      <w:pPr>
-        <w:jc w:val="both"/>
-        <w:rPr>
-          <w:rFonts w:ascii="Times New Roman" w:hAnsi="Times New Roman" w:cs="Times New Roman"/>
-        </w:rPr>
-      </w:pPr>
-      <w:r>
-        <w:rPr>
-          <w:rFonts w:ascii="Times New Roman" w:hAnsi="Times New Roman" w:cs="Times New Roman"/>
-        </w:rPr>
-        <w:t>При нажатии кнопки «Создать образ» веб-клиент должен отправлять бэкенду параметр</w:t>
-      </w:r>
-      <w:r>
-        <w:rPr>
-          <w:rFonts w:ascii="Times New Roman" w:hAnsi="Times New Roman" w:cs="Times New Roman"/>
-        </w:rPr>
-        <w:t>ы, указанные пользователем</w:t>
-      </w:r>
-      <w:r>
-        <w:rPr>
-          <w:rFonts w:ascii="Times New Roman" w:hAnsi="Times New Roman" w:cs="Times New Roman"/>
-        </w:rPr>
-        <w:t xml:space="preserve">: </w:t>
-      </w:r>
-      <w:r>
-        <w:rPr>
-          <w:rFonts w:ascii="Times New Roman" w:hAnsi="Times New Roman" w:cs="Times New Roman"/>
-        </w:rPr>
-        <w:t>т</w:t>
-      </w:r>
-      <w:r>
-        <w:rPr>
-          <w:rFonts w:ascii="Times New Roman" w:hAnsi="Times New Roman" w:cs="Times New Roman"/>
-        </w:rPr>
-        <w:t xml:space="preserve">ип создания: «из существующей БД» </w:t>
-      </w:r>
-      <w:r>
-        <w:rPr>
-          <w:rFonts w:ascii="Times New Roman" w:hAnsi="Times New Roman" w:cs="Times New Roman"/>
-        </w:rPr>
-        <w:t>(выб</w:t>
-      </w:r>
-      <w:r>
-        <w:rPr>
-          <w:rFonts w:ascii="Times New Roman" w:hAnsi="Times New Roman" w:cs="Times New Roman"/>
-        </w:rPr>
-        <w:t>ран</w:t>
-      </w:r>
-      <w:r>
-        <w:rPr>
-          <w:rFonts w:ascii="Times New Roman" w:hAnsi="Times New Roman" w:cs="Times New Roman"/>
-        </w:rPr>
-        <w:t>н</w:t>
-      </w:r>
-      <w:r>
-        <w:rPr>
-          <w:rFonts w:ascii="Times New Roman" w:hAnsi="Times New Roman" w:cs="Times New Roman"/>
-        </w:rPr>
-        <w:t>а</w:t>
-      </w:r>
-      <w:r>
-        <w:rPr>
-          <w:rFonts w:ascii="Times New Roman" w:hAnsi="Times New Roman" w:cs="Times New Roman"/>
-        </w:rPr>
-        <w:t>я</w:t>
-      </w:r>
-      <w:r>
-        <w:rPr>
-          <w:rFonts w:ascii="Times New Roman" w:hAnsi="Times New Roman" w:cs="Times New Roman"/>
-        </w:rPr>
-        <w:t xml:space="preserve"> баз</w:t>
-      </w:r>
-      <w:r>
-        <w:rPr>
-          <w:rFonts w:ascii="Times New Roman" w:hAnsi="Times New Roman" w:cs="Times New Roman"/>
-        </w:rPr>
-        <w:t>а</w:t>
-      </w:r>
-      <w:r>
-        <w:rPr>
-          <w:rFonts w:ascii="Times New Roman" w:hAnsi="Times New Roman" w:cs="Times New Roman"/>
-        </w:rPr>
-        <w:t xml:space="preserve"> данных</w:t>
-      </w:r>
-      <w:r>
-        <w:rPr>
-          <w:rFonts w:ascii="Times New Roman" w:hAnsi="Times New Roman" w:cs="Times New Roman"/>
-        </w:rPr>
-        <w:t xml:space="preserve">) </w:t>
-      </w:r>
-      <w:r>
-        <w:rPr>
-          <w:rFonts w:ascii="Times New Roman" w:hAnsi="Times New Roman" w:cs="Times New Roman"/>
-        </w:rPr>
-        <w:t xml:space="preserve">или «из бэкапа» (указан путь к .bak-файлу), </w:t>
-      </w:r>
-      <w:r>
-        <w:rPr>
-          <w:rFonts w:ascii="Times New Roman" w:hAnsi="Times New Roman" w:cs="Times New Roman"/>
-        </w:rPr>
-        <w:t>и</w:t>
-      </w:r>
-      <w:r>
-        <w:rPr>
-          <w:rFonts w:ascii="Times New Roman" w:hAnsi="Times New Roman" w:cs="Times New Roman"/>
-        </w:rPr>
-        <w:t>мя образа, путь сохранения VHD.</w:t>
-      </w:r>
-    </w:p>
-    <w:p>
-      <w:pPr>
-        <w:jc w:val="both"/>
-        <w:rPr>
-          <w:rFonts w:ascii="Times New Roman" w:hAnsi="Times New Roman" w:cs="Times New Roman"/>
-        </w:rPr>
-      </w:pPr>
-      <w:r>
-        <w:rPr>
-          <w:rFonts w:ascii="Times New Roman" w:hAnsi="Times New Roman" w:cs="Times New Roman"/>
-        </w:rPr>
-        <w:t>Бэкенд должен пересылать эти параметры агенту, развёрнутому на выбранном SQL-сервере</w:t>
-      </w:r>
-      <w:r>
-        <w:rPr>
-          <w:rFonts w:ascii="Times New Roman" w:hAnsi="Times New Roman" w:cs="Times New Roman"/>
-        </w:rPr>
-        <w:t xml:space="preserve"> и </w:t>
-      </w:r>
-      <w:r>
-        <w:rPr>
-          <w:rFonts w:ascii="Times New Roman" w:hAnsi="Times New Roman" w:cs="Times New Roman"/>
-        </w:rPr>
-        <w:t>результат работы агента переда</w:t>
-      </w:r>
-      <w:r>
-        <w:rPr>
-          <w:rFonts w:ascii="Times New Roman" w:hAnsi="Times New Roman" w:cs="Times New Roman"/>
-        </w:rPr>
-        <w:t>вать</w:t>
-      </w:r>
-      <w:r>
-        <w:rPr>
-          <w:rFonts w:ascii="Times New Roman" w:hAnsi="Times New Roman" w:cs="Times New Roman"/>
-        </w:rPr>
-        <w:t xml:space="preserve"> веб-клиенту для отображения.</w:t>
-      </w:r>
-    </w:p>
-    <w:p>
-      <w:pPr>
-        <w:jc w:val="both"/>
-        <w:rPr>
-          <w:rFonts w:ascii="Times New Roman" w:hAnsi="Times New Roman" w:cs="Times New Roman"/>
-        </w:rPr>
-      </w:pPr>
-      <w:r>
-        <w:rPr>
-          <w:rFonts w:ascii="Times New Roman" w:hAnsi="Times New Roman" w:cs="Times New Roman"/>
-        </w:rPr>
-        <w:t>Агент должен:</w:t>
-      </w:r>
-      <w:r>
-        <w:rPr>
-          <w:rFonts w:ascii="Times New Roman" w:hAnsi="Times New Roman" w:cs="Times New Roman"/>
-        </w:rPr>
-        <w:t xml:space="preserve"> </w:t>
+        <w:t xml:space="preserve">Агент должен: </w:t>
       </w:r>
     </w:p>
     <w:p>
@@ -1027,9 +626,9 @@
         <w:pStyle w:val="a7"/>
         <w:numPr>
           <w:ilvl w:val="0"/>
-          <w:numId w:val="26"/>
+          <w:numId w:val="39"/>
         </w:numPr>
-        <w:ind w:left="357" w:hanging="357"/>
+        <w:spacing w:after="0" w:line="360" w:lineRule="auto"/>
         <w:jc w:val="both"/>
         <w:rPr>
           <w:rFonts w:ascii="Times New Roman" w:hAnsi="Times New Roman" w:cs="Times New Roman"/>
@@ -1039,31 +638,37 @@
         <w:rPr>
           <w:rFonts w:ascii="Times New Roman" w:hAnsi="Times New Roman" w:cs="Times New Roman"/>
         </w:rPr>
-        <w:t>П</w:t>
-      </w:r>
-      <w:r>
-        <w:rPr>
-          <w:rFonts w:ascii="Times New Roman" w:hAnsi="Times New Roman" w:cs="Times New Roman"/>
-        </w:rPr>
-        <w:t xml:space="preserve">роверить, что </w:t>
-      </w:r>
-      <w:r>
-        <w:rPr>
-          <w:rFonts w:ascii="Times New Roman" w:hAnsi="Times New Roman" w:cs="Times New Roman"/>
-        </w:rPr>
-        <w:t xml:space="preserve">файла </w:t>
-      </w:r>
-      <w:r>
-        <w:rPr>
-          <w:rFonts w:ascii="Times New Roman" w:hAnsi="Times New Roman" w:cs="Times New Roman"/>
-        </w:rPr>
-        <w:t>VHD по указанному пути не существует</w:t>
-      </w:r>
-      <w:r>
-        <w:rPr>
-          <w:rFonts w:ascii="Times New Roman" w:hAnsi="Times New Roman" w:cs="Times New Roman"/>
-        </w:rPr>
-        <w:t xml:space="preserve"> и достаточно места на диске.</w:t>
+        <w:t>Провер</w:t>
+      </w:r>
+      <w:r>
+        <w:rPr>
+          <w:rFonts w:ascii="Times New Roman" w:hAnsi="Times New Roman" w:cs="Times New Roman"/>
+        </w:rPr>
+        <w:t>я</w:t>
+      </w:r>
+      <w:r>
+        <w:rPr>
+          <w:rFonts w:ascii="Times New Roman" w:hAnsi="Times New Roman" w:cs="Times New Roman"/>
+        </w:rPr>
+        <w:t xml:space="preserve">ть, что </w:t>
+      </w:r>
+      <w:r>
+        <w:rPr>
+          <w:rFonts w:ascii="Times New Roman" w:hAnsi="Times New Roman" w:cs="Times New Roman"/>
+        </w:rPr>
+        <w:t>VHD</w:t>
+      </w:r>
+      <w:r>
+        <w:rPr>
+          <w:rFonts w:ascii="Times New Roman" w:hAnsi="Times New Roman" w:cs="Times New Roman"/>
+        </w:rPr>
+        <w:t>-</w:t>
+      </w:r>
+      <w:r>
+        <w:rPr>
+          <w:rFonts w:ascii="Times New Roman" w:hAnsi="Times New Roman" w:cs="Times New Roman"/>
+        </w:rPr>
+        <w:t>файла по указанному пути не существует и достаточно места на диске.</w:t>
       </w:r>
     </w:p>
     <w:p>
@@ -1071,9 +676,9 @@
         <w:pStyle w:val="a7"/>
         <w:numPr>
           <w:ilvl w:val="0"/>
-          <w:numId w:val="26"/>
+          <w:numId w:val="39"/>
         </w:numPr>
-        <w:ind w:left="357" w:hanging="357"/>
+        <w:spacing w:after="0" w:line="360" w:lineRule="auto"/>
         <w:jc w:val="both"/>
         <w:rPr>
           <w:rFonts w:ascii="Times New Roman" w:hAnsi="Times New Roman" w:cs="Times New Roman"/>
@@ -1083,43 +688,104 @@
         <w:rPr>
           <w:rFonts w:ascii="Times New Roman" w:hAnsi="Times New Roman" w:cs="Times New Roman"/>
         </w:rPr>
-        <w:t xml:space="preserve">Если тип создания «из бэкапа»: </w:t>
-      </w:r>
-      <w:r>
-        <w:rPr>
-          <w:rFonts w:ascii="Times New Roman" w:hAnsi="Times New Roman" w:cs="Times New Roman"/>
-        </w:rPr>
-        <w:t>восстановить</w:t>
-      </w:r>
-      <w:r>
-        <w:rPr>
-          <w:rFonts w:ascii="Times New Roman" w:hAnsi="Times New Roman" w:cs="Times New Roman"/>
-        </w:rPr>
-        <w:t xml:space="preserve"> базу из .bak-файла, </w:t>
-      </w:r>
-      <w:r>
-        <w:rPr>
-          <w:rFonts w:ascii="Times New Roman" w:hAnsi="Times New Roman" w:cs="Times New Roman"/>
-        </w:rPr>
-        <w:t xml:space="preserve">все данные базы </w:t>
-      </w:r>
-      <w:r>
-        <w:rPr>
-          <w:rFonts w:ascii="Times New Roman" w:hAnsi="Times New Roman" w:cs="Times New Roman"/>
-        </w:rPr>
-        <w:t xml:space="preserve">сохранить </w:t>
-      </w:r>
-      <w:r>
-        <w:rPr>
-          <w:rFonts w:ascii="Times New Roman" w:hAnsi="Times New Roman" w:cs="Times New Roman"/>
-        </w:rPr>
-        <w:t>в новом VHD-файле</w:t>
-      </w:r>
-      <w:r>
-        <w:rPr>
-          <w:rFonts w:ascii="Times New Roman" w:hAnsi="Times New Roman" w:cs="Times New Roman"/>
-        </w:rPr>
-        <w:t>. Если тип «из существующей БД»:</w:t>
+        <w:lastRenderedPageBreak/>
+        <w:t>Если тип создания «</w:t>
+      </w:r>
+      <w:r>
+        <w:rPr>
+          <w:rFonts w:ascii="Times New Roman" w:hAnsi="Times New Roman" w:cs="Times New Roman"/>
+        </w:rPr>
+        <w:t>И</w:t>
+      </w:r>
+      <w:r>
+        <w:rPr>
+          <w:rFonts w:ascii="Times New Roman" w:hAnsi="Times New Roman" w:cs="Times New Roman"/>
+        </w:rPr>
+        <w:t xml:space="preserve">з бэкапа»: </w:t>
+      </w:r>
+      <w:r>
+        <w:rPr>
+          <w:rFonts w:ascii="Times New Roman" w:hAnsi="Times New Roman" w:cs="Times New Roman"/>
+        </w:rPr>
+        <w:t xml:space="preserve">восстанавливать </w:t>
+      </w:r>
+      <w:r>
+        <w:rPr>
+          <w:rFonts w:ascii="Times New Roman" w:hAnsi="Times New Roman" w:cs="Times New Roman"/>
+        </w:rPr>
+        <w:t>базу из .bak-файла</w:t>
+      </w:r>
+      <w:r>
+        <w:rPr>
+          <w:rFonts w:ascii="Times New Roman" w:hAnsi="Times New Roman" w:cs="Times New Roman"/>
+        </w:rPr>
+        <w:t xml:space="preserve"> и</w:t>
+      </w:r>
+      <w:r>
+        <w:rPr>
+          <w:rFonts w:ascii="Times New Roman" w:hAnsi="Times New Roman" w:cs="Times New Roman"/>
+        </w:rPr>
+        <w:t xml:space="preserve"> сохранить</w:t>
+      </w:r>
+      <w:r>
+        <w:rPr>
+          <w:rFonts w:ascii="Times New Roman" w:hAnsi="Times New Roman" w:cs="Times New Roman"/>
+        </w:rPr>
+        <w:t xml:space="preserve"> её содержимое </w:t>
+      </w:r>
+      <w:r>
+        <w:rPr>
+          <w:rFonts w:ascii="Times New Roman" w:hAnsi="Times New Roman" w:cs="Times New Roman"/>
+        </w:rPr>
+        <w:t>в</w:t>
+      </w:r>
+      <w:r>
+        <w:rPr>
+          <w:rFonts w:ascii="Times New Roman" w:hAnsi="Times New Roman" w:cs="Times New Roman"/>
+        </w:rPr>
+        <w:t xml:space="preserve"> созданном </w:t>
+      </w:r>
+      <w:r>
+        <w:rPr>
+          <w:rFonts w:ascii="Times New Roman" w:hAnsi="Times New Roman" w:cs="Times New Roman"/>
+        </w:rPr>
+        <w:t>VHD</w:t>
+      </w:r>
+      <w:r>
+        <w:rPr>
+          <w:rFonts w:ascii="Times New Roman" w:hAnsi="Times New Roman" w:cs="Times New Roman"/>
+        </w:rPr>
+        <w:t>-файле. Если тип «</w:t>
+      </w:r>
+      <w:r>
+        <w:rPr>
+          <w:rFonts w:ascii="Times New Roman" w:hAnsi="Times New Roman" w:cs="Times New Roman"/>
+        </w:rPr>
+        <w:t>Из активной БД</w:t>
+      </w:r>
+      <w:r>
+        <w:rPr>
+          <w:rFonts w:ascii="Times New Roman" w:hAnsi="Times New Roman" w:cs="Times New Roman"/>
+        </w:rPr>
+        <w:t xml:space="preserve">»: все данные существующей базы </w:t>
+      </w:r>
+      <w:r>
+        <w:rPr>
+          <w:rFonts w:ascii="Times New Roman" w:hAnsi="Times New Roman" w:cs="Times New Roman"/>
+        </w:rPr>
+        <w:t xml:space="preserve">сохранять </w:t>
+      </w:r>
+      <w:r>
+        <w:rPr>
+          <w:rFonts w:ascii="Times New Roman" w:hAnsi="Times New Roman" w:cs="Times New Roman"/>
+        </w:rPr>
+        <w:t xml:space="preserve">в </w:t>
+      </w:r>
+      <w:r>
+        <w:rPr>
+          <w:rFonts w:ascii="Times New Roman" w:hAnsi="Times New Roman" w:cs="Times New Roman"/>
+        </w:rPr>
+        <w:t>созданном</w:t>
       </w:r>
       <w:r>
         <w:rPr>
@@ -1131,43 +797,13 @@
         <w:rPr>
           <w:rFonts w:ascii="Times New Roman" w:hAnsi="Times New Roman" w:cs="Times New Roman"/>
         </w:rPr>
-        <w:t xml:space="preserve">все </w:t>
-      </w:r>
-      <w:r>
-        <w:rPr>
-          <w:rFonts w:ascii="Times New Roman" w:hAnsi="Times New Roman" w:cs="Times New Roman"/>
-        </w:rPr>
-        <w:t xml:space="preserve">данные </w:t>
-      </w:r>
-      <w:r>
-        <w:rPr>
-          <w:rFonts w:ascii="Times New Roman" w:hAnsi="Times New Roman" w:cs="Times New Roman"/>
-        </w:rPr>
-        <w:t xml:space="preserve">существующей </w:t>
-      </w:r>
-      <w:r>
-        <w:rPr>
-          <w:rFonts w:ascii="Times New Roman" w:hAnsi="Times New Roman" w:cs="Times New Roman"/>
-        </w:rPr>
-        <w:t xml:space="preserve">базы </w:t>
-      </w:r>
-      <w:r>
-        <w:rPr>
-          <w:rFonts w:ascii="Times New Roman" w:hAnsi="Times New Roman" w:cs="Times New Roman"/>
-        </w:rPr>
-        <w:t xml:space="preserve">сохранить </w:t>
-      </w:r>
-      <w:r>
-        <w:rPr>
-          <w:rFonts w:ascii="Times New Roman" w:hAnsi="Times New Roman" w:cs="Times New Roman"/>
-        </w:rPr>
-        <w:t>в новом VHD-файле</w:t>
-      </w:r>
-      <w:r>
-        <w:rPr>
-          <w:rFonts w:ascii="Times New Roman" w:hAnsi="Times New Roman" w:cs="Times New Roman"/>
-        </w:rPr>
-        <w:t>.</w:t>
+        <w:t>VHD</w:t>
+      </w:r>
+      <w:r>
+        <w:rPr>
+          <w:rFonts w:ascii="Times New Roman" w:hAnsi="Times New Roman" w:cs="Times New Roman"/>
+        </w:rPr>
+        <w:t>-файле.</w:t>
       </w:r>
     </w:p>
     <w:p>
@@ -1175,9 +811,9 @@
         <w:pStyle w:val="a7"/>
         <w:numPr>
           <w:ilvl w:val="0"/>
-          <w:numId w:val="26"/>
+          <w:numId w:val="39"/>
         </w:numPr>
-        <w:ind w:left="357" w:hanging="357"/>
+        <w:spacing w:after="0" w:line="360" w:lineRule="auto"/>
         <w:jc w:val="both"/>
         <w:rPr>
           <w:rFonts w:ascii="Times New Roman" w:hAnsi="Times New Roman" w:cs="Times New Roman"/>
@@ -1187,526 +823,106 @@
         <w:rPr>
           <w:rFonts w:ascii="Times New Roman" w:hAnsi="Times New Roman" w:cs="Times New Roman"/>
         </w:rPr>
-        <w:lastRenderedPageBreak/>
-        <w:t xml:space="preserve">Вернуть бэкенду результат операции: </w:t>
-      </w:r>
+        <w:t xml:space="preserve">Возвращать </w:t>
+      </w:r>
+      <w:r>
+        <w:rPr>
+          <w:rFonts w:ascii="Times New Roman" w:hAnsi="Times New Roman" w:cs="Times New Roman"/>
+        </w:rPr>
+        <w:t>бэкенду результат операции в виде статуса «Успешно» или «Ошибка» с описанием причины в случае неудачи.</w:t>
+      </w:r>
+    </w:p>
+    <w:p>
+      <w:pPr>
+        <w:spacing w:before="240" w:after="180" w:line="360" w:lineRule="auto"/>
+        <w:jc w:val="both"/>
+        <w:rPr>
+          <w:rFonts w:ascii="Times New Roman" w:hAnsi="Times New Roman" w:cs="Times New Roman"/>
+          <w:i/>
+          <w:iCs/>
+        </w:rPr>
+      </w:pPr>
       <w:r>
         <w:rPr>
           <w:rFonts w:ascii="Times New Roman" w:hAnsi="Times New Roman" w:cs="Times New Roman"/>
           <w:b/>
           <w:bCs/>
-        </w:rPr>
-        <w:t>«</w:t>
-      </w:r>
-      <w:r>
-        <w:rPr>
-          <w:rFonts w:ascii="Times New Roman" w:hAnsi="Times New Roman" w:cs="Times New Roman"/>
-        </w:rPr>
-        <w:t xml:space="preserve">Успешно» или «Ошибка» с описанием причины. </w:t>
+          <w:i/>
+          <w:iCs/>
+        </w:rPr>
+        <w:t xml:space="preserve">3.4. Создание клонов базы данных из образа  </w:t>
       </w:r>
     </w:p>
     <w:p>
       <w:pPr>
-        <w:pStyle w:val="a7"/>
-        <w:ind w:left="360"/>
+        <w:spacing w:after="0" w:line="360" w:lineRule="auto"/>
         <w:jc w:val="both"/>
         <w:rPr>
           <w:rFonts w:ascii="Times New Roman" w:hAnsi="Times New Roman" w:cs="Times New Roman"/>
         </w:rPr>
       </w:pPr>
+      <w:r>
+        <w:rPr>
+          <w:rFonts w:ascii="Times New Roman" w:hAnsi="Times New Roman" w:cs="Times New Roman"/>
+        </w:rPr>
+        <w:t>При нажатии кнопки «Создать клон» веб-клиент формирует и отправляет бэкенду параметры, указанные пользователем</w:t>
+      </w:r>
+      <w:r>
+        <w:rPr>
+          <w:rFonts w:ascii="Times New Roman" w:hAnsi="Times New Roman" w:cs="Times New Roman"/>
+        </w:rPr>
+        <w:t xml:space="preserve">. </w:t>
+      </w:r>
+      <w:r>
+        <w:rPr>
+          <w:rFonts w:ascii="Times New Roman" w:hAnsi="Times New Roman" w:cs="Times New Roman"/>
+        </w:rPr>
+        <w:t xml:space="preserve">Бэкенд должен </w:t>
+      </w:r>
+      <w:r>
+        <w:rPr>
+          <w:rFonts w:ascii="Times New Roman" w:hAnsi="Times New Roman" w:cs="Times New Roman"/>
+        </w:rPr>
+        <w:t>передавать</w:t>
+      </w:r>
+      <w:r>
+        <w:rPr>
+          <w:rFonts w:ascii="Times New Roman" w:hAnsi="Times New Roman" w:cs="Times New Roman"/>
+        </w:rPr>
+        <w:t xml:space="preserve"> полученные данные агенту, развёрнутому на выбранном SQL-сервере. </w:t>
+      </w:r>
+      <w:r>
+        <w:rPr>
+          <w:rFonts w:ascii="Times New Roman" w:hAnsi="Times New Roman" w:cs="Times New Roman"/>
+        </w:rPr>
+        <w:t>После выполнения операции агент должен возвращать результат бэкенду, который должен передавать его веб-клиенту для отображения пользователю.</w:t>
+      </w:r>
     </w:p>
     <w:p>
       <w:pPr>
-        <w:pStyle w:val="a7"/>
-        <w:numPr>
-          <w:ilvl w:val="2"/>
-          <w:numId w:val="28"/>
-        </w:numPr>
+        <w:spacing w:after="0" w:line="360" w:lineRule="auto"/>
         <w:jc w:val="both"/>
         <w:rPr>
           <w:rFonts w:ascii="Times New Roman" w:hAnsi="Times New Roman" w:cs="Times New Roman"/>
-          <w:b/>
-          <w:bCs/>
-        </w:rPr>
-      </w:pPr>
-      <w:r>
-        <w:rPr>
-          <w:rFonts w:ascii="Times New Roman" w:hAnsi="Times New Roman" w:cs="Times New Roman"/>
-          <w:b/>
-          <w:bCs/>
-        </w:rPr>
-        <w:t xml:space="preserve">Создание клонов базы данных из VHD-образа  </w:t>
-      </w:r>
-    </w:p>
-    <w:p>
-      <w:pPr>
-        <w:jc w:val="both"/>
-        <w:rPr>
-          <w:rFonts w:ascii="Times New Roman" w:hAnsi="Times New Roman" w:cs="Times New Roman"/>
-        </w:rPr>
-      </w:pPr>
-      <w:r>
-        <w:rPr>
-          <w:rFonts w:ascii="Times New Roman" w:hAnsi="Times New Roman" w:cs="Times New Roman"/>
-        </w:rPr>
-        <w:t xml:space="preserve">При нажатии кнопки «Создать </w:t>
-      </w:r>
-      <w:r>
-        <w:rPr>
-          <w:rFonts w:ascii="Times New Roman" w:hAnsi="Times New Roman" w:cs="Times New Roman"/>
-        </w:rPr>
-        <w:t>клон</w:t>
-      </w:r>
-      <w:r>
-        <w:rPr>
-          <w:rFonts w:ascii="Times New Roman" w:hAnsi="Times New Roman" w:cs="Times New Roman"/>
-        </w:rPr>
-        <w:t>» веб-клиент должен отправлять бэкенду параметр</w:t>
-      </w:r>
-      <w:r>
-        <w:rPr>
-          <w:rFonts w:ascii="Times New Roman" w:hAnsi="Times New Roman" w:cs="Times New Roman"/>
-        </w:rPr>
-        <w:t>ы, указанные пользователем</w:t>
-      </w:r>
-      <w:r>
-        <w:rPr>
-          <w:rFonts w:ascii="Times New Roman" w:hAnsi="Times New Roman" w:cs="Times New Roman"/>
-        </w:rPr>
-        <w:t>:</w:t>
-      </w:r>
-      <w:r>
-        <w:rPr>
-          <w:rFonts w:ascii="Times New Roman" w:hAnsi="Times New Roman" w:cs="Times New Roman"/>
-        </w:rPr>
-        <w:t xml:space="preserve"> </w:t>
-      </w:r>
-      <w:r>
-        <w:rPr>
-          <w:rFonts w:ascii="Times New Roman" w:hAnsi="Times New Roman" w:cs="Times New Roman"/>
-        </w:rPr>
-        <w:t>и</w:t>
-      </w:r>
-      <w:r>
-        <w:rPr>
-          <w:rFonts w:ascii="Times New Roman" w:hAnsi="Times New Roman" w:cs="Times New Roman"/>
-        </w:rPr>
-        <w:t>мя выбранного образа</w:t>
-      </w:r>
-      <w:r>
-        <w:rPr>
-          <w:rFonts w:ascii="Times New Roman" w:hAnsi="Times New Roman" w:cs="Times New Roman"/>
-        </w:rPr>
-        <w:t xml:space="preserve">, </w:t>
-      </w:r>
-      <w:r>
-        <w:rPr>
-          <w:rFonts w:ascii="Times New Roman" w:hAnsi="Times New Roman" w:cs="Times New Roman"/>
-        </w:rPr>
-        <w:t>и</w:t>
-      </w:r>
-      <w:r>
-        <w:rPr>
-          <w:rFonts w:ascii="Times New Roman" w:hAnsi="Times New Roman" w:cs="Times New Roman"/>
-        </w:rPr>
-        <w:t>мя нового клона</w:t>
-      </w:r>
-      <w:r>
-        <w:rPr>
-          <w:rFonts w:ascii="Times New Roman" w:hAnsi="Times New Roman" w:cs="Times New Roman"/>
-        </w:rPr>
-        <w:t xml:space="preserve">, </w:t>
-      </w:r>
-      <w:r>
-        <w:rPr>
-          <w:rFonts w:ascii="Times New Roman" w:hAnsi="Times New Roman" w:cs="Times New Roman"/>
-        </w:rPr>
-        <w:t>п</w:t>
-      </w:r>
-      <w:r>
-        <w:rPr>
-          <w:rFonts w:ascii="Times New Roman" w:hAnsi="Times New Roman" w:cs="Times New Roman"/>
-        </w:rPr>
-        <w:t>уть для VHD-файла клона.</w:t>
-      </w:r>
-    </w:p>
-    <w:p>
-      <w:pPr>
-        <w:jc w:val="both"/>
-        <w:rPr>
-          <w:rFonts w:ascii="Times New Roman" w:hAnsi="Times New Roman" w:cs="Times New Roman"/>
-        </w:rPr>
-      </w:pPr>
-      <w:r>
-        <w:rPr>
-          <w:rFonts w:ascii="Times New Roman" w:hAnsi="Times New Roman" w:cs="Times New Roman"/>
-        </w:rPr>
-        <w:t xml:space="preserve">Бэкенд должен </w:t>
-      </w:r>
-      <w:r>
-        <w:rPr>
-          <w:rFonts w:ascii="Times New Roman" w:hAnsi="Times New Roman" w:cs="Times New Roman"/>
-        </w:rPr>
-        <w:t>передавать</w:t>
-      </w:r>
-      <w:r>
-        <w:rPr>
-          <w:rFonts w:ascii="Times New Roman" w:hAnsi="Times New Roman" w:cs="Times New Roman"/>
-        </w:rPr>
-        <w:t xml:space="preserve"> эти параметры агенту, развёрнутому на выбранном SQL-сервере</w:t>
-      </w:r>
-      <w:r>
-        <w:rPr>
-          <w:rFonts w:ascii="Times New Roman" w:hAnsi="Times New Roman" w:cs="Times New Roman"/>
-        </w:rPr>
-        <w:t xml:space="preserve"> и результат работы агента передавать веб-клиенту для отображения.</w:t>
-      </w:r>
-    </w:p>
-    <w:p>
-      <w:pPr>
-        <w:jc w:val="both"/>
-        <w:rPr>
-          <w:rFonts w:ascii="Times New Roman" w:hAnsi="Times New Roman" w:cs="Times New Roman"/>
-        </w:rPr>
-      </w:pPr>
-      <w:r>
-        <w:rPr>
-          <w:rFonts w:ascii="Times New Roman" w:hAnsi="Times New Roman" w:cs="Times New Roman"/>
-        </w:rPr>
-        <w:t>На основе ранее созданного VHD-образа агент должен</w:t>
-      </w:r>
-      <w:r>
-        <w:rPr>
-          <w:rFonts w:ascii="Times New Roman" w:hAnsi="Times New Roman" w:cs="Times New Roman"/>
-        </w:rPr>
-        <w:t>:</w:t>
-      </w:r>
-    </w:p>
-    <w:p>
-      <w:pPr>
-        <w:numPr>
-          <w:ilvl w:val="0"/>
-          <w:numId w:val="27"/>
-        </w:numPr>
-        <w:tabs>
-          <w:tab w:val="num" w:pos="720"/>
-        </w:tabs>
-        <w:spacing w:after="0" w:line="240" w:lineRule="auto"/>
-        <w:ind w:left="357" w:hanging="357"/>
-        <w:jc w:val="both"/>
-        <w:rPr>
-          <w:rFonts w:ascii="Times New Roman" w:hAnsi="Times New Roman" w:cs="Times New Roman"/>
-        </w:rPr>
-      </w:pPr>
-      <w:r>
-        <w:rPr>
-          <w:rFonts w:ascii="Times New Roman" w:hAnsi="Times New Roman" w:cs="Times New Roman"/>
-        </w:rPr>
-        <w:t>Проверить, что на сервере не существует</w:t>
-      </w:r>
-      <w:r>
-        <w:rPr>
-          <w:rFonts w:ascii="Times New Roman" w:hAnsi="Times New Roman" w:cs="Times New Roman"/>
-        </w:rPr>
-        <w:t xml:space="preserve"> базы</w:t>
-      </w:r>
-      <w:r>
-        <w:rPr>
-          <w:rFonts w:ascii="Times New Roman" w:hAnsi="Times New Roman" w:cs="Times New Roman"/>
-        </w:rPr>
-        <w:t xml:space="preserve"> с таким именем </w:t>
-      </w:r>
-      <w:r>
-        <w:rPr>
-          <w:rFonts w:ascii="Times New Roman" w:hAnsi="Times New Roman" w:cs="Times New Roman"/>
-        </w:rPr>
-        <w:t>и п</w:t>
-      </w:r>
-      <w:r>
-        <w:rPr>
-          <w:rFonts w:ascii="Times New Roman" w:hAnsi="Times New Roman" w:cs="Times New Roman"/>
-        </w:rPr>
-        <w:t>роверить, что VHD-файл по указанному пути не существует</w:t>
-      </w:r>
-      <w:r>
-        <w:rPr>
-          <w:rFonts w:ascii="Times New Roman" w:hAnsi="Times New Roman" w:cs="Times New Roman"/>
-        </w:rPr>
-        <w:t>.</w:t>
-      </w:r>
-      <w:r>
-        <w:rPr>
-          <w:rFonts w:ascii="Times New Roman" w:hAnsi="Times New Roman" w:cs="Times New Roman"/>
-        </w:rPr>
-        <w:t xml:space="preserve"> Также проверить</w:t>
-      </w:r>
-      <w:r>
-        <w:rPr>
-          <w:rFonts w:ascii="Times New Roman" w:hAnsi="Times New Roman" w:cs="Times New Roman"/>
-        </w:rPr>
-        <w:t xml:space="preserve"> наличие</w:t>
-      </w:r>
-      <w:r>
-        <w:rPr>
-          <w:rFonts w:ascii="Times New Roman" w:hAnsi="Times New Roman" w:cs="Times New Roman"/>
-        </w:rPr>
-        <w:t xml:space="preserve"> свободно</w:t>
-      </w:r>
-      <w:r>
-        <w:rPr>
-          <w:rFonts w:ascii="Times New Roman" w:hAnsi="Times New Roman" w:cs="Times New Roman"/>
-        </w:rPr>
-        <w:t>го</w:t>
-      </w:r>
-      <w:r>
-        <w:rPr>
-          <w:rFonts w:ascii="Times New Roman" w:hAnsi="Times New Roman" w:cs="Times New Roman"/>
-        </w:rPr>
-        <w:t xml:space="preserve"> место на диске.</w:t>
-      </w:r>
-    </w:p>
-    <w:p>
-      <w:pPr>
-        <w:numPr>
-          <w:ilvl w:val="0"/>
-          <w:numId w:val="27"/>
-        </w:numPr>
-        <w:tabs>
-          <w:tab w:val="num" w:pos="720"/>
-        </w:tabs>
-        <w:spacing w:after="0" w:line="240" w:lineRule="auto"/>
-        <w:ind w:left="357" w:hanging="357"/>
-        <w:jc w:val="both"/>
-        <w:rPr>
-          <w:rFonts w:ascii="Times New Roman" w:hAnsi="Times New Roman" w:cs="Times New Roman"/>
-        </w:rPr>
-      </w:pPr>
-      <w:r>
-        <w:rPr>
-          <w:rFonts w:ascii="Times New Roman" w:hAnsi="Times New Roman" w:cs="Times New Roman"/>
-        </w:rPr>
-        <w:t xml:space="preserve">Создать новый VHD-файл на основе </w:t>
-      </w:r>
-      <w:r>
-        <w:rPr>
-          <w:rFonts w:ascii="Times New Roman" w:hAnsi="Times New Roman" w:cs="Times New Roman"/>
-        </w:rPr>
-        <w:t>выбранного</w:t>
-      </w:r>
-      <w:r>
-        <w:rPr>
-          <w:rFonts w:ascii="Times New Roman" w:hAnsi="Times New Roman" w:cs="Times New Roman"/>
-        </w:rPr>
-        <w:t xml:space="preserve"> образа</w:t>
-      </w:r>
-      <w:r>
-        <w:rPr>
-          <w:rFonts w:ascii="Times New Roman" w:hAnsi="Times New Roman" w:cs="Times New Roman"/>
-        </w:rPr>
-        <w:t xml:space="preserve"> и п</w:t>
-      </w:r>
-      <w:r>
-        <w:rPr>
-          <w:rFonts w:ascii="Times New Roman" w:hAnsi="Times New Roman" w:cs="Times New Roman"/>
-        </w:rPr>
-        <w:t>одключить его к M</w:t>
-      </w:r>
-      <w:r>
-        <w:rPr>
-          <w:rFonts w:ascii="Times New Roman" w:hAnsi="Times New Roman" w:cs="Times New Roman"/>
-          <w:lang w:val="en-US"/>
-        </w:rPr>
-        <w:t>s</w:t>
-      </w:r>
-      <w:r>
-        <w:rPr>
-          <w:rFonts w:ascii="Times New Roman" w:hAnsi="Times New Roman" w:cs="Times New Roman"/>
-        </w:rPr>
-        <w:t>SQL Server как новую базу данных</w:t>
-      </w:r>
-      <w:r>
-        <w:rPr>
-          <w:rFonts w:ascii="Times New Roman" w:hAnsi="Times New Roman" w:cs="Times New Roman"/>
-        </w:rPr>
-        <w:t xml:space="preserve">. </w:t>
-      </w:r>
-    </w:p>
-    <w:p>
-      <w:pPr>
-        <w:numPr>
-          <w:ilvl w:val="0"/>
-          <w:numId w:val="27"/>
-        </w:numPr>
-        <w:tabs>
-          <w:tab w:val="num" w:pos="720"/>
-        </w:tabs>
-        <w:spacing w:after="0" w:line="240" w:lineRule="auto"/>
-        <w:ind w:left="357" w:hanging="357"/>
-        <w:jc w:val="both"/>
-        <w:rPr>
-          <w:rFonts w:ascii="Times New Roman" w:hAnsi="Times New Roman" w:cs="Times New Roman"/>
-        </w:rPr>
-      </w:pPr>
-      <w:r>
-        <w:rPr>
-          <w:rFonts w:ascii="Times New Roman" w:hAnsi="Times New Roman" w:cs="Times New Roman"/>
-        </w:rPr>
-        <w:t xml:space="preserve">Вернуть бэкенду результат операции: </w:t>
-      </w:r>
-      <w:r>
-        <w:rPr>
-          <w:rFonts w:ascii="Times New Roman" w:hAnsi="Times New Roman" w:cs="Times New Roman"/>
-          <w:b/>
-          <w:bCs/>
-        </w:rPr>
-        <w:t>«</w:t>
-      </w:r>
-      <w:r>
-        <w:rPr>
-          <w:rFonts w:ascii="Times New Roman" w:hAnsi="Times New Roman" w:cs="Times New Roman"/>
-        </w:rPr>
-        <w:t xml:space="preserve">Успешно» или «Ошибка» с описанием причины. </w:t>
-      </w:r>
-    </w:p>
-    <w:p>
-      <w:pPr>
-        <w:tabs>
-          <w:tab w:val="num" w:pos="720"/>
-        </w:tabs>
-        <w:spacing w:after="0" w:line="240" w:lineRule="auto"/>
-        <w:ind w:left="357"/>
-        <w:jc w:val="both"/>
-        <w:rPr>
-          <w:rFonts w:ascii="Times New Roman" w:hAnsi="Times New Roman" w:cs="Times New Roman"/>
-        </w:rPr>
-      </w:pPr>
-    </w:p>
-    <w:p>
-      <w:pPr>
-        <w:pStyle w:val="a7"/>
-        <w:numPr>
-          <w:ilvl w:val="2"/>
-          <w:numId w:val="28"/>
-        </w:numPr>
-        <w:jc w:val="both"/>
-        <w:rPr>
-          <w:rFonts w:ascii="Times New Roman" w:hAnsi="Times New Roman" w:cs="Times New Roman"/>
-        </w:rPr>
-      </w:pPr>
-      <w:r>
-        <w:rPr>
-          <w:rFonts w:ascii="Times New Roman" w:hAnsi="Times New Roman" w:cs="Times New Roman"/>
-          <w:b/>
-          <w:bCs/>
-        </w:rPr>
-        <w:t>Возможность удаление образа</w:t>
-      </w:r>
-      <w:r>
-        <w:rPr>
-          <w:rFonts w:ascii="Times New Roman" w:hAnsi="Times New Roman" w:cs="Times New Roman"/>
-          <w:b/>
-          <w:bCs/>
-        </w:rPr>
-        <w:t xml:space="preserve"> и</w:t>
-      </w:r>
-      <w:r>
-        <w:rPr>
-          <w:rFonts w:ascii="Times New Roman" w:hAnsi="Times New Roman" w:cs="Times New Roman"/>
-          <w:b/>
-          <w:bCs/>
-        </w:rPr>
-        <w:t>ли</w:t>
-      </w:r>
-      <w:r>
-        <w:rPr>
-          <w:rFonts w:ascii="Times New Roman" w:hAnsi="Times New Roman" w:cs="Times New Roman"/>
-          <w:b/>
-          <w:bCs/>
-        </w:rPr>
-        <w:t xml:space="preserve"> клона</w:t>
-      </w:r>
-      <w:r>
-        <w:rPr>
-          <w:rFonts w:ascii="Times New Roman" w:hAnsi="Times New Roman" w:cs="Times New Roman"/>
-          <w:b/>
-          <w:bCs/>
-        </w:rPr>
-        <w:t xml:space="preserve"> </w:t>
-      </w:r>
-    </w:p>
-    <w:p>
-      <w:pPr>
-        <w:jc w:val="both"/>
-        <w:rPr>
-          <w:rFonts w:ascii="Times New Roman" w:hAnsi="Times New Roman" w:cs="Times New Roman"/>
-        </w:rPr>
-      </w:pPr>
-      <w:r>
-        <w:rPr>
-          <w:rFonts w:ascii="Times New Roman" w:hAnsi="Times New Roman" w:cs="Times New Roman"/>
-        </w:rPr>
-        <w:t>При нажатии кнопки «</w:t>
-      </w:r>
-      <w:r>
-        <w:rPr>
-          <w:rFonts w:ascii="Times New Roman" w:hAnsi="Times New Roman" w:cs="Times New Roman"/>
-        </w:rPr>
-        <w:t>Удалить</w:t>
-      </w:r>
-      <w:r>
-        <w:rPr>
-          <w:rFonts w:ascii="Times New Roman" w:hAnsi="Times New Roman" w:cs="Times New Roman"/>
-        </w:rPr>
-        <w:t>»</w:t>
-      </w:r>
-      <w:r>
-        <w:rPr>
-          <w:rFonts w:ascii="Times New Roman" w:hAnsi="Times New Roman" w:cs="Times New Roman"/>
-        </w:rPr>
-        <w:t>, в</w:t>
-      </w:r>
-      <w:r>
-        <w:rPr>
-          <w:rFonts w:ascii="Times New Roman" w:hAnsi="Times New Roman" w:cs="Times New Roman"/>
-        </w:rPr>
-        <w:t>еб-клиент должен отправлять бэкенду</w:t>
-      </w:r>
-      <w:r>
-        <w:rPr>
-          <w:rFonts w:ascii="Times New Roman" w:hAnsi="Times New Roman" w:cs="Times New Roman"/>
-        </w:rPr>
-        <w:t xml:space="preserve"> запрос на удаление выбранного образа</w:t>
-      </w:r>
-      <w:r>
-        <w:rPr>
-          <w:rFonts w:ascii="Times New Roman" w:hAnsi="Times New Roman" w:cs="Times New Roman"/>
-        </w:rPr>
-        <w:t>/</w:t>
-      </w:r>
-      <w:r>
-        <w:rPr>
-          <w:rFonts w:ascii="Times New Roman" w:hAnsi="Times New Roman" w:cs="Times New Roman"/>
-        </w:rPr>
-        <w:t>клона.</w:t>
-      </w:r>
-    </w:p>
-    <w:p>
-      <w:pPr>
-        <w:rPr>
-          <w:rFonts w:ascii="Times New Roman" w:hAnsi="Times New Roman" w:cs="Times New Roman"/>
-        </w:rPr>
-      </w:pPr>
-      <w:r>
-        <w:rPr>
-          <w:rFonts w:ascii="Times New Roman" w:hAnsi="Times New Roman" w:cs="Times New Roman"/>
-        </w:rPr>
-        <w:t>Агент должен обеспечивать корректное удаление</w:t>
-      </w:r>
-      <w:r>
-        <w:rPr>
-          <w:rFonts w:ascii="Times New Roman" w:hAnsi="Times New Roman" w:cs="Times New Roman"/>
-        </w:rPr>
-        <w:t>.</w:t>
+        </w:rPr>
+      </w:pPr>
+      <w:r>
+        <w:rPr>
+          <w:rFonts w:ascii="Times New Roman" w:hAnsi="Times New Roman" w:cs="Times New Roman"/>
+        </w:rPr>
+        <w:t xml:space="preserve">На основе ранее созданного </w:t>
+      </w:r>
+      <w:r>
+        <w:rPr>
+          <w:rFonts w:ascii="Times New Roman" w:hAnsi="Times New Roman" w:cs="Times New Roman"/>
+        </w:rPr>
+        <w:t>VHD</w:t>
+      </w:r>
+      <w:r>
+        <w:rPr>
+          <w:rFonts w:ascii="Times New Roman" w:hAnsi="Times New Roman" w:cs="Times New Roman"/>
+        </w:rPr>
+        <w:t>-образа агент должен:</w:t>
       </w:r>
     </w:p>
     <w:p>
@@ -1714,23 +930,91 @@
         <w:pStyle w:val="a7"/>
         <w:numPr>
           <w:ilvl w:val="0"/>
-          <w:numId w:val="20"/>
+          <w:numId w:val="43"/>
         </w:numPr>
-        <w:rPr>
-          <w:rFonts w:ascii="Times New Roman" w:hAnsi="Times New Roman" w:cs="Times New Roman"/>
-        </w:rPr>
-      </w:pPr>
-      <w:r>
-        <w:rPr>
-          <w:rFonts w:ascii="Times New Roman" w:hAnsi="Times New Roman" w:cs="Times New Roman"/>
-        </w:rPr>
-        <w:t>Удаление клона: отключает БД от СУБД, удаляет VHD-файл</w:t>
-      </w:r>
-      <w:r>
-        <w:rPr>
-          <w:rFonts w:ascii="Times New Roman" w:hAnsi="Times New Roman" w:cs="Times New Roman"/>
-        </w:rPr>
-        <w:t>, возвращать результат.</w:t>
+        <w:spacing w:after="0" w:line="360" w:lineRule="auto"/>
+        <w:jc w:val="both"/>
+        <w:rPr>
+          <w:rFonts w:ascii="Times New Roman" w:hAnsi="Times New Roman" w:cs="Times New Roman"/>
+        </w:rPr>
+      </w:pPr>
+      <w:r>
+        <w:rPr>
+          <w:rFonts w:ascii="Times New Roman" w:hAnsi="Times New Roman" w:cs="Times New Roman"/>
+        </w:rPr>
+        <w:t>Проверят</w:t>
+      </w:r>
+      <w:r>
+        <w:rPr>
+          <w:rFonts w:ascii="Times New Roman" w:hAnsi="Times New Roman" w:cs="Times New Roman"/>
+        </w:rPr>
+        <w:t>ь</w:t>
+      </w:r>
+      <w:r>
+        <w:rPr>
+          <w:rFonts w:ascii="Times New Roman" w:hAnsi="Times New Roman" w:cs="Times New Roman"/>
+        </w:rPr>
+        <w:t xml:space="preserve">, что на сервере не существует базы </w:t>
+      </w:r>
+      <w:r>
+        <w:rPr>
+          <w:rFonts w:ascii="Times New Roman" w:hAnsi="Times New Roman" w:cs="Times New Roman"/>
+        </w:rPr>
+        <w:t xml:space="preserve">с указанным именем клона </w:t>
+      </w:r>
+      <w:r>
+        <w:rPr>
+          <w:rFonts w:ascii="Times New Roman" w:hAnsi="Times New Roman" w:cs="Times New Roman"/>
+        </w:rPr>
+        <w:t xml:space="preserve">и </w:t>
+      </w:r>
+      <w:r>
+        <w:rPr>
+          <w:rFonts w:ascii="Times New Roman" w:hAnsi="Times New Roman" w:cs="Times New Roman"/>
+        </w:rPr>
+        <w:t>проверять</w:t>
+      </w:r>
+      <w:r>
+        <w:rPr>
+          <w:rFonts w:ascii="Times New Roman" w:hAnsi="Times New Roman" w:cs="Times New Roman"/>
+        </w:rPr>
+        <w:t xml:space="preserve">, что </w:t>
+      </w:r>
+      <w:r>
+        <w:rPr>
+          <w:rFonts w:ascii="Times New Roman" w:hAnsi="Times New Roman" w:cs="Times New Roman"/>
+        </w:rPr>
+        <w:t>VHD</w:t>
+      </w:r>
+      <w:r>
+        <w:rPr>
+          <w:rFonts w:ascii="Times New Roman" w:hAnsi="Times New Roman" w:cs="Times New Roman"/>
+        </w:rPr>
+        <w:t xml:space="preserve">-файл по указанному пути не существует. Также </w:t>
+      </w:r>
+      <w:r>
+        <w:rPr>
+          <w:rFonts w:ascii="Times New Roman" w:hAnsi="Times New Roman" w:cs="Times New Roman"/>
+        </w:rPr>
+        <w:t>проверять</w:t>
+      </w:r>
+      <w:r>
+        <w:rPr>
+          <w:rFonts w:ascii="Times New Roman" w:hAnsi="Times New Roman" w:cs="Times New Roman"/>
+        </w:rPr>
+        <w:t xml:space="preserve"> наличие </w:t>
+      </w:r>
+      <w:r>
+        <w:rPr>
+          <w:rFonts w:ascii="Times New Roman" w:hAnsi="Times New Roman" w:cs="Times New Roman"/>
+        </w:rPr>
+        <w:t xml:space="preserve">свободного места </w:t>
+      </w:r>
+      <w:r>
+        <w:rPr>
+          <w:rFonts w:ascii="Times New Roman" w:hAnsi="Times New Roman" w:cs="Times New Roman"/>
+        </w:rPr>
+        <w:t>на диске.</w:t>
       </w:r>
     </w:p>
     <w:p>
@@ -1738,81 +1022,9 @@
         <w:pStyle w:val="a7"/>
         <w:numPr>
           <w:ilvl w:val="0"/>
-          <w:numId w:val="20"/>
+          <w:numId w:val="43"/>
         </w:numPr>
-        <w:rPr>
-          <w:rFonts w:ascii="Times New Roman" w:hAnsi="Times New Roman" w:cs="Times New Roman"/>
-        </w:rPr>
-      </w:pPr>
-      <w:r>
-        <w:rPr>
-          <w:rFonts w:ascii="Times New Roman" w:hAnsi="Times New Roman" w:cs="Times New Roman"/>
-        </w:rPr>
-        <w:t>Удаление образа: проверить, существуют ли клонированные базы, созданные на основе этого образа. Если клонов нет, то удалить VHD-файл. Если клон(ы) существуют, то операция отклоняется. Возвращать результат.</w:t>
-      </w:r>
-    </w:p>
-    <w:p>
-      <w:pPr>
-        <w:rPr>
-          <w:rFonts w:ascii="Times New Roman" w:hAnsi="Times New Roman" w:cs="Times New Roman"/>
-        </w:rPr>
-      </w:pPr>
-      <w:r>
-        <w:rPr>
-          <w:rFonts w:ascii="Times New Roman" w:hAnsi="Times New Roman" w:cs="Times New Roman"/>
-        </w:rPr>
-        <w:t>Все операции</w:t>
-      </w:r>
-      <w:r>
-        <w:rPr>
-          <w:rFonts w:ascii="Times New Roman" w:hAnsi="Times New Roman" w:cs="Times New Roman"/>
-        </w:rPr>
-        <w:t xml:space="preserve"> удаления</w:t>
-      </w:r>
-      <w:r>
-        <w:rPr>
-          <w:rFonts w:ascii="Times New Roman" w:hAnsi="Times New Roman" w:cs="Times New Roman"/>
-        </w:rPr>
-        <w:t xml:space="preserve"> подтверждаются пользователем</w:t>
-      </w:r>
-      <w:r>
-        <w:rPr>
-          <w:rFonts w:ascii="Times New Roman" w:hAnsi="Times New Roman" w:cs="Times New Roman"/>
-        </w:rPr>
-        <w:t xml:space="preserve"> в веб-интерфейсе.</w:t>
-      </w:r>
-      <w:r>
-        <w:rPr>
-          <w:rFonts w:ascii="Times New Roman" w:hAnsi="Times New Roman" w:cs="Times New Roman"/>
-        </w:rPr>
-        <w:t xml:space="preserve"> </w:t>
-      </w:r>
-      <w:r>
-        <w:rPr>
-          <w:rFonts w:ascii="Times New Roman" w:hAnsi="Times New Roman" w:cs="Times New Roman"/>
-        </w:rPr>
-        <w:t xml:space="preserve">Результат </w:t>
-      </w:r>
-      <w:r>
-        <w:rPr>
-          <w:rFonts w:ascii="Times New Roman" w:hAnsi="Times New Roman" w:cs="Times New Roman"/>
-        </w:rPr>
-        <w:t xml:space="preserve">операции </w:t>
-      </w:r>
-      <w:r>
-        <w:rPr>
-          <w:rFonts w:ascii="Times New Roman" w:hAnsi="Times New Roman" w:cs="Times New Roman"/>
-        </w:rPr>
-        <w:t>должен отображаться в веб-интерфейсе.</w:t>
-      </w:r>
-    </w:p>
-    <w:p>
-      <w:pPr>
-        <w:pStyle w:val="a7"/>
-        <w:numPr>
-          <w:ilvl w:val="2"/>
-          <w:numId w:val="28"/>
-        </w:numPr>
+        <w:spacing w:after="0" w:line="360" w:lineRule="auto"/>
         <w:jc w:val="both"/>
         <w:rPr>
           <w:rFonts w:ascii="Times New Roman" w:hAnsi="Times New Roman" w:cs="Times New Roman"/>
@@ -1821,88 +1033,38 @@
       <w:r>
         <w:rPr>
           <w:rFonts w:ascii="Times New Roman" w:hAnsi="Times New Roman" w:cs="Times New Roman"/>
-          <w:b/>
-          <w:bCs/>
-        </w:rPr>
-        <w:t>Возможность мониторинга</w:t>
-      </w:r>
-      <w:r>
-        <w:rPr>
-          <w:rFonts w:ascii="Times New Roman" w:hAnsi="Times New Roman" w:cs="Times New Roman"/>
-          <w:b/>
-          <w:bCs/>
-        </w:rPr>
-        <w:t xml:space="preserve"> </w:t>
-      </w:r>
-    </w:p>
-    <w:p>
-      <w:pPr>
-        <w:spacing w:line="240" w:lineRule="atLeast"/>
-        <w:rPr>
-          <w:rFonts w:ascii="Times New Roman" w:hAnsi="Times New Roman" w:cs="Times New Roman"/>
-        </w:rPr>
-      </w:pPr>
-      <w:r>
-        <w:rPr>
-          <w:rFonts w:ascii="Times New Roman" w:hAnsi="Times New Roman" w:cs="Times New Roman"/>
-        </w:rPr>
-        <w:t xml:space="preserve">При открытии страницы «Мониторинг» веб-клиент должен запрашивать у бэкенда данные для </w:t>
-      </w:r>
-      <w:r>
-        <w:rPr>
-          <w:rFonts w:ascii="Times New Roman" w:hAnsi="Times New Roman" w:cs="Times New Roman"/>
-        </w:rPr>
-        <w:t>вы</w:t>
-      </w:r>
-      <w:r>
-        <w:rPr>
-          <w:rFonts w:ascii="Times New Roman" w:hAnsi="Times New Roman" w:cs="Times New Roman"/>
-        </w:rPr>
-        <w:t>бранного SQL-сервера. Бэкенд должен пересылать запрос агенту на этом сервере.</w:t>
-      </w:r>
-    </w:p>
-    <w:p>
-      <w:pPr>
-        <w:spacing w:line="240" w:lineRule="auto"/>
-        <w:rPr>
-          <w:rFonts w:ascii="Times New Roman" w:hAnsi="Times New Roman" w:cs="Times New Roman"/>
-        </w:rPr>
-      </w:pPr>
-      <w:r>
-        <w:rPr>
-          <w:rFonts w:ascii="Times New Roman" w:hAnsi="Times New Roman" w:cs="Times New Roman"/>
-        </w:rPr>
-        <w:t>Агент</w:t>
-      </w:r>
-      <w:r>
-        <w:rPr>
-          <w:rFonts w:ascii="Times New Roman" w:hAnsi="Times New Roman" w:cs="Times New Roman"/>
-        </w:rPr>
-        <w:t xml:space="preserve"> </w:t>
-      </w:r>
-      <w:r>
-        <w:rPr>
-          <w:rFonts w:ascii="Times New Roman" w:hAnsi="Times New Roman" w:cs="Times New Roman"/>
-        </w:rPr>
-        <w:t>должен</w:t>
-      </w:r>
-      <w:r>
-        <w:rPr>
-          <w:rFonts w:ascii="Times New Roman" w:hAnsi="Times New Roman" w:cs="Times New Roman"/>
-        </w:rPr>
-        <w:t xml:space="preserve"> </w:t>
-      </w:r>
-      <w:r>
-        <w:rPr>
-          <w:rFonts w:ascii="Times New Roman" w:hAnsi="Times New Roman" w:cs="Times New Roman"/>
-        </w:rPr>
-        <w:t xml:space="preserve">возвращать </w:t>
-      </w:r>
-      <w:r>
-        <w:rPr>
-          <w:rFonts w:ascii="Times New Roman" w:hAnsi="Times New Roman" w:cs="Times New Roman"/>
-        </w:rPr>
-        <w:t xml:space="preserve">структурированные данные: </w:t>
+        </w:rPr>
+        <w:t>Создавать</w:t>
+      </w:r>
+      <w:r>
+        <w:rPr>
+          <w:rFonts w:ascii="Times New Roman" w:hAnsi="Times New Roman" w:cs="Times New Roman"/>
+        </w:rPr>
+        <w:t xml:space="preserve"> новый VHD-файл на основе выбранного образа и </w:t>
+      </w:r>
+      <w:r>
+        <w:rPr>
+          <w:rFonts w:ascii="Times New Roman" w:hAnsi="Times New Roman" w:cs="Times New Roman"/>
+        </w:rPr>
+        <w:t xml:space="preserve">подключать </w:t>
+      </w:r>
+      <w:r>
+        <w:rPr>
+          <w:rFonts w:ascii="Times New Roman" w:hAnsi="Times New Roman" w:cs="Times New Roman"/>
+        </w:rPr>
+        <w:t xml:space="preserve">его к </w:t>
+      </w:r>
+      <w:r>
+        <w:rPr>
+          <w:rFonts w:ascii="Times New Roman" w:hAnsi="Times New Roman" w:cs="Times New Roman"/>
+        </w:rPr>
+        <w:t xml:space="preserve">Microsoft </w:t>
+      </w:r>
+      <w:r>
+        <w:rPr>
+          <w:rFonts w:ascii="Times New Roman" w:hAnsi="Times New Roman" w:cs="Times New Roman"/>
+        </w:rPr>
+        <w:t xml:space="preserve">SQL Server как новую базу данных. </w:t>
       </w:r>
     </w:p>
     <w:p>
@@ -1910,29 +1072,146 @@
         <w:pStyle w:val="a7"/>
         <w:numPr>
           <w:ilvl w:val="0"/>
-          <w:numId w:val="19"/>
+          <w:numId w:val="43"/>
         </w:numPr>
-        <w:rPr>
-          <w:rFonts w:ascii="Times New Roman" w:hAnsi="Times New Roman" w:cs="Times New Roman"/>
-        </w:rPr>
-      </w:pPr>
-      <w:r>
-        <w:rPr>
-          <w:rFonts w:ascii="Times New Roman" w:hAnsi="Times New Roman" w:cs="Times New Roman"/>
-        </w:rPr>
-        <w:t>Список образов: имя, путь, размер VHD</w:t>
-      </w:r>
-      <w:r>
-        <w:rPr>
-          <w:rFonts w:ascii="Times New Roman" w:hAnsi="Times New Roman" w:cs="Times New Roman"/>
-        </w:rPr>
-        <w:t>, клоны</w:t>
-      </w:r>
-      <w:r>
-        <w:rPr>
-          <w:rFonts w:ascii="Times New Roman" w:hAnsi="Times New Roman" w:cs="Times New Roman"/>
+        <w:spacing w:after="0" w:line="360" w:lineRule="auto"/>
+        <w:jc w:val="both"/>
+        <w:rPr>
+          <w:rFonts w:ascii="Times New Roman" w:hAnsi="Times New Roman" w:cs="Times New Roman"/>
+        </w:rPr>
+      </w:pPr>
+      <w:r>
+        <w:rPr>
+          <w:rFonts w:ascii="Times New Roman" w:hAnsi="Times New Roman" w:cs="Times New Roman"/>
+        </w:rPr>
+        <w:t xml:space="preserve">Возвращать </w:t>
+      </w:r>
+      <w:r>
+        <w:rPr>
+          <w:rFonts w:ascii="Times New Roman" w:hAnsi="Times New Roman" w:cs="Times New Roman"/>
+        </w:rPr>
+        <w:t>бэкенду результат операции в виде статуса «Успешно» или «Ошибка» с описанием причины в случае неудачи.</w:t>
+      </w:r>
+    </w:p>
+    <w:p>
+      <w:pPr>
+        <w:spacing w:before="240" w:after="180" w:line="360" w:lineRule="auto"/>
+        <w:jc w:val="both"/>
+        <w:rPr>
+          <w:rFonts w:ascii="Times New Roman" w:hAnsi="Times New Roman" w:cs="Times New Roman"/>
+          <w:i/>
+          <w:iCs/>
+        </w:rPr>
+      </w:pPr>
+      <w:r>
+        <w:rPr>
+          <w:rFonts w:ascii="Times New Roman" w:hAnsi="Times New Roman" w:cs="Times New Roman"/>
+          <w:b/>
+          <w:bCs/>
+          <w:i/>
+          <w:iCs/>
+        </w:rPr>
+        <w:t>3.5</w:t>
+      </w:r>
+      <w:r>
+        <w:rPr>
+          <w:rFonts w:ascii="Times New Roman" w:hAnsi="Times New Roman" w:cs="Times New Roman"/>
+          <w:b/>
+          <w:bCs/>
+          <w:i/>
+          <w:iCs/>
         </w:rPr>
         <w:t>.</w:t>
+      </w:r>
+      <w:r>
+        <w:rPr>
+          <w:rFonts w:ascii="Times New Roman" w:hAnsi="Times New Roman" w:cs="Times New Roman"/>
+          <w:i/>
+          <w:iCs/>
+        </w:rPr>
+        <w:t xml:space="preserve"> </w:t>
+      </w:r>
+      <w:r>
+        <w:rPr>
+          <w:rFonts w:ascii="Times New Roman" w:hAnsi="Times New Roman" w:cs="Times New Roman"/>
+          <w:b/>
+          <w:bCs/>
+          <w:i/>
+          <w:iCs/>
+        </w:rPr>
+        <w:t xml:space="preserve">Удаление образа или клона </w:t>
+      </w:r>
+    </w:p>
+    <w:p>
+      <w:pPr>
+        <w:spacing w:after="0" w:line="360" w:lineRule="auto"/>
+        <w:jc w:val="both"/>
+        <w:rPr>
+          <w:rFonts w:ascii="Times New Roman" w:hAnsi="Times New Roman" w:cs="Times New Roman"/>
+        </w:rPr>
+      </w:pPr>
+      <w:r>
+        <w:rPr>
+          <w:rFonts w:ascii="Times New Roman" w:hAnsi="Times New Roman" w:cs="Times New Roman"/>
+        </w:rPr>
+        <w:t>При нажатии кнопки «Удалить» веб-клиент</w:t>
+      </w:r>
+      <w:r>
+        <w:rPr>
+          <w:rFonts w:ascii="Times New Roman" w:hAnsi="Times New Roman" w:cs="Times New Roman"/>
+        </w:rPr>
+        <w:t xml:space="preserve"> должен</w:t>
+      </w:r>
+      <w:r>
+        <w:rPr>
+          <w:rFonts w:ascii="Times New Roman" w:hAnsi="Times New Roman" w:cs="Times New Roman"/>
+        </w:rPr>
+        <w:t xml:space="preserve"> отправля</w:t>
+      </w:r>
+      <w:r>
+        <w:rPr>
+          <w:rFonts w:ascii="Times New Roman" w:hAnsi="Times New Roman" w:cs="Times New Roman"/>
+        </w:rPr>
+        <w:t>ть</w:t>
+      </w:r>
+      <w:r>
+        <w:rPr>
+          <w:rFonts w:ascii="Times New Roman" w:hAnsi="Times New Roman" w:cs="Times New Roman"/>
+        </w:rPr>
+        <w:t xml:space="preserve"> бэкенду запрос на удаление выбранного образа или клона. Перед отправкой запроса пользователь должен </w:t>
+      </w:r>
+      <w:r>
+        <w:rPr>
+          <w:rFonts w:ascii="Times New Roman" w:hAnsi="Times New Roman" w:cs="Times New Roman"/>
+        </w:rPr>
+        <w:t xml:space="preserve">подтверждать </w:t>
+      </w:r>
+      <w:r>
+        <w:rPr>
+          <w:rFonts w:ascii="Times New Roman" w:hAnsi="Times New Roman" w:cs="Times New Roman"/>
+        </w:rPr>
+        <w:t>операцию во всплывающем диалоговом окне.</w:t>
+      </w:r>
+    </w:p>
+    <w:p>
+      <w:pPr>
+        <w:spacing w:after="0" w:line="360" w:lineRule="auto"/>
+        <w:jc w:val="both"/>
+        <w:rPr>
+          <w:rFonts w:ascii="Times New Roman" w:hAnsi="Times New Roman" w:cs="Times New Roman"/>
+        </w:rPr>
+      </w:pPr>
+      <w:r>
+        <w:rPr>
+          <w:rFonts w:ascii="Times New Roman" w:hAnsi="Times New Roman" w:cs="Times New Roman"/>
+        </w:rPr>
+        <w:t>Агент должен обеспечивать корректное удаление</w:t>
+      </w:r>
+      <w:r>
+        <w:rPr>
+          <w:rFonts w:ascii="Times New Roman" w:hAnsi="Times New Roman" w:cs="Times New Roman"/>
+        </w:rPr>
+        <w:t>:</w:t>
       </w:r>
     </w:p>
     <w:p>
@@ -1940,88 +1219,161 @@
         <w:pStyle w:val="a7"/>
         <w:numPr>
           <w:ilvl w:val="0"/>
-          <w:numId w:val="19"/>
+          <w:numId w:val="44"/>
         </w:numPr>
-        <w:rPr>
-          <w:rFonts w:ascii="Times New Roman" w:hAnsi="Times New Roman" w:cs="Times New Roman"/>
-        </w:rPr>
-      </w:pPr>
-      <w:r>
-        <w:rPr>
-          <w:rFonts w:ascii="Times New Roman" w:hAnsi="Times New Roman" w:cs="Times New Roman"/>
-        </w:rPr>
-        <w:t xml:space="preserve">Список клонов: имя, путь, размер, исходный образ. </w:t>
+        <w:spacing w:after="0" w:line="360" w:lineRule="auto"/>
+        <w:jc w:val="both"/>
+        <w:rPr>
+          <w:rFonts w:ascii="Times New Roman" w:hAnsi="Times New Roman" w:cs="Times New Roman"/>
+        </w:rPr>
+      </w:pPr>
+      <w:r>
+        <w:rPr>
+          <w:rFonts w:ascii="Times New Roman" w:hAnsi="Times New Roman" w:cs="Times New Roman"/>
+        </w:rPr>
+        <w:t>При у</w:t>
+      </w:r>
+      <w:r>
+        <w:rPr>
+          <w:rFonts w:ascii="Times New Roman" w:hAnsi="Times New Roman" w:cs="Times New Roman"/>
+        </w:rPr>
+        <w:t>далени</w:t>
+      </w:r>
+      <w:r>
+        <w:rPr>
+          <w:rFonts w:ascii="Times New Roman" w:hAnsi="Times New Roman" w:cs="Times New Roman"/>
+        </w:rPr>
+        <w:t>и</w:t>
+      </w:r>
+      <w:r>
+        <w:rPr>
+          <w:rFonts w:ascii="Times New Roman" w:hAnsi="Times New Roman" w:cs="Times New Roman"/>
+        </w:rPr>
+        <w:t xml:space="preserve"> клона: </w:t>
+      </w:r>
+      <w:r>
+        <w:rPr>
+          <w:rFonts w:ascii="Times New Roman" w:hAnsi="Times New Roman" w:cs="Times New Roman"/>
+        </w:rPr>
+        <w:t xml:space="preserve">отключать </w:t>
+      </w:r>
+      <w:r>
+        <w:rPr>
+          <w:rFonts w:ascii="Times New Roman" w:hAnsi="Times New Roman" w:cs="Times New Roman"/>
+        </w:rPr>
+        <w:t>БД от СУБД</w:t>
+      </w:r>
+      <w:r>
+        <w:rPr>
+          <w:rFonts w:ascii="Times New Roman" w:hAnsi="Times New Roman" w:cs="Times New Roman"/>
+        </w:rPr>
+        <w:t xml:space="preserve"> и удалять </w:t>
+      </w:r>
+      <w:r>
+        <w:rPr>
+          <w:rFonts w:ascii="Times New Roman" w:hAnsi="Times New Roman" w:cs="Times New Roman"/>
+        </w:rPr>
+        <w:t>соответствующий VHD-файл</w:t>
+      </w:r>
+      <w:r>
+        <w:rPr>
+          <w:rFonts w:ascii="Times New Roman" w:hAnsi="Times New Roman" w:cs="Times New Roman"/>
+        </w:rPr>
+        <w:t xml:space="preserve">. </w:t>
       </w:r>
     </w:p>
     <w:p>
       <w:pPr>
-        <w:rPr>
-          <w:rFonts w:ascii="Times New Roman" w:hAnsi="Times New Roman" w:cs="Times New Roman"/>
-        </w:rPr>
-      </w:pPr>
-      <w:r>
-        <w:rPr>
-          <w:rFonts w:ascii="Times New Roman" w:hAnsi="Times New Roman" w:cs="Times New Roman"/>
-        </w:rPr>
-        <w:t>Бэкенд должен передавать эти данные веб-клиенту.</w:t>
-      </w:r>
-      <w:r>
-        <w:rPr>
-          <w:rFonts w:ascii="Times New Roman" w:hAnsi="Times New Roman" w:cs="Times New Roman"/>
-        </w:rPr>
-        <w:t xml:space="preserve"> </w:t>
-      </w:r>
-      <w:r>
-        <w:rPr>
-          <w:rFonts w:ascii="Times New Roman" w:hAnsi="Times New Roman" w:cs="Times New Roman"/>
-        </w:rPr>
-        <w:t>Веб</w:t>
-      </w:r>
-      <w:r>
-        <w:rPr>
-          <w:rFonts w:ascii="Times New Roman" w:hAnsi="Times New Roman" w:cs="Times New Roman"/>
-        </w:rPr>
-        <w:t>-клиент должен отображать их в двух таблицах на странице «Мониторинг».</w:t>
-      </w:r>
-      <w:r>
-        <w:rPr>
-          <w:rFonts w:ascii="Times New Roman" w:hAnsi="Times New Roman" w:cs="Times New Roman"/>
-        </w:rPr>
-        <w:t xml:space="preserve"> </w:t>
-      </w:r>
-      <w:r>
-        <w:rPr>
-          <w:rFonts w:ascii="Times New Roman" w:hAnsi="Times New Roman" w:cs="Times New Roman"/>
-        </w:rPr>
-        <w:t>Все события (создание/удаление образа</w:t>
-      </w:r>
-      <w:r>
-        <w:rPr>
-          <w:rFonts w:ascii="Times New Roman" w:hAnsi="Times New Roman" w:cs="Times New Roman"/>
-        </w:rPr>
-        <w:t>/</w:t>
-      </w:r>
-      <w:r>
-        <w:rPr>
-          <w:rFonts w:ascii="Times New Roman" w:hAnsi="Times New Roman" w:cs="Times New Roman"/>
-        </w:rPr>
-        <w:t xml:space="preserve">клона) должны фиксироваться </w:t>
-      </w:r>
-      <w:r>
-        <w:rPr>
-          <w:rFonts w:ascii="Times New Roman" w:hAnsi="Times New Roman" w:cs="Times New Roman"/>
-        </w:rPr>
-        <w:t>на сервере</w:t>
-      </w:r>
-      <w:r>
-        <w:rPr>
-          <w:rFonts w:ascii="Times New Roman" w:hAnsi="Times New Roman" w:cs="Times New Roman"/>
-        </w:rPr>
-        <w:t>, к которому было выполнено подключение.</w:t>
+        <w:pStyle w:val="a7"/>
+        <w:numPr>
+          <w:ilvl w:val="0"/>
+          <w:numId w:val="44"/>
+        </w:numPr>
+        <w:spacing w:after="0" w:line="360" w:lineRule="auto"/>
+        <w:jc w:val="both"/>
+        <w:rPr>
+          <w:rFonts w:ascii="Times New Roman" w:hAnsi="Times New Roman" w:cs="Times New Roman"/>
+        </w:rPr>
+      </w:pPr>
+      <w:r>
+        <w:rPr>
+          <w:rFonts w:ascii="Times New Roman" w:hAnsi="Times New Roman" w:cs="Times New Roman"/>
+        </w:rPr>
+        <w:t>При у</w:t>
+      </w:r>
+      <w:r>
+        <w:rPr>
+          <w:rFonts w:ascii="Times New Roman" w:hAnsi="Times New Roman" w:cs="Times New Roman"/>
+        </w:rPr>
+        <w:t>далени</w:t>
+      </w:r>
+      <w:r>
+        <w:rPr>
+          <w:rFonts w:ascii="Times New Roman" w:hAnsi="Times New Roman" w:cs="Times New Roman"/>
+        </w:rPr>
+        <w:t>и</w:t>
+      </w:r>
+      <w:r>
+        <w:rPr>
+          <w:rFonts w:ascii="Times New Roman" w:hAnsi="Times New Roman" w:cs="Times New Roman"/>
+        </w:rPr>
+        <w:t xml:space="preserve"> образа: </w:t>
+      </w:r>
+      <w:r>
+        <w:rPr>
+          <w:rFonts w:ascii="Times New Roman" w:hAnsi="Times New Roman" w:cs="Times New Roman"/>
+        </w:rPr>
+        <w:t>проверять наличие клонов, созданных на его основе</w:t>
+      </w:r>
+      <w:r>
+        <w:rPr>
+          <w:rFonts w:ascii="Times New Roman" w:hAnsi="Times New Roman" w:cs="Times New Roman"/>
+        </w:rPr>
+        <w:t xml:space="preserve">. Если клонов нет, то удалить </w:t>
+      </w:r>
+      <w:r>
+        <w:rPr>
+          <w:rFonts w:ascii="Times New Roman" w:hAnsi="Times New Roman" w:cs="Times New Roman"/>
+        </w:rPr>
+        <w:t>VHD</w:t>
+      </w:r>
+      <w:r>
+        <w:rPr>
+          <w:rFonts w:ascii="Times New Roman" w:hAnsi="Times New Roman" w:cs="Times New Roman"/>
+        </w:rPr>
+        <w:t>-файл. Если клон(ы) существуют, то операция отклоняется.</w:t>
       </w:r>
     </w:p>
     <w:p>
       <w:pPr>
+        <w:pStyle w:val="a7"/>
+        <w:numPr>
+          <w:ilvl w:val="0"/>
+          <w:numId w:val="44"/>
+        </w:numPr>
+        <w:spacing w:after="0" w:line="360" w:lineRule="auto"/>
+        <w:jc w:val="both"/>
+        <w:rPr>
+          <w:rFonts w:ascii="Times New Roman" w:hAnsi="Times New Roman" w:cs="Times New Roman"/>
+        </w:rPr>
+      </w:pPr>
+      <w:r>
+        <w:rPr>
+          <w:rFonts w:ascii="Times New Roman" w:hAnsi="Times New Roman" w:cs="Times New Roman"/>
+        </w:rPr>
+        <w:t xml:space="preserve">Возвращать </w:t>
+      </w:r>
+      <w:r>
+        <w:rPr>
+          <w:rFonts w:ascii="Times New Roman" w:hAnsi="Times New Roman" w:cs="Times New Roman"/>
+        </w:rPr>
+        <w:t>бэкенду результат операции в виде статуса «Успешно» или «Ошибка» с текстовым описанием причины в случае неудачи.</w:t>
+      </w:r>
+    </w:p>
+    <w:p>
+      <w:pPr>
+        <w:spacing w:before="240" w:after="180" w:line="360" w:lineRule="auto"/>
+        <w:jc w:val="both"/>
         <w:rPr>
           <w:rFonts w:ascii="Times New Roman" w:hAnsi="Times New Roman" w:cs="Times New Roman"/>
         </w:rPr>
@@ -2031,969 +1383,751 @@
           <w:rFonts w:ascii="Times New Roman" w:hAnsi="Times New Roman" w:cs="Times New Roman"/>
           <w:b/>
           <w:bCs/>
-        </w:rPr>
-        <w:t xml:space="preserve">3.2 Требования к графическому пользовательскому интерфейсу </w:t>
+          <w:i/>
+          <w:iCs/>
+        </w:rPr>
+        <w:t>3.6</w:t>
+      </w:r>
+      <w:r>
+        <w:rPr>
+          <w:rFonts w:ascii="Times New Roman" w:hAnsi="Times New Roman" w:cs="Times New Roman"/>
+          <w:b/>
+          <w:bCs/>
+          <w:i/>
+          <w:iCs/>
+        </w:rPr>
+        <w:t>.</w:t>
+      </w:r>
+      <w:r>
+        <w:rPr>
+          <w:rFonts w:ascii="Times New Roman" w:hAnsi="Times New Roman" w:cs="Times New Roman"/>
+          <w:i/>
+          <w:iCs/>
+        </w:rPr>
+        <w:t xml:space="preserve"> </w:t>
+      </w:r>
+      <w:r>
+        <w:rPr>
+          <w:rFonts w:ascii="Times New Roman" w:hAnsi="Times New Roman" w:cs="Times New Roman"/>
+          <w:b/>
+          <w:bCs/>
+          <w:i/>
+          <w:iCs/>
+        </w:rPr>
+        <w:t>Мониторинг</w:t>
       </w:r>
     </w:p>
     <w:p>
       <w:pPr>
-        <w:rPr>
-          <w:rFonts w:ascii="Times New Roman" w:hAnsi="Times New Roman" w:cs="Times New Roman"/>
-        </w:rPr>
-      </w:pPr>
-      <w:r>
-        <w:rPr>
-          <w:rFonts w:ascii="Times New Roman" w:hAnsi="Times New Roman" w:cs="Times New Roman"/>
-        </w:rPr>
-        <w:t>Приложение должно предоставлять пользователю интуитивно понятный и структурированный интерфейс для управления процессами создания</w:t>
-      </w:r>
-      <w:r>
-        <w:rPr>
-          <w:rFonts w:ascii="Times New Roman" w:hAnsi="Times New Roman" w:cs="Times New Roman"/>
-        </w:rPr>
-        <w:t xml:space="preserve">, </w:t>
-      </w:r>
-      <w:r>
-        <w:rPr>
-          <w:rFonts w:ascii="Times New Roman" w:hAnsi="Times New Roman" w:cs="Times New Roman"/>
-        </w:rPr>
-        <w:t xml:space="preserve">удаления </w:t>
-      </w:r>
-      <w:r>
-        <w:rPr>
-          <w:rFonts w:ascii="Times New Roman" w:hAnsi="Times New Roman" w:cs="Times New Roman"/>
-        </w:rPr>
-        <w:t xml:space="preserve">образов и </w:t>
-      </w:r>
-      <w:r>
-        <w:rPr>
-          <w:rFonts w:ascii="Times New Roman" w:hAnsi="Times New Roman" w:cs="Times New Roman"/>
-        </w:rPr>
-        <w:t>клонов баз данных. Все операции должны быть доступны через</w:t>
-      </w:r>
-      <w:r>
-        <w:rPr>
-          <w:rFonts w:ascii="Times New Roman" w:hAnsi="Times New Roman" w:cs="Times New Roman"/>
-        </w:rPr>
-        <w:t xml:space="preserve"> г</w:t>
-      </w:r>
-      <w:r>
-        <w:rPr>
-          <w:rFonts w:ascii="Times New Roman" w:hAnsi="Times New Roman" w:cs="Times New Roman"/>
-        </w:rPr>
-        <w:t>рафический интерфей</w:t>
-      </w:r>
-      <w:r>
-        <w:rPr>
-          <w:rFonts w:ascii="Times New Roman" w:hAnsi="Times New Roman" w:cs="Times New Roman"/>
-        </w:rPr>
-        <w:t>с, он</w:t>
-      </w:r>
-      <w:r>
-        <w:rPr>
-          <w:rFonts w:ascii="Times New Roman" w:hAnsi="Times New Roman" w:cs="Times New Roman"/>
-        </w:rPr>
-        <w:t xml:space="preserve"> должен включать следующие элементы:</w:t>
-      </w:r>
-      <w:r>
-        <w:rPr>
-          <w:rFonts w:ascii="Times New Roman" w:hAnsi="Times New Roman" w:cs="Times New Roman"/>
-        </w:rPr>
-        <w:t xml:space="preserve">  </w:t>
+        <w:spacing w:after="0" w:line="360" w:lineRule="auto"/>
+        <w:jc w:val="both"/>
+        <w:rPr>
+          <w:rFonts w:ascii="Times New Roman" w:hAnsi="Times New Roman" w:cs="Times New Roman"/>
+        </w:rPr>
+      </w:pPr>
+      <w:r>
+        <w:rPr>
+          <w:rFonts w:ascii="Times New Roman" w:hAnsi="Times New Roman" w:cs="Times New Roman"/>
+        </w:rPr>
+        <w:t>При открытии страницы «Мониторинг» веб-клиент</w:t>
+      </w:r>
+      <w:r>
+        <w:rPr>
+          <w:rFonts w:ascii="Times New Roman" w:hAnsi="Times New Roman" w:cs="Times New Roman"/>
+        </w:rPr>
+        <w:t xml:space="preserve"> должен</w:t>
+      </w:r>
+      <w:r>
+        <w:rPr>
+          <w:rFonts w:ascii="Times New Roman" w:hAnsi="Times New Roman" w:cs="Times New Roman"/>
+        </w:rPr>
+        <w:t xml:space="preserve"> </w:t>
+      </w:r>
+      <w:r>
+        <w:rPr>
+          <w:rFonts w:ascii="Times New Roman" w:hAnsi="Times New Roman" w:cs="Times New Roman"/>
+        </w:rPr>
+        <w:t>отправлять</w:t>
+      </w:r>
+      <w:r>
+        <w:rPr>
+          <w:rFonts w:ascii="Times New Roman" w:hAnsi="Times New Roman" w:cs="Times New Roman"/>
+        </w:rPr>
+        <w:t xml:space="preserve"> запрос на получение актуальной информации о состоянии образов и клонов. Бэкенд</w:t>
+      </w:r>
+      <w:r>
+        <w:rPr>
+          <w:rFonts w:ascii="Times New Roman" w:hAnsi="Times New Roman" w:cs="Times New Roman"/>
+        </w:rPr>
+        <w:t xml:space="preserve"> должен</w:t>
+      </w:r>
+      <w:r>
+        <w:rPr>
+          <w:rFonts w:ascii="Times New Roman" w:hAnsi="Times New Roman" w:cs="Times New Roman"/>
+        </w:rPr>
+        <w:t xml:space="preserve"> </w:t>
+      </w:r>
+      <w:r>
+        <w:rPr>
+          <w:rFonts w:ascii="Times New Roman" w:hAnsi="Times New Roman" w:cs="Times New Roman"/>
+        </w:rPr>
+        <w:t>пересылать</w:t>
+      </w:r>
+      <w:r>
+        <w:rPr>
+          <w:rFonts w:ascii="Times New Roman" w:hAnsi="Times New Roman" w:cs="Times New Roman"/>
+        </w:rPr>
+        <w:t xml:space="preserve"> этот запрос агенту.</w:t>
+      </w:r>
+      <w:r>
+        <w:rPr>
+          <w:rFonts w:ascii="Times New Roman" w:hAnsi="Times New Roman" w:cs="Times New Roman"/>
+        </w:rPr>
+        <w:t xml:space="preserve"> </w:t>
       </w:r>
     </w:p>
     <w:p>
       <w:pPr>
+        <w:spacing w:after="0" w:line="360" w:lineRule="auto"/>
+        <w:jc w:val="both"/>
+        <w:rPr>
+          <w:rFonts w:ascii="Times New Roman" w:hAnsi="Times New Roman" w:cs="Times New Roman"/>
+        </w:rPr>
+      </w:pPr>
+      <w:r>
+        <w:rPr>
+          <w:rFonts w:ascii="Times New Roman" w:hAnsi="Times New Roman" w:cs="Times New Roman"/>
+        </w:rPr>
+        <w:t xml:space="preserve">Агент </w:t>
+      </w:r>
+      <w:r>
+        <w:rPr>
+          <w:rFonts w:ascii="Times New Roman" w:hAnsi="Times New Roman" w:cs="Times New Roman"/>
+        </w:rPr>
+        <w:t xml:space="preserve">должен </w:t>
+      </w:r>
+      <w:r>
+        <w:rPr>
+          <w:rFonts w:ascii="Times New Roman" w:hAnsi="Times New Roman" w:cs="Times New Roman"/>
+        </w:rPr>
+        <w:t>собира</w:t>
+      </w:r>
+      <w:r>
+        <w:rPr>
+          <w:rFonts w:ascii="Times New Roman" w:hAnsi="Times New Roman" w:cs="Times New Roman"/>
+        </w:rPr>
+        <w:t>ть</w:t>
+      </w:r>
+      <w:r>
+        <w:rPr>
+          <w:rFonts w:ascii="Times New Roman" w:hAnsi="Times New Roman" w:cs="Times New Roman"/>
+        </w:rPr>
+        <w:t xml:space="preserve"> данные о всех доступных образах и клонах и переда</w:t>
+      </w:r>
+      <w:r>
+        <w:rPr>
+          <w:rFonts w:ascii="Times New Roman" w:hAnsi="Times New Roman" w:cs="Times New Roman"/>
+        </w:rPr>
+        <w:t>вать</w:t>
+      </w:r>
+      <w:r>
+        <w:rPr>
+          <w:rFonts w:ascii="Times New Roman" w:hAnsi="Times New Roman" w:cs="Times New Roman"/>
+        </w:rPr>
+        <w:t xml:space="preserve"> бэкенду. Бэкенд </w:t>
+      </w:r>
+      <w:r>
+        <w:rPr>
+          <w:rFonts w:ascii="Times New Roman" w:hAnsi="Times New Roman" w:cs="Times New Roman"/>
+        </w:rPr>
+        <w:t xml:space="preserve">должен возвращать </w:t>
+      </w:r>
+      <w:r>
+        <w:rPr>
+          <w:rFonts w:ascii="Times New Roman" w:hAnsi="Times New Roman" w:cs="Times New Roman"/>
+        </w:rPr>
+        <w:t xml:space="preserve">информацию веб-клиенту, который </w:t>
+      </w:r>
+      <w:r>
+        <w:rPr>
+          <w:rFonts w:ascii="Times New Roman" w:hAnsi="Times New Roman" w:cs="Times New Roman"/>
+        </w:rPr>
+        <w:t xml:space="preserve">должен </w:t>
+      </w:r>
+      <w:r>
+        <w:rPr>
+          <w:rFonts w:ascii="Times New Roman" w:hAnsi="Times New Roman" w:cs="Times New Roman"/>
+        </w:rPr>
+        <w:t>отображать</w:t>
+      </w:r>
+      <w:r>
+        <w:rPr>
+          <w:rFonts w:ascii="Times New Roman" w:hAnsi="Times New Roman" w:cs="Times New Roman"/>
+        </w:rPr>
+        <w:t xml:space="preserve"> её в двух таблицах: «</w:t>
+      </w:r>
+      <w:r>
+        <w:rPr>
+          <w:rFonts w:ascii="Times New Roman" w:hAnsi="Times New Roman" w:cs="Times New Roman"/>
+        </w:rPr>
+        <w:t>Список образов</w:t>
+      </w:r>
+      <w:r>
+        <w:rPr>
+          <w:rFonts w:ascii="Times New Roman" w:hAnsi="Times New Roman" w:cs="Times New Roman"/>
+        </w:rPr>
+        <w:t>» и «</w:t>
+      </w:r>
+      <w:r>
+        <w:rPr>
+          <w:rFonts w:ascii="Times New Roman" w:hAnsi="Times New Roman" w:cs="Times New Roman"/>
+        </w:rPr>
+        <w:t>Список клонов</w:t>
+      </w:r>
+      <w:r>
+        <w:rPr>
+          <w:rFonts w:ascii="Times New Roman" w:hAnsi="Times New Roman" w:cs="Times New Roman"/>
+        </w:rPr>
+        <w:t>».</w:t>
+      </w:r>
+    </w:p>
+    <w:p>
+      <w:pPr>
+        <w:spacing w:after="0" w:line="360" w:lineRule="auto"/>
+        <w:jc w:val="both"/>
+        <w:rPr>
+          <w:rFonts w:ascii="Times New Roman" w:hAnsi="Times New Roman" w:cs="Times New Roman"/>
+        </w:rPr>
+      </w:pPr>
+      <w:r>
+        <w:rPr>
+          <w:rFonts w:ascii="Times New Roman" w:hAnsi="Times New Roman" w:cs="Times New Roman"/>
+        </w:rPr>
+        <w:t xml:space="preserve">Все операции, связанные с созданием или удалением образов и клонов, </w:t>
+      </w:r>
+      <w:r>
+        <w:rPr>
+          <w:rFonts w:ascii="Times New Roman" w:hAnsi="Times New Roman" w:cs="Times New Roman"/>
+        </w:rPr>
+        <w:t xml:space="preserve">должны фиксироваться </w:t>
+      </w:r>
+      <w:r>
+        <w:rPr>
+          <w:rFonts w:ascii="Times New Roman" w:hAnsi="Times New Roman" w:cs="Times New Roman"/>
+        </w:rPr>
+        <w:t>на том SQL-сервере, к которому было выполнено подключение.</w:t>
+      </w:r>
+    </w:p>
+    <w:p>
+      <w:pPr>
+        <w:spacing w:before="240" w:after="180" w:line="360" w:lineRule="auto"/>
+        <w:jc w:val="both"/>
+        <w:rPr>
+          <w:rFonts w:ascii="Times New Roman" w:hAnsi="Times New Roman" w:cs="Times New Roman"/>
+          <w:i/>
+          <w:iCs/>
+        </w:rPr>
+      </w:pPr>
+      <w:r>
+        <w:rPr>
+          <w:rFonts w:ascii="Times New Roman" w:hAnsi="Times New Roman" w:cs="Times New Roman"/>
+          <w:b/>
+          <w:bCs/>
+          <w:i/>
+          <w:iCs/>
+        </w:rPr>
+        <w:lastRenderedPageBreak/>
+        <w:t>3.</w:t>
+      </w:r>
+      <w:r>
+        <w:rPr>
+          <w:rFonts w:ascii="Times New Roman" w:hAnsi="Times New Roman" w:cs="Times New Roman"/>
+          <w:b/>
+          <w:bCs/>
+          <w:i/>
+          <w:iCs/>
+        </w:rPr>
+        <w:t>7.</w:t>
+      </w:r>
+      <w:r>
+        <w:rPr>
+          <w:rFonts w:ascii="Times New Roman" w:hAnsi="Times New Roman" w:cs="Times New Roman"/>
+          <w:b/>
+          <w:bCs/>
+          <w:i/>
+          <w:iCs/>
+        </w:rPr>
+        <w:t xml:space="preserve"> Требования к графическому пользовательскому интерфейсу </w:t>
+      </w:r>
+    </w:p>
+    <w:p>
+      <w:pPr>
+        <w:spacing w:after="0" w:line="360" w:lineRule="auto"/>
+        <w:jc w:val="both"/>
+        <w:rPr>
+          <w:rFonts w:ascii="Times New Roman" w:hAnsi="Times New Roman" w:cs="Times New Roman"/>
+        </w:rPr>
+      </w:pPr>
+      <w:r>
+        <w:rPr>
+          <w:rFonts w:ascii="Times New Roman" w:hAnsi="Times New Roman" w:cs="Times New Roman"/>
+        </w:rPr>
+        <w:t>Приложение должно предоставлять пользователю интуитивно понятный и структурированный интерфейс для управления процессами создания, удаления образов и клонов баз данных. Все операции должны быть доступны через графический интерфейс, который должен включать следующие элементы</w:t>
+      </w:r>
+      <w:r>
+        <w:rPr>
+          <w:rFonts w:ascii="Times New Roman" w:hAnsi="Times New Roman" w:cs="Times New Roman"/>
+        </w:rPr>
+        <w:t xml:space="preserve">:  </w:t>
+      </w:r>
+    </w:p>
+    <w:p>
+      <w:pPr>
+        <w:pStyle w:val="a7"/>
         <w:numPr>
           <w:ilvl w:val="0"/>
-          <w:numId w:val="2"/>
+          <w:numId w:val="45"/>
         </w:numPr>
-        <w:rPr>
-          <w:rFonts w:ascii="Times New Roman" w:hAnsi="Times New Roman" w:cs="Times New Roman"/>
-        </w:rPr>
-      </w:pPr>
-      <w:r>
+        <w:tabs>
+          <w:tab w:val="num" w:pos="1440"/>
+        </w:tabs>
+        <w:spacing w:after="0" w:line="360" w:lineRule="auto"/>
+        <w:jc w:val="both"/>
+        <w:rPr>
+          <w:rFonts w:ascii="Times New Roman" w:hAnsi="Times New Roman" w:cs="Times New Roman"/>
+        </w:rPr>
+      </w:pPr>
+      <w:r>
+        <w:rPr>
+          <w:rFonts w:ascii="Times New Roman" w:hAnsi="Times New Roman" w:cs="Times New Roman"/>
+        </w:rPr>
+        <w:t xml:space="preserve">Авторизация. </w:t>
+      </w:r>
+      <w:r>
+        <w:rPr>
+          <w:rFonts w:ascii="Times New Roman" w:hAnsi="Times New Roman" w:cs="Times New Roman"/>
+        </w:rPr>
+        <w:t xml:space="preserve">Страница должна содержать поля для ввода логина и пароля. После успешной авторизации пользователь должен переходить на главную страницу веб-приложения. </w:t>
+      </w:r>
+    </w:p>
+    <w:p>
+      <w:pPr>
+        <w:pStyle w:val="a7"/>
+        <w:numPr>
+          <w:ilvl w:val="0"/>
+          <w:numId w:val="45"/>
+        </w:numPr>
+        <w:tabs>
+          <w:tab w:val="num" w:pos="1440"/>
+        </w:tabs>
+        <w:spacing w:after="0" w:line="360" w:lineRule="auto"/>
+        <w:jc w:val="both"/>
+        <w:rPr>
+          <w:rFonts w:ascii="Times New Roman" w:hAnsi="Times New Roman" w:cs="Times New Roman"/>
+        </w:rPr>
+      </w:pPr>
+      <w:r>
+        <w:rPr>
+          <w:rFonts w:ascii="Times New Roman" w:hAnsi="Times New Roman" w:cs="Times New Roman"/>
+        </w:rPr>
+        <w:t xml:space="preserve">Главное меню (боковая панель навигации). </w:t>
+      </w:r>
+      <w:r>
+        <w:rPr>
+          <w:rFonts w:ascii="Times New Roman" w:hAnsi="Times New Roman" w:cs="Times New Roman"/>
+        </w:rPr>
+        <w:t xml:space="preserve">Должно располагаться слева и содержать три пункта: «Управление образами», «Управление клонами», «Мониторинг». Текущая открытая страница должна подсвечиваться в панели. </w:t>
+      </w:r>
+    </w:p>
+    <w:p>
+      <w:pPr>
+        <w:pStyle w:val="a7"/>
+        <w:numPr>
+          <w:ilvl w:val="0"/>
+          <w:numId w:val="45"/>
+        </w:numPr>
+        <w:tabs>
+          <w:tab w:val="num" w:pos="1440"/>
+        </w:tabs>
+        <w:spacing w:after="0" w:line="360" w:lineRule="auto"/>
+        <w:jc w:val="both"/>
+        <w:rPr>
+          <w:rFonts w:ascii="Times New Roman" w:hAnsi="Times New Roman" w:cs="Times New Roman"/>
+        </w:rPr>
+      </w:pPr>
+      <w:r>
+        <w:rPr>
+          <w:rFonts w:ascii="Times New Roman" w:hAnsi="Times New Roman" w:cs="Times New Roman"/>
+        </w:rPr>
+        <w:t xml:space="preserve">Выбор SQL-сервера. </w:t>
+      </w:r>
+      <w:r>
+        <w:rPr>
+          <w:rFonts w:ascii="Times New Roman" w:hAnsi="Times New Roman" w:cs="Times New Roman"/>
+        </w:rPr>
+        <w:t xml:space="preserve">На </w:t>
+      </w:r>
+      <w:r>
+        <w:rPr>
+          <w:rFonts w:ascii="Times New Roman" w:hAnsi="Times New Roman" w:cs="Times New Roman"/>
+        </w:rPr>
+        <w:t xml:space="preserve">боковой панели должен отображаться выпадающий список «SQL сервер». Пользователь должен выбирать сервер, с которым будет работать в текущем контексте. </w:t>
+      </w:r>
+    </w:p>
+    <w:p>
+      <w:pPr>
+        <w:pStyle w:val="a7"/>
+        <w:numPr>
+          <w:ilvl w:val="0"/>
+          <w:numId w:val="45"/>
+        </w:numPr>
+        <w:tabs>
+          <w:tab w:val="num" w:pos="1440"/>
+        </w:tabs>
+        <w:spacing w:after="0" w:line="360" w:lineRule="auto"/>
+        <w:jc w:val="both"/>
+        <w:rPr>
+          <w:rFonts w:ascii="Times New Roman" w:hAnsi="Times New Roman" w:cs="Times New Roman"/>
+        </w:rPr>
+      </w:pPr>
+      <w:r>
+        <w:rPr>
+          <w:rFonts w:ascii="Times New Roman" w:hAnsi="Times New Roman" w:cs="Times New Roman"/>
+        </w:rPr>
+        <w:t xml:space="preserve">Страница «Управление образами». </w:t>
+      </w:r>
+      <w:r>
+        <w:rPr>
+          <w:rFonts w:ascii="Times New Roman" w:hAnsi="Times New Roman" w:cs="Times New Roman"/>
+        </w:rPr>
+        <w:t>Должна отображаться при выборе соответствующего пункта в меню и содержать кнопку «Создать образ»</w:t>
+      </w:r>
+      <w:r>
+        <w:rPr>
+          <w:rFonts w:ascii="Times New Roman" w:hAnsi="Times New Roman" w:cs="Times New Roman"/>
+        </w:rPr>
+        <w:t>,</w:t>
+      </w:r>
+      <w:r>
+        <w:rPr>
+          <w:rFonts w:ascii="Times New Roman" w:hAnsi="Times New Roman" w:cs="Times New Roman"/>
+        </w:rPr>
+        <w:t xml:space="preserve"> таблицу «Список образов» с существующими образами на выбранном сервере. У каждого образа в таблице должна располагаться кнопка «Удалить».  При нажатии «Создать образ» должна открываться форма для ввода информации. Пользователь должен заполнять поля: «Наименование образа», «Путь VHD», а также выбирать вариант создания («Из активной БД» или «Из бэкапа»). В зависимости от выбора должно появляться соответствующее поле ввода.</w:t>
+      </w:r>
+    </w:p>
+    <w:p>
+      <w:pPr>
+        <w:pStyle w:val="a7"/>
+        <w:numPr>
+          <w:ilvl w:val="0"/>
+          <w:numId w:val="45"/>
+        </w:numPr>
+        <w:tabs>
+          <w:tab w:val="num" w:pos="1440"/>
+        </w:tabs>
+        <w:spacing w:after="0" w:line="360" w:lineRule="auto"/>
+        <w:jc w:val="both"/>
+        <w:rPr>
+          <w:rFonts w:ascii="Times New Roman" w:hAnsi="Times New Roman" w:cs="Times New Roman"/>
+        </w:rPr>
+      </w:pPr>
+      <w:r>
+        <w:rPr>
+          <w:rFonts w:ascii="Times New Roman" w:hAnsi="Times New Roman" w:cs="Times New Roman"/>
+        </w:rPr>
+        <w:t xml:space="preserve">Страница «Управление клонами». </w:t>
+      </w:r>
+      <w:r>
+        <w:rPr>
+          <w:rFonts w:ascii="Times New Roman" w:hAnsi="Times New Roman" w:cs="Times New Roman"/>
+        </w:rPr>
+        <w:t>Должна отображаться при выборе соответствующего пункта в меню</w:t>
+      </w:r>
+      <w:r>
+        <w:rPr>
+          <w:rFonts w:ascii="Times New Roman" w:hAnsi="Times New Roman" w:cs="Times New Roman"/>
+        </w:rPr>
+        <w:t xml:space="preserve"> и </w:t>
+      </w:r>
+      <w:r>
+        <w:rPr>
+          <w:rFonts w:ascii="Times New Roman" w:hAnsi="Times New Roman" w:cs="Times New Roman"/>
+        </w:rPr>
+        <w:t>содержать кнопку «Создать клон»</w:t>
+      </w:r>
+      <w:r>
+        <w:rPr>
+          <w:rFonts w:ascii="Times New Roman" w:hAnsi="Times New Roman" w:cs="Times New Roman"/>
+        </w:rPr>
+        <w:t>,</w:t>
+      </w:r>
+      <w:r>
+        <w:rPr>
+          <w:rFonts w:ascii="Times New Roman" w:hAnsi="Times New Roman" w:cs="Times New Roman"/>
+        </w:rPr>
+        <w:t xml:space="preserve"> таблицу «Список клонов» с существующими клонами на выбранном сервере. У каждого клона в таблице должна располагаться кнопка «Удалить». При нажатии «Создать клон» должна открываться форма для ввода информации. Пользователь должен заполнять поля: «Наименование клона», «Путь VHD», а также выбирать ранее созданный образ для создания копии.</w:t>
+      </w:r>
+    </w:p>
+    <w:p>
+      <w:pPr>
+        <w:pStyle w:val="a7"/>
+        <w:numPr>
+          <w:ilvl w:val="0"/>
+          <w:numId w:val="45"/>
+        </w:numPr>
+        <w:tabs>
+          <w:tab w:val="num" w:pos="1440"/>
+        </w:tabs>
+        <w:spacing w:after="0" w:line="360" w:lineRule="auto"/>
+        <w:jc w:val="both"/>
+        <w:rPr>
+          <w:rFonts w:ascii="Times New Roman" w:hAnsi="Times New Roman" w:cs="Times New Roman"/>
+        </w:rPr>
+      </w:pPr>
+      <w:r>
+        <w:rPr>
+          <w:rFonts w:ascii="Times New Roman" w:hAnsi="Times New Roman" w:cs="Times New Roman"/>
+        </w:rPr>
+        <w:t xml:space="preserve">Страница «Мониторинг». </w:t>
+      </w:r>
+      <w:r>
+        <w:rPr>
+          <w:rFonts w:ascii="Times New Roman" w:hAnsi="Times New Roman" w:cs="Times New Roman"/>
+        </w:rPr>
+        <w:t>Должна отображаться при выборе соответствующего пункта в меню и содержать две таблицы: «Список образов»</w:t>
+      </w:r>
+      <w:r>
+        <w:rPr>
+          <w:rFonts w:ascii="Times New Roman" w:hAnsi="Times New Roman" w:cs="Times New Roman"/>
+        </w:rPr>
+        <w:t>,</w:t>
+      </w:r>
+      <w:r>
+        <w:rPr>
+          <w:rFonts w:ascii="Times New Roman" w:hAnsi="Times New Roman" w:cs="Times New Roman"/>
+        </w:rPr>
+        <w:t xml:space="preserve"> «Список клонов». Обе таблицы должны отображать актуальные данные о созданных образах и клонах, а также информацию о занятом месте на диске.</w:t>
+      </w:r>
+    </w:p>
+    <w:p>
+      <w:pPr>
+        <w:pStyle w:val="a7"/>
+        <w:numPr>
+          <w:ilvl w:val="0"/>
+          <w:numId w:val="45"/>
+        </w:numPr>
+        <w:tabs>
+          <w:tab w:val="num" w:pos="1440"/>
+        </w:tabs>
+        <w:spacing w:after="0" w:line="360" w:lineRule="auto"/>
+        <w:jc w:val="both"/>
+        <w:rPr>
+          <w:rFonts w:ascii="Times New Roman" w:hAnsi="Times New Roman" w:cs="Times New Roman"/>
+        </w:rPr>
+      </w:pPr>
+      <w:r>
+        <w:rPr>
+          <w:rFonts w:ascii="Times New Roman" w:hAnsi="Times New Roman" w:cs="Times New Roman"/>
+        </w:rPr>
+        <w:t xml:space="preserve">Диалоговые окна </w:t>
+      </w:r>
+      <w:r>
+        <w:rPr>
+          <w:rFonts w:ascii="Times New Roman" w:hAnsi="Times New Roman" w:cs="Times New Roman"/>
+        </w:rPr>
+        <w:t>должны использоваться для подтверждения действий и отображения результатов:</w:t>
+      </w:r>
+    </w:p>
+    <w:p>
+      <w:pPr>
+        <w:pStyle w:val="a7"/>
+        <w:spacing w:after="0" w:line="360" w:lineRule="auto"/>
+        <w:jc w:val="both"/>
+        <w:rPr>
+          <w:rFonts w:ascii="Times New Roman" w:hAnsi="Times New Roman" w:cs="Times New Roman"/>
+        </w:rPr>
+      </w:pPr>
+      <w:r>
+        <w:rPr>
+          <w:rFonts w:ascii="Times New Roman" w:hAnsi="Times New Roman" w:cs="Times New Roman"/>
+        </w:rPr>
+        <w:t>«ВНИМНИЕ»: для подтверждения удаления образа</w:t>
+      </w:r>
+      <w:r>
+        <w:rPr>
+          <w:rFonts w:ascii="Times New Roman" w:hAnsi="Times New Roman" w:cs="Times New Roman"/>
+        </w:rPr>
+        <w:t xml:space="preserve"> или</w:t>
+      </w:r>
+      <w:r>
+        <w:rPr>
+          <w:rFonts w:ascii="Times New Roman" w:hAnsi="Times New Roman" w:cs="Times New Roman"/>
+        </w:rPr>
+        <w:t xml:space="preserve"> клона. (с кнопками «ОК» и «Отмена»). </w:t>
+      </w:r>
+    </w:p>
+    <w:p>
+      <w:pPr>
+        <w:pStyle w:val="a7"/>
+        <w:spacing w:after="0" w:line="360" w:lineRule="auto"/>
+        <w:jc w:val="both"/>
+        <w:rPr>
+          <w:rFonts w:ascii="Times New Roman" w:hAnsi="Times New Roman" w:cs="Times New Roman"/>
+        </w:rPr>
+      </w:pPr>
+      <w:r>
+        <w:rPr>
+          <w:rFonts w:ascii="Times New Roman" w:hAnsi="Times New Roman" w:cs="Times New Roman"/>
+        </w:rPr>
+        <w:t>«РЕЗУЛЬТАТ - УСПЕХ!»: при успешном завершении операции (с кнопкой «ОК»)</w:t>
+      </w:r>
+    </w:p>
+    <w:p>
+      <w:pPr>
+        <w:pStyle w:val="a7"/>
+        <w:spacing w:after="0" w:line="360" w:lineRule="auto"/>
+        <w:jc w:val="both"/>
+        <w:rPr>
+          <w:rFonts w:ascii="Times New Roman" w:hAnsi="Times New Roman" w:cs="Times New Roman"/>
+        </w:rPr>
+      </w:pPr>
+      <w:r>
+        <w:rPr>
+          <w:rFonts w:ascii="Times New Roman" w:hAnsi="Times New Roman" w:cs="Times New Roman"/>
+        </w:rPr>
+        <w:t>«РЕЗУЛЬТАТ - ОШИБКА!»: при сбое (с кнопкой «ОК» и «см. подробности»</w:t>
+      </w:r>
+      <w:r>
+        <w:rPr>
+          <w:rFonts w:ascii="Times New Roman" w:hAnsi="Times New Roman" w:cs="Times New Roman"/>
+        </w:rPr>
+        <w:t xml:space="preserve"> / «</w:t>
+      </w:r>
+      <w:r>
+        <w:rPr>
+          <w:rFonts w:ascii="Times New Roman" w:hAnsi="Times New Roman" w:cs="Times New Roman"/>
+        </w:rPr>
+        <w:t>скрыть подробности»</w:t>
+      </w:r>
+      <w:r>
+        <w:rPr>
+          <w:rFonts w:ascii="Times New Roman" w:hAnsi="Times New Roman" w:cs="Times New Roman"/>
+        </w:rPr>
+        <w:t>).</w:t>
+      </w:r>
+    </w:p>
+    <w:p>
+      <w:pPr>
+        <w:pStyle w:val="a7"/>
+        <w:spacing w:after="0" w:line="360" w:lineRule="auto"/>
+        <w:jc w:val="both"/>
+        <w:rPr>
+          <w:rFonts w:ascii="Times New Roman" w:hAnsi="Times New Roman" w:cs="Times New Roman"/>
+        </w:rPr>
+      </w:pPr>
+      <w:r>
+        <w:rPr>
+          <w:rFonts w:ascii="Times New Roman" w:hAnsi="Times New Roman" w:cs="Times New Roman"/>
+        </w:rPr>
+        <w:t>При выполнении длительных операций на странице должна отображаться надпись: «Загрузка…»</w:t>
+      </w:r>
+    </w:p>
+    <w:p>
+      <w:pPr>
+        <w:spacing w:before="240" w:after="180" w:line="360" w:lineRule="auto"/>
+        <w:jc w:val="both"/>
         <w:rPr>
           <w:rFonts w:ascii="Times New Roman" w:hAnsi="Times New Roman" w:cs="Times New Roman"/>
           <w:b/>
           <w:bCs/>
-        </w:rPr>
-        <w:t>Авторизация</w:t>
-      </w:r>
+          <w:i/>
+          <w:iCs/>
+        </w:rPr>
+      </w:pPr>
       <w:r>
         <w:rPr>
           <w:rFonts w:ascii="Times New Roman" w:hAnsi="Times New Roman" w:cs="Times New Roman"/>
           <w:b/>
           <w:bCs/>
-        </w:rPr>
-        <w:t>.</w:t>
-      </w:r>
-      <w:r>
-        <w:rPr>
-          <w:rFonts w:ascii="Times New Roman" w:hAnsi="Times New Roman" w:cs="Times New Roman"/>
-        </w:rPr>
-        <w:t xml:space="preserve"> </w:t>
-      </w:r>
-      <w:r>
-        <w:rPr>
-          <w:rFonts w:ascii="Times New Roman" w:hAnsi="Times New Roman" w:cs="Times New Roman"/>
-        </w:rPr>
-        <w:t xml:space="preserve">Страница содержит поле для ввода логина и пароля. </w:t>
-      </w:r>
-      <w:r>
-        <w:rPr>
-          <w:rFonts w:ascii="Times New Roman" w:hAnsi="Times New Roman" w:cs="Times New Roman"/>
-        </w:rPr>
-        <w:t xml:space="preserve">После успешной авторизации пользователь переходит на главную страницу </w:t>
-      </w:r>
-      <w:r>
-        <w:rPr>
-          <w:rFonts w:ascii="Times New Roman" w:hAnsi="Times New Roman" w:cs="Times New Roman"/>
-        </w:rPr>
-        <w:t>веб-</w:t>
-      </w:r>
-      <w:r>
-        <w:rPr>
-          <w:rFonts w:ascii="Times New Roman" w:hAnsi="Times New Roman" w:cs="Times New Roman"/>
-        </w:rPr>
-        <w:t>приложения.</w:t>
+          <w:i/>
+          <w:iCs/>
+        </w:rPr>
+        <w:lastRenderedPageBreak/>
+        <w:t>3.</w:t>
+      </w:r>
+      <w:r>
+        <w:rPr>
+          <w:rFonts w:ascii="Times New Roman" w:hAnsi="Times New Roman" w:cs="Times New Roman"/>
+          <w:b/>
+          <w:bCs/>
+          <w:i/>
+          <w:iCs/>
+        </w:rPr>
+        <w:t>8</w:t>
+      </w:r>
+      <w:r>
+        <w:rPr>
+          <w:rFonts w:ascii="Times New Roman" w:hAnsi="Times New Roman" w:cs="Times New Roman"/>
+          <w:b/>
+          <w:bCs/>
+          <w:i/>
+          <w:iCs/>
+        </w:rPr>
+        <w:t>. Требования к дизайну</w:t>
       </w:r>
     </w:p>
     <w:p>
       <w:pPr>
-        <w:numPr>
-          <w:ilvl w:val="0"/>
-          <w:numId w:val="2"/>
-        </w:numPr>
-        <w:rPr>
-          <w:rFonts w:ascii="Times New Roman" w:hAnsi="Times New Roman" w:cs="Times New Roman"/>
-          <w:b/>
-          <w:bCs/>
-        </w:rPr>
-      </w:pPr>
-      <w:r>
-        <w:rPr>
-          <w:rFonts w:ascii="Times New Roman" w:hAnsi="Times New Roman" w:cs="Times New Roman"/>
-          <w:b/>
-          <w:bCs/>
-        </w:rPr>
-        <w:lastRenderedPageBreak/>
-        <w:t>Главное меню (боковая панель навигации)</w:t>
-      </w:r>
-      <w:r>
-        <w:rPr>
-          <w:rFonts w:ascii="Times New Roman" w:hAnsi="Times New Roman" w:cs="Times New Roman"/>
-          <w:b/>
-          <w:bCs/>
-        </w:rPr>
-        <w:t xml:space="preserve">. </w:t>
-      </w:r>
-      <w:r>
-        <w:rPr>
-          <w:rFonts w:ascii="Times New Roman" w:hAnsi="Times New Roman" w:cs="Times New Roman"/>
-        </w:rPr>
-        <w:t>Расположено слева и содержит три пункта:</w:t>
-      </w:r>
-      <w:r>
-        <w:rPr>
-          <w:rFonts w:ascii="Times New Roman" w:hAnsi="Times New Roman" w:cs="Times New Roman"/>
-          <w:b/>
-          <w:bCs/>
-        </w:rPr>
-        <w:t xml:space="preserve"> </w:t>
-      </w:r>
-      <w:r>
-        <w:rPr>
-          <w:rFonts w:ascii="Times New Roman" w:hAnsi="Times New Roman" w:cs="Times New Roman"/>
-        </w:rPr>
-        <w:t>Управление образами</w:t>
-      </w:r>
-      <w:r>
-        <w:rPr>
-          <w:rFonts w:ascii="Times New Roman" w:hAnsi="Times New Roman" w:cs="Times New Roman"/>
-          <w:b/>
-          <w:bCs/>
-        </w:rPr>
-        <w:t xml:space="preserve">, </w:t>
-      </w:r>
-      <w:r>
-        <w:rPr>
-          <w:rFonts w:ascii="Times New Roman" w:hAnsi="Times New Roman" w:cs="Times New Roman"/>
-        </w:rPr>
-        <w:t>Управление клонами</w:t>
-      </w:r>
-      <w:r>
-        <w:rPr>
-          <w:rFonts w:ascii="Times New Roman" w:hAnsi="Times New Roman" w:cs="Times New Roman"/>
-          <w:b/>
-          <w:bCs/>
-        </w:rPr>
-        <w:t xml:space="preserve">, </w:t>
-      </w:r>
-      <w:r>
-        <w:rPr>
-          <w:rFonts w:ascii="Times New Roman" w:hAnsi="Times New Roman" w:cs="Times New Roman"/>
-        </w:rPr>
-        <w:t>Мониторинг</w:t>
-      </w:r>
-      <w:r>
-        <w:rPr>
-          <w:rFonts w:ascii="Times New Roman" w:hAnsi="Times New Roman" w:cs="Times New Roman"/>
-          <w:b/>
-          <w:bCs/>
-        </w:rPr>
-        <w:t xml:space="preserve">. </w:t>
-      </w:r>
-      <w:r>
-        <w:rPr>
-          <w:rFonts w:ascii="Times New Roman" w:hAnsi="Times New Roman" w:cs="Times New Roman"/>
-        </w:rPr>
-        <w:t>Текущая открытая страница подсвечивается в панели.</w:t>
-      </w:r>
-      <w:r>
-        <w:rPr>
-          <w:rFonts w:ascii="Times New Roman" w:hAnsi="Times New Roman" w:cs="Times New Roman"/>
-          <w:b/>
-          <w:bCs/>
-        </w:rPr>
-        <w:t xml:space="preserve"> </w:t>
-      </w:r>
-      <w:r>
-        <w:rPr>
-          <w:rFonts w:ascii="Times New Roman" w:hAnsi="Times New Roman" w:cs="Times New Roman"/>
-        </w:rPr>
-        <w:t xml:space="preserve">Внизу боковой панели отображается </w:t>
-      </w:r>
-      <w:r>
-        <w:rPr>
-          <w:rFonts w:ascii="Times New Roman" w:hAnsi="Times New Roman" w:cs="Times New Roman"/>
-        </w:rPr>
-        <w:t>логин пользователя.</w:t>
-      </w:r>
-    </w:p>
-    <w:p>
-      <w:pPr>
-        <w:numPr>
-          <w:ilvl w:val="0"/>
-          <w:numId w:val="2"/>
-        </w:numPr>
-        <w:rPr>
-          <w:rFonts w:ascii="Times New Roman" w:hAnsi="Times New Roman" w:cs="Times New Roman"/>
-          <w:b/>
-          <w:bCs/>
-        </w:rPr>
-      </w:pPr>
-      <w:r>
-        <w:rPr>
-          <w:rFonts w:ascii="Times New Roman" w:hAnsi="Times New Roman" w:cs="Times New Roman"/>
-          <w:b/>
-          <w:bCs/>
-        </w:rPr>
-        <w:t>Выбор SQL-сервера</w:t>
-      </w:r>
-      <w:r>
-        <w:rPr>
-          <w:rFonts w:ascii="Times New Roman" w:hAnsi="Times New Roman" w:cs="Times New Roman"/>
-          <w:b/>
-          <w:bCs/>
-        </w:rPr>
-        <w:t xml:space="preserve">. </w:t>
-      </w:r>
-      <w:r>
-        <w:rPr>
-          <w:rFonts w:ascii="Times New Roman" w:hAnsi="Times New Roman" w:cs="Times New Roman"/>
-        </w:rPr>
-        <w:t>В правом верхнем углу каждой страницы (кроме авторизации) отображается выпадающий список «SQL сервер».</w:t>
-      </w:r>
-      <w:r>
-        <w:rPr>
-          <w:rFonts w:ascii="Times New Roman" w:hAnsi="Times New Roman" w:cs="Times New Roman"/>
-          <w:b/>
-          <w:bCs/>
-        </w:rPr>
-        <w:t xml:space="preserve"> </w:t>
-      </w:r>
-      <w:r>
-        <w:rPr>
-          <w:rFonts w:ascii="Times New Roman" w:hAnsi="Times New Roman" w:cs="Times New Roman"/>
-        </w:rPr>
-        <w:t>Пользователь выбирает сервер, с которым будет работать в текущем контексте.</w:t>
-      </w:r>
-      <w:r>
-        <w:rPr>
-          <w:rFonts w:ascii="Times New Roman" w:hAnsi="Times New Roman" w:cs="Times New Roman"/>
-        </w:rPr>
-        <w:t xml:space="preserve"> </w:t>
-      </w:r>
-    </w:p>
-    <w:p>
-      <w:pPr>
-        <w:numPr>
-          <w:ilvl w:val="0"/>
-          <w:numId w:val="2"/>
-        </w:numPr>
-        <w:rPr>
-          <w:rFonts w:ascii="Times New Roman" w:hAnsi="Times New Roman" w:cs="Times New Roman"/>
-          <w:b/>
-          <w:bCs/>
-        </w:rPr>
-      </w:pPr>
-      <w:r>
-        <w:rPr>
-          <w:rFonts w:ascii="Times New Roman" w:hAnsi="Times New Roman" w:cs="Times New Roman"/>
-          <w:b/>
-          <w:bCs/>
-        </w:rPr>
-        <w:t xml:space="preserve">Страница «Управление образами». </w:t>
-      </w:r>
-      <w:r>
-        <w:rPr>
-          <w:rFonts w:ascii="Times New Roman" w:hAnsi="Times New Roman" w:cs="Times New Roman"/>
-        </w:rPr>
-        <w:t>Отображается при выборе соответствующего пункта в меню.</w:t>
-      </w:r>
-      <w:r>
-        <w:rPr>
-          <w:rFonts w:ascii="Times New Roman" w:hAnsi="Times New Roman" w:cs="Times New Roman"/>
-          <w:b/>
-          <w:bCs/>
-        </w:rPr>
-        <w:t xml:space="preserve"> </w:t>
-      </w:r>
-      <w:r>
-        <w:rPr>
-          <w:rFonts w:ascii="Times New Roman" w:hAnsi="Times New Roman" w:cs="Times New Roman"/>
-        </w:rPr>
-        <w:t>Содержит:</w:t>
-      </w:r>
-      <w:r>
-        <w:rPr>
-          <w:rFonts w:ascii="Times New Roman" w:hAnsi="Times New Roman" w:cs="Times New Roman"/>
-          <w:b/>
-          <w:bCs/>
-        </w:rPr>
-        <w:t xml:space="preserve"> </w:t>
-      </w:r>
-      <w:r>
-        <w:rPr>
-          <w:rFonts w:ascii="Times New Roman" w:hAnsi="Times New Roman" w:cs="Times New Roman"/>
-        </w:rPr>
-        <w:t>Кнопку «Создать образ»</w:t>
-      </w:r>
-      <w:r>
-        <w:rPr>
-          <w:rFonts w:ascii="Times New Roman" w:hAnsi="Times New Roman" w:cs="Times New Roman"/>
-        </w:rPr>
-        <w:t>,</w:t>
-      </w:r>
-      <w:r>
-        <w:rPr>
-          <w:rFonts w:ascii="Times New Roman" w:hAnsi="Times New Roman" w:cs="Times New Roman"/>
-          <w:b/>
-          <w:bCs/>
-        </w:rPr>
-        <w:t xml:space="preserve"> </w:t>
-      </w:r>
-      <w:r>
-        <w:rPr>
-          <w:rFonts w:ascii="Times New Roman" w:hAnsi="Times New Roman" w:cs="Times New Roman"/>
-        </w:rPr>
-        <w:t>Таблицу «Список образов»</w:t>
-      </w:r>
-      <w:r>
-        <w:rPr>
-          <w:rFonts w:ascii="Times New Roman" w:hAnsi="Times New Roman" w:cs="Times New Roman"/>
-        </w:rPr>
-        <w:t xml:space="preserve"> с существующими образами</w:t>
-      </w:r>
-      <w:r>
-        <w:rPr>
-          <w:rFonts w:ascii="Times New Roman" w:hAnsi="Times New Roman" w:cs="Times New Roman"/>
-        </w:rPr>
-        <w:t xml:space="preserve"> на выбранном сервере</w:t>
-      </w:r>
-      <w:r>
-        <w:rPr>
-          <w:rFonts w:ascii="Times New Roman" w:hAnsi="Times New Roman" w:cs="Times New Roman"/>
-        </w:rPr>
-        <w:t>. В таблице у каждого образа располагается кнопка «Удалить».</w:t>
-      </w:r>
-      <w:r>
-        <w:rPr>
-          <w:rFonts w:ascii="Times New Roman" w:hAnsi="Times New Roman" w:cs="Times New Roman"/>
-        </w:rPr>
-        <w:br/>
-        <w:t>При нажатии «Создать образ» открывается форма для ввода информации. В форме пользователь заполняет поля</w:t>
-      </w:r>
-      <w:r>
-        <w:rPr>
-          <w:rFonts w:ascii="Times New Roman" w:hAnsi="Times New Roman" w:cs="Times New Roman"/>
-        </w:rPr>
-        <w:t xml:space="preserve">: </w:t>
-      </w:r>
-      <w:r>
-        <w:rPr>
-          <w:rFonts w:ascii="Times New Roman" w:hAnsi="Times New Roman" w:cs="Times New Roman"/>
-        </w:rPr>
-        <w:t>«Наименование», «Путь» и выбирает вариант создания («Создать образ из бэкапа», «Создать образ из существующей БД»), в зависимости от выбора появится поле для ввода с соответствующим названием.</w:t>
-      </w:r>
-    </w:p>
-    <w:p>
-      <w:pPr>
-        <w:numPr>
-          <w:ilvl w:val="0"/>
-          <w:numId w:val="2"/>
-        </w:numPr>
-        <w:rPr>
-          <w:rFonts w:ascii="Times New Roman" w:hAnsi="Times New Roman" w:cs="Times New Roman"/>
-          <w:b/>
-          <w:bCs/>
-        </w:rPr>
-      </w:pPr>
-      <w:r>
-        <w:rPr>
-          <w:rFonts w:ascii="Times New Roman" w:hAnsi="Times New Roman" w:cs="Times New Roman"/>
-          <w:b/>
-          <w:bCs/>
-        </w:rPr>
-        <w:t>Страница</w:t>
-      </w:r>
-      <w:r>
-        <w:rPr>
-          <w:rFonts w:ascii="Times New Roman" w:hAnsi="Times New Roman" w:cs="Times New Roman"/>
-          <w:b/>
-          <w:bCs/>
-        </w:rPr>
-        <w:t xml:space="preserve"> «Управление клонами»</w:t>
-      </w:r>
-      <w:r>
-        <w:rPr>
-          <w:rFonts w:ascii="Times New Roman" w:hAnsi="Times New Roman" w:cs="Times New Roman"/>
-          <w:b/>
-          <w:bCs/>
-        </w:rPr>
-        <w:t xml:space="preserve">. </w:t>
-      </w:r>
-      <w:r>
-        <w:rPr>
-          <w:rFonts w:ascii="Times New Roman" w:hAnsi="Times New Roman" w:cs="Times New Roman"/>
-        </w:rPr>
-        <w:t>Отображается при выборе соответствующего пункта в</w:t>
-      </w:r>
-      <w:r>
-        <w:rPr>
-          <w:rFonts w:ascii="Times New Roman" w:hAnsi="Times New Roman" w:cs="Times New Roman"/>
-        </w:rPr>
-        <w:t xml:space="preserve"> боковой панели</w:t>
-      </w:r>
-      <w:r>
-        <w:rPr>
-          <w:rFonts w:ascii="Times New Roman" w:hAnsi="Times New Roman" w:cs="Times New Roman"/>
-        </w:rPr>
-        <w:t>.</w:t>
-      </w:r>
-      <w:r>
-        <w:rPr>
-          <w:rFonts w:ascii="Times New Roman" w:hAnsi="Times New Roman" w:cs="Times New Roman"/>
-          <w:b/>
-          <w:bCs/>
-        </w:rPr>
-        <w:t xml:space="preserve"> </w:t>
-      </w:r>
-      <w:r>
-        <w:rPr>
-          <w:rFonts w:ascii="Times New Roman" w:hAnsi="Times New Roman" w:cs="Times New Roman"/>
-        </w:rPr>
-        <w:t>Содержит:</w:t>
-      </w:r>
-      <w:r>
-        <w:rPr>
-          <w:rFonts w:ascii="Times New Roman" w:hAnsi="Times New Roman" w:cs="Times New Roman"/>
-          <w:b/>
-          <w:bCs/>
-        </w:rPr>
-        <w:t xml:space="preserve"> </w:t>
-      </w:r>
-      <w:r>
-        <w:rPr>
-          <w:rFonts w:ascii="Times New Roman" w:hAnsi="Times New Roman" w:cs="Times New Roman"/>
-        </w:rPr>
-        <w:t>Кнопку «Создать клон»</w:t>
-      </w:r>
-      <w:r>
-        <w:rPr>
-          <w:rFonts w:ascii="Times New Roman" w:hAnsi="Times New Roman" w:cs="Times New Roman"/>
-        </w:rPr>
-        <w:t xml:space="preserve">, </w:t>
-      </w:r>
-      <w:r>
-        <w:rPr>
-          <w:rFonts w:ascii="Times New Roman" w:hAnsi="Times New Roman" w:cs="Times New Roman"/>
-        </w:rPr>
-        <w:t xml:space="preserve">Таблицу «Список клонов» </w:t>
-      </w:r>
-      <w:r>
-        <w:rPr>
-          <w:rFonts w:ascii="Times New Roman" w:hAnsi="Times New Roman" w:cs="Times New Roman"/>
-        </w:rPr>
-        <w:t>с существующими клонами на выбранном сервере.</w:t>
-      </w:r>
-      <w:r>
-        <w:rPr>
-          <w:rFonts w:ascii="Times New Roman" w:hAnsi="Times New Roman" w:cs="Times New Roman"/>
-        </w:rPr>
-        <w:t xml:space="preserve"> В таблице у каждого клона располагается кнопка «Удалить».</w:t>
-      </w:r>
-      <w:r>
-        <w:rPr>
-          <w:rFonts w:ascii="Times New Roman" w:hAnsi="Times New Roman" w:cs="Times New Roman"/>
-          <w:b/>
-          <w:bCs/>
-        </w:rPr>
-        <w:br/>
-      </w:r>
-      <w:r>
-        <w:rPr>
-          <w:rFonts w:ascii="Times New Roman" w:hAnsi="Times New Roman" w:cs="Times New Roman"/>
-        </w:rPr>
-        <w:t xml:space="preserve">При нажатии «Создать </w:t>
-      </w:r>
-      <w:r>
-        <w:rPr>
-          <w:rFonts w:ascii="Times New Roman" w:hAnsi="Times New Roman" w:cs="Times New Roman"/>
-        </w:rPr>
-        <w:t>клон</w:t>
-      </w:r>
-      <w:r>
-        <w:rPr>
-          <w:rFonts w:ascii="Times New Roman" w:hAnsi="Times New Roman" w:cs="Times New Roman"/>
-        </w:rPr>
-        <w:t xml:space="preserve">» открывается форма для ввода информации. В форме пользователь заполняет поля: «Наименование», «Путь» и </w:t>
-      </w:r>
-      <w:r>
-        <w:rPr>
-          <w:rFonts w:ascii="Times New Roman" w:hAnsi="Times New Roman" w:cs="Times New Roman"/>
-        </w:rPr>
-        <w:t>указывает</w:t>
-      </w:r>
-      <w:r>
-        <w:rPr>
-          <w:rFonts w:ascii="Times New Roman" w:hAnsi="Times New Roman" w:cs="Times New Roman"/>
-        </w:rPr>
-        <w:t xml:space="preserve"> </w:t>
-      </w:r>
-      <w:r>
-        <w:rPr>
-          <w:rFonts w:ascii="Times New Roman" w:hAnsi="Times New Roman" w:cs="Times New Roman"/>
-        </w:rPr>
-        <w:t>созданный ранее образ</w:t>
-      </w:r>
-      <w:r>
-        <w:rPr>
-          <w:rFonts w:ascii="Times New Roman" w:hAnsi="Times New Roman" w:cs="Times New Roman"/>
-        </w:rPr>
-        <w:t xml:space="preserve"> для создания копии.</w:t>
-      </w:r>
-    </w:p>
-    <w:p>
-      <w:pPr>
-        <w:numPr>
-          <w:ilvl w:val="0"/>
-          <w:numId w:val="2"/>
-        </w:numPr>
-        <w:rPr>
-          <w:rFonts w:ascii="Times New Roman" w:hAnsi="Times New Roman" w:cs="Times New Roman"/>
-          <w:b/>
-          <w:bCs/>
-        </w:rPr>
-      </w:pPr>
-      <w:r>
-        <w:rPr>
-          <w:rFonts w:ascii="Times New Roman" w:hAnsi="Times New Roman" w:cs="Times New Roman"/>
-          <w:b/>
-          <w:bCs/>
-        </w:rPr>
-        <w:t>Страница</w:t>
-      </w:r>
-      <w:r>
-        <w:rPr>
-          <w:rFonts w:ascii="Times New Roman" w:hAnsi="Times New Roman" w:cs="Times New Roman"/>
-          <w:b/>
-          <w:bCs/>
-        </w:rPr>
-        <w:t xml:space="preserve"> «Мониторинг»</w:t>
-      </w:r>
-      <w:r>
-        <w:rPr>
-          <w:rFonts w:ascii="Times New Roman" w:hAnsi="Times New Roman" w:cs="Times New Roman"/>
-          <w:b/>
-          <w:bCs/>
-        </w:rPr>
-        <w:t xml:space="preserve">. </w:t>
-      </w:r>
-      <w:r>
-        <w:rPr>
-          <w:rFonts w:ascii="Times New Roman" w:hAnsi="Times New Roman" w:cs="Times New Roman"/>
-        </w:rPr>
-        <w:t>Отображается при выборе соответствующего пункта в меню.</w:t>
-      </w:r>
-      <w:r>
-        <w:rPr>
-          <w:rFonts w:ascii="Times New Roman" w:hAnsi="Times New Roman" w:cs="Times New Roman"/>
-          <w:b/>
-          <w:bCs/>
-        </w:rPr>
-        <w:t xml:space="preserve"> </w:t>
-      </w:r>
-      <w:r>
-        <w:rPr>
-          <w:rFonts w:ascii="Times New Roman" w:hAnsi="Times New Roman" w:cs="Times New Roman"/>
-        </w:rPr>
-        <w:t>Содержит две таблицы:</w:t>
-      </w:r>
-      <w:r>
-        <w:rPr>
-          <w:rFonts w:ascii="Times New Roman" w:hAnsi="Times New Roman" w:cs="Times New Roman"/>
-          <w:b/>
-          <w:bCs/>
-        </w:rPr>
-        <w:t xml:space="preserve"> </w:t>
-      </w:r>
-      <w:r>
-        <w:rPr>
-          <w:rFonts w:ascii="Times New Roman" w:hAnsi="Times New Roman" w:cs="Times New Roman"/>
-        </w:rPr>
-        <w:t>Таблица «Образы»</w:t>
-      </w:r>
-      <w:r>
-        <w:rPr>
-          <w:rFonts w:ascii="Times New Roman" w:hAnsi="Times New Roman" w:cs="Times New Roman"/>
-        </w:rPr>
-        <w:t xml:space="preserve"> и </w:t>
-      </w:r>
-      <w:r>
-        <w:rPr>
-          <w:rFonts w:ascii="Times New Roman" w:hAnsi="Times New Roman" w:cs="Times New Roman"/>
-        </w:rPr>
-        <w:t>Таблица «Клоны»</w:t>
-      </w:r>
-      <w:r>
-        <w:rPr>
-          <w:rFonts w:ascii="Times New Roman" w:hAnsi="Times New Roman" w:cs="Times New Roman"/>
-        </w:rPr>
-        <w:t xml:space="preserve">. </w:t>
-      </w:r>
-      <w:r>
-        <w:rPr>
-          <w:rFonts w:ascii="Times New Roman" w:hAnsi="Times New Roman" w:cs="Times New Roman"/>
-        </w:rPr>
-        <w:t>Обе таблицы отображают актуальные данные</w:t>
-      </w:r>
-      <w:r>
-        <w:rPr>
-          <w:rFonts w:ascii="Times New Roman" w:hAnsi="Times New Roman" w:cs="Times New Roman"/>
-        </w:rPr>
-        <w:t xml:space="preserve"> о созданных ранее клонах и образах, доступном месте на диске</w:t>
-      </w:r>
-    </w:p>
-    <w:p>
-      <w:pPr>
-        <w:numPr>
-          <w:ilvl w:val="0"/>
-          <w:numId w:val="2"/>
-        </w:numPr>
-        <w:rPr>
-          <w:rFonts w:ascii="Times New Roman" w:hAnsi="Times New Roman" w:cs="Times New Roman"/>
-          <w:b/>
-          <w:bCs/>
-        </w:rPr>
-      </w:pPr>
-      <w:r>
-        <w:rPr>
-          <w:rFonts w:ascii="Times New Roman" w:hAnsi="Times New Roman" w:cs="Times New Roman"/>
-          <w:b/>
-          <w:bCs/>
-        </w:rPr>
-        <w:t>Диалоговые окна (всплывающие сообщения)</w:t>
-      </w:r>
-      <w:r>
-        <w:rPr>
-          <w:rFonts w:ascii="Times New Roman" w:hAnsi="Times New Roman" w:cs="Times New Roman"/>
-          <w:b/>
-          <w:bCs/>
-        </w:rPr>
-        <w:t xml:space="preserve">. </w:t>
-      </w:r>
-      <w:r>
-        <w:rPr>
-          <w:rFonts w:ascii="Times New Roman" w:hAnsi="Times New Roman" w:cs="Times New Roman"/>
-        </w:rPr>
-        <w:t>Используются для подтверждения действий и отображения результатов:</w:t>
-      </w:r>
-      <w:r>
-        <w:rPr>
-          <w:rFonts w:ascii="Times New Roman" w:hAnsi="Times New Roman" w:cs="Times New Roman"/>
-        </w:rPr>
-        <w:br/>
-      </w:r>
-      <w:r>
-        <w:rPr>
-          <w:rFonts w:ascii="Times New Roman" w:hAnsi="Times New Roman" w:cs="Times New Roman"/>
-          <w:b/>
-          <w:bCs/>
-        </w:rPr>
-        <w:t xml:space="preserve"> </w:t>
-      </w:r>
-      <w:r>
-        <w:rPr>
-          <w:rFonts w:ascii="Times New Roman" w:hAnsi="Times New Roman" w:cs="Times New Roman"/>
-        </w:rPr>
-        <w:t>«ВНИМАНИЕ»</w:t>
-      </w:r>
-      <w:r>
-        <w:rPr>
-          <w:rFonts w:ascii="Times New Roman" w:hAnsi="Times New Roman" w:cs="Times New Roman"/>
-        </w:rPr>
-        <w:t>:</w:t>
-      </w:r>
-      <w:r>
-        <w:rPr>
-          <w:rFonts w:ascii="Times New Roman" w:hAnsi="Times New Roman" w:cs="Times New Roman"/>
-        </w:rPr>
-        <w:t xml:space="preserve"> для подтверждения удаления </w:t>
-      </w:r>
-      <w:r>
-        <w:rPr>
-          <w:rFonts w:ascii="Times New Roman" w:hAnsi="Times New Roman" w:cs="Times New Roman"/>
-        </w:rPr>
-        <w:t xml:space="preserve">образа, клона. </w:t>
-      </w:r>
-      <w:r>
-        <w:rPr>
-          <w:rFonts w:ascii="Times New Roman" w:hAnsi="Times New Roman" w:cs="Times New Roman"/>
-        </w:rPr>
-        <w:t>(с кнопками «ОК» и «Отмена»).</w:t>
-      </w:r>
-      <w:r>
-        <w:rPr>
-          <w:rFonts w:ascii="Times New Roman" w:hAnsi="Times New Roman" w:cs="Times New Roman"/>
-          <w:b/>
-          <w:bCs/>
-        </w:rPr>
-        <w:t xml:space="preserve"> </w:t>
-      </w:r>
-      <w:r>
-        <w:rPr>
-          <w:rFonts w:ascii="Times New Roman" w:hAnsi="Times New Roman" w:cs="Times New Roman"/>
-          <w:b/>
-          <w:bCs/>
-        </w:rPr>
-        <w:br/>
-      </w:r>
-      <w:r>
-        <w:rPr>
-          <w:rFonts w:ascii="Times New Roman" w:hAnsi="Times New Roman" w:cs="Times New Roman"/>
-        </w:rPr>
-        <w:t>«РЕЗУЛЬТАТ</w:t>
-      </w:r>
-      <w:r>
-        <w:rPr>
-          <w:rFonts w:ascii="Times New Roman" w:hAnsi="Times New Roman" w:cs="Times New Roman"/>
-        </w:rPr>
-        <w:t xml:space="preserve"> -</w:t>
-      </w:r>
-      <w:r>
-        <w:rPr>
-          <w:rFonts w:ascii="Times New Roman" w:hAnsi="Times New Roman" w:cs="Times New Roman"/>
-        </w:rPr>
-        <w:t xml:space="preserve"> УСПЕХ!»</w:t>
-      </w:r>
-      <w:r>
-        <w:rPr>
-          <w:rFonts w:ascii="Times New Roman" w:hAnsi="Times New Roman" w:cs="Times New Roman"/>
-        </w:rPr>
-        <w:t>:</w:t>
-      </w:r>
-      <w:r>
-        <w:rPr>
-          <w:rFonts w:ascii="Times New Roman" w:hAnsi="Times New Roman" w:cs="Times New Roman"/>
-        </w:rPr>
-        <w:t xml:space="preserve"> при успешном завершении операции (с кнопкой «ОК»).</w:t>
-      </w:r>
-      <w:r>
-        <w:rPr>
-          <w:rFonts w:ascii="Times New Roman" w:hAnsi="Times New Roman" w:cs="Times New Roman"/>
-          <w:b/>
-          <w:bCs/>
-        </w:rPr>
-        <w:t xml:space="preserve"> </w:t>
-      </w:r>
-      <w:r>
-        <w:rPr>
-          <w:rFonts w:ascii="Times New Roman" w:hAnsi="Times New Roman" w:cs="Times New Roman"/>
-          <w:b/>
-          <w:bCs/>
-        </w:rPr>
-        <w:br/>
-      </w:r>
-      <w:r>
-        <w:rPr>
-          <w:rFonts w:ascii="Times New Roman" w:hAnsi="Times New Roman" w:cs="Times New Roman"/>
-        </w:rPr>
-        <w:t>«РЕЗУЛЬТАТ</w:t>
-      </w:r>
-      <w:r>
-        <w:rPr>
-          <w:rFonts w:ascii="Times New Roman" w:hAnsi="Times New Roman" w:cs="Times New Roman"/>
-        </w:rPr>
-        <w:t xml:space="preserve"> - </w:t>
-      </w:r>
-      <w:r>
-        <w:rPr>
-          <w:rFonts w:ascii="Times New Roman" w:hAnsi="Times New Roman" w:cs="Times New Roman"/>
-        </w:rPr>
-        <w:t>ОШИБКА!»</w:t>
-      </w:r>
-      <w:r>
-        <w:rPr>
-          <w:rFonts w:ascii="Times New Roman" w:hAnsi="Times New Roman" w:cs="Times New Roman"/>
-        </w:rPr>
-        <w:t>:</w:t>
-      </w:r>
-      <w:r>
-        <w:rPr>
-          <w:rFonts w:ascii="Times New Roman" w:hAnsi="Times New Roman" w:cs="Times New Roman"/>
-        </w:rPr>
-        <w:t xml:space="preserve"> при сбое (с кнопкой «ОК» и ссылкой «см. </w:t>
-      </w:r>
-      <w:r>
-        <w:rPr>
-          <w:rFonts w:ascii="Times New Roman" w:hAnsi="Times New Roman" w:cs="Times New Roman"/>
-        </w:rPr>
-        <w:t>подробности</w:t>
-      </w:r>
-      <w:r>
-        <w:rPr>
-          <w:rFonts w:ascii="Times New Roman" w:hAnsi="Times New Roman" w:cs="Times New Roman"/>
-        </w:rPr>
-        <w:t>»).</w:t>
-      </w:r>
-      <w:r>
-        <w:rPr>
-          <w:rFonts w:ascii="Times New Roman" w:hAnsi="Times New Roman" w:cs="Times New Roman"/>
-          <w:b/>
-          <w:bCs/>
-        </w:rPr>
-        <w:br/>
-      </w:r>
-      <w:r>
-        <w:rPr>
-          <w:rFonts w:ascii="Times New Roman" w:hAnsi="Times New Roman" w:cs="Times New Roman"/>
-        </w:rPr>
-        <w:t>При выполнении длительных операций клонирования, создания образа на странице должна отображаться надпись: «Загрузка…».</w:t>
-      </w:r>
-    </w:p>
-    <w:p>
-      <w:pPr>
-        <w:rPr>
-          <w:rFonts w:ascii="Times New Roman" w:hAnsi="Times New Roman" w:cs="Times New Roman"/>
-          <w:b/>
-          <w:bCs/>
-        </w:rPr>
-      </w:pPr>
-      <w:r>
-        <w:rPr>
-          <w:rFonts w:ascii="Times New Roman" w:hAnsi="Times New Roman" w:cs="Times New Roman"/>
-          <w:b/>
-          <w:bCs/>
-        </w:rPr>
-        <w:t>3.2.1. Требования к дизайну</w:t>
-      </w:r>
-    </w:p>
-    <w:p>
-      <w:pPr>
-        <w:rPr>
-          <w:rFonts w:ascii="Times New Roman" w:hAnsi="Times New Roman" w:cs="Times New Roman"/>
-          <w:b/>
-          <w:bCs/>
-        </w:rPr>
-      </w:pPr>
-      <w:r>
-        <w:rPr>
-          <w:rFonts w:ascii="Times New Roman" w:hAnsi="Times New Roman" w:cs="Times New Roman"/>
-        </w:rPr>
-        <w:t>Интерфейс приложения</w:t>
-      </w:r>
-      <w:r>
-        <w:rPr>
-          <w:rFonts w:ascii="Times New Roman" w:hAnsi="Times New Roman" w:cs="Times New Roman"/>
-        </w:rPr>
-        <w:t xml:space="preserve"> должен быть</w:t>
-      </w:r>
-      <w:r>
-        <w:rPr>
-          <w:rFonts w:ascii="Times New Roman" w:hAnsi="Times New Roman" w:cs="Times New Roman"/>
-        </w:rPr>
-        <w:t xml:space="preserve"> выполнен в трёх основных цветах с возможностью</w:t>
-      </w:r>
-      <w:r>
-        <w:rPr>
-          <w:rFonts w:ascii="Times New Roman" w:hAnsi="Times New Roman" w:cs="Times New Roman"/>
-        </w:rPr>
-        <w:t xml:space="preserve"> </w:t>
-      </w:r>
-      <w:r>
-        <w:rPr>
-          <w:rFonts w:ascii="Times New Roman" w:hAnsi="Times New Roman" w:cs="Times New Roman"/>
-        </w:rPr>
-        <w:t>использования оттенков.</w:t>
-      </w:r>
-      <w:r>
-        <w:rPr>
-          <w:rFonts w:ascii="Times New Roman" w:hAnsi="Times New Roman" w:cs="Times New Roman"/>
-        </w:rPr>
-        <w:t xml:space="preserve"> Должна соблюдаться единая структура и одинаковый шрифт на всех окнах</w:t>
+        <w:spacing w:after="120" w:line="360" w:lineRule="auto"/>
+        <w:jc w:val="both"/>
+        <w:rPr>
+          <w:rFonts w:ascii="Times New Roman" w:hAnsi="Times New Roman" w:cs="Times New Roman"/>
+        </w:rPr>
+      </w:pPr>
+      <w:r>
+        <w:rPr>
+          <w:rFonts w:ascii="Times New Roman" w:hAnsi="Times New Roman" w:cs="Times New Roman"/>
+        </w:rPr>
+        <w:t xml:space="preserve">Интерфейс приложения должен быть выполнен в трёх основных цветах с возможностью использования оттенков. Должна соблюдаться единая структура и одинаковый шрифт </w:t>
+      </w:r>
+      <w:r>
+        <w:rPr>
+          <w:rFonts w:ascii="Times New Roman" w:hAnsi="Times New Roman" w:cs="Times New Roman"/>
+        </w:rPr>
+        <w:t>на всех страницах.</w:t>
       </w:r>
     </w:p>
     <w:tbl>
       <w:tblPr>
-        <w:tblW w:w="10038" w:type="dxa"/>
-        <w:tblCellMar>
-          <w:top w:w="15" w:type="dxa"/>
-          <w:left w:w="15" w:type="dxa"/>
-          <w:bottom w:w="15" w:type="dxa"/>
-          <w:right w:w="15" w:type="dxa"/>
-        </w:tblCellMar>
+        <w:tblW w:w="4683" w:type="dxa"/>
+        <w:jc w:val="center"/>
         <w:tblLook w:val="04A0" w:firstRow="1" w:lastRow="0" w:firstColumn="1" w:lastColumn="0" w:noHBand="0" w:noVBand="1"/>
       </w:tblPr>
       <w:tblGrid>
-        <w:gridCol w:w="2683"/>
-        <w:gridCol w:w="5092"/>
-        <w:gridCol w:w="2263"/>
+        <w:gridCol w:w="1768"/>
+        <w:gridCol w:w="1640"/>
+        <w:gridCol w:w="1275"/>
       </w:tblGrid>
       <w:tr>
         <w:trPr>
-          <w:trHeight w:val="236"/>
+          <w:trHeight w:val="197"/>
+          <w:jc w:val="center"/>
         </w:trPr>
         <w:tc>
           <w:tcPr>
-            <w:tcW w:w="2683" w:type="dxa"/>
+            <w:tcW w:w="1768" w:type="dxa"/>
             <w:tcBorders>
               <w:top w:val="single" w:sz="4" w:space="0" w:color="000000"/>
               <w:left w:val="single" w:sz="4" w:space="0" w:color="000000"/>
               <w:bottom w:val="single" w:sz="4" w:space="0" w:color="000000"/>
               <w:right w:val="single" w:sz="4" w:space="0" w:color="000000"/>
             </w:tcBorders>
-            <w:tcMar>
-              <w:top w:w="0" w:type="dxa"/>
-              <w:left w:w="108" w:type="dxa"/>
-              <w:bottom w:w="0" w:type="dxa"/>
-              <w:right w:w="108" w:type="dxa"/>
-            </w:tcMar>
             <w:hideMark/>
           </w:tcPr>
           <w:p>
             <w:pPr>
+              <w:spacing w:after="0" w:line="240" w:lineRule="auto"/>
+              <w:jc w:val="both"/>
               <w:rPr>
                 <w:rFonts w:ascii="Times New Roman" w:hAnsi="Times New Roman" w:cs="Times New Roman"/>
               </w:rPr>
@@ -3008,23 +2142,19 @@
         </w:tc>
         <w:tc>
           <w:tcPr>
-            <w:tcW w:w="5092" w:type="dxa"/>
+            <w:tcW w:w="1640" w:type="dxa"/>
             <w:tcBorders>
               <w:top w:val="single" w:sz="4" w:space="0" w:color="000000"/>
               <w:left w:val="single" w:sz="4" w:space="0" w:color="000000"/>
               <w:bottom w:val="single" w:sz="4" w:space="0" w:color="000000"/>
               <w:right w:val="single" w:sz="4" w:space="0" w:color="000000"/>
             </w:tcBorders>
-            <w:tcMar>
-              <w:top w:w="0" w:type="dxa"/>
-              <w:left w:w="108" w:type="dxa"/>
-              <w:bottom w:w="0" w:type="dxa"/>
-              <w:right w:w="108" w:type="dxa"/>
-            </w:tcMar>
             <w:hideMark/>
           </w:tcPr>
           <w:p>
             <w:pPr>
+              <w:spacing w:after="0" w:line="240" w:lineRule="auto"/>
+              <w:jc w:val="both"/>
               <w:rPr>
                 <w:rFonts w:ascii="Times New Roman" w:hAnsi="Times New Roman" w:cs="Times New Roman"/>
               </w:rPr>
@@ -3039,23 +2169,19 @@
         </w:tc>
         <w:tc>
           <w:tcPr>
-            <w:tcW w:w="2263" w:type="dxa"/>
+            <w:tcW w:w="1275" w:type="dxa"/>
             <w:tcBorders>
               <w:top w:val="single" w:sz="4" w:space="0" w:color="000000"/>
               <w:left w:val="single" w:sz="4" w:space="0" w:color="000000"/>
               <w:bottom w:val="single" w:sz="4" w:space="0" w:color="000000"/>
               <w:right w:val="single" w:sz="4" w:space="0" w:color="000000"/>
             </w:tcBorders>
-            <w:tcMar>
-              <w:top w:w="0" w:type="dxa"/>
-              <w:left w:w="108" w:type="dxa"/>
-              <w:bottom w:w="0" w:type="dxa"/>
-              <w:right w:w="108" w:type="dxa"/>
-            </w:tcMar>
             <w:hideMark/>
           </w:tcPr>
           <w:p>
             <w:pPr>
+              <w:spacing w:after="0" w:line="240" w:lineRule="auto"/>
+              <w:jc w:val="both"/>
               <w:rPr>
                 <w:rFonts w:ascii="Times New Roman" w:hAnsi="Times New Roman" w:cs="Times New Roman"/>
               </w:rPr>
@@ -3071,11 +2197,12 @@
       </w:tr>
       <w:tr>
         <w:trPr>
-          <w:trHeight w:val="282"/>
+          <w:trHeight w:val="273"/>
+          <w:jc w:val="center"/>
         </w:trPr>
         <w:tc>
           <w:tcPr>
-            <w:tcW w:w="2683" w:type="dxa"/>
+            <w:tcW w:w="1768" w:type="dxa"/>
             <w:tcBorders>
               <w:top w:val="single" w:sz="4" w:space="0" w:color="000000"/>
               <w:left w:val="single" w:sz="4" w:space="0" w:color="000000"/>
@@ -3083,16 +2210,12 @@
               <w:right w:val="single" w:sz="4" w:space="0" w:color="000000"/>
             </w:tcBorders>
             <w:shd w:val="clear" w:color="auto" w:fill="0C54A0"/>
-            <w:tcMar>
-              <w:top w:w="0" w:type="dxa"/>
-              <w:left w:w="108" w:type="dxa"/>
-              <w:bottom w:w="0" w:type="dxa"/>
-              <w:right w:w="108" w:type="dxa"/>
-            </w:tcMar>
             <w:hideMark/>
           </w:tcPr>
           <w:p>
             <w:pPr>
+              <w:spacing w:after="0" w:line="240" w:lineRule="auto"/>
+              <w:jc w:val="both"/>
               <w:rPr>
                 <w:rFonts w:ascii="Times New Roman" w:hAnsi="Times New Roman" w:cs="Times New Roman"/>
               </w:rPr>
@@ -3101,23 +2224,19 @@
         </w:tc>
         <w:tc>
           <w:tcPr>
-            <w:tcW w:w="5092" w:type="dxa"/>
+            <w:tcW w:w="1640" w:type="dxa"/>
             <w:tcBorders>
               <w:top w:val="single" w:sz="4" w:space="0" w:color="000000"/>
               <w:left w:val="single" w:sz="4" w:space="0" w:color="000000"/>
               <w:bottom w:val="single" w:sz="4" w:space="0" w:color="000000"/>
               <w:right w:val="single" w:sz="4" w:space="0" w:color="000000"/>
             </w:tcBorders>
-            <w:tcMar>
-              <w:top w:w="0" w:type="dxa"/>
-              <w:left w:w="108" w:type="dxa"/>
-              <w:bottom w:w="0" w:type="dxa"/>
-              <w:right w:w="108" w:type="dxa"/>
-            </w:tcMar>
             <w:hideMark/>
           </w:tcPr>
           <w:p>
             <w:pPr>
+              <w:spacing w:after="0" w:line="240" w:lineRule="auto"/>
+              <w:jc w:val="both"/>
               <w:rPr>
                 <w:rFonts w:ascii="Times New Roman" w:hAnsi="Times New Roman" w:cs="Times New Roman"/>
               </w:rPr>
@@ -3126,35 +2245,25 @@
               <w:rPr>
                 <w:rFonts w:ascii="Times New Roman" w:hAnsi="Times New Roman" w:cs="Times New Roman"/>
               </w:rPr>
-              <w:t>12, 84, 160</w:t>
-            </w:r>
-            <w:r>
-              <w:rPr>
-                <w:rFonts w:ascii="Times New Roman" w:hAnsi="Times New Roman" w:cs="Times New Roman"/>
-              </w:rPr>
-              <w:t xml:space="preserve"> </w:t>
+              <w:t xml:space="preserve">12, 84, 160 </w:t>
             </w:r>
           </w:p>
         </w:tc>
         <w:tc>
           <w:tcPr>
-            <w:tcW w:w="2263" w:type="dxa"/>
+            <w:tcW w:w="1275" w:type="dxa"/>
             <w:tcBorders>
               <w:top w:val="single" w:sz="4" w:space="0" w:color="000000"/>
               <w:left w:val="single" w:sz="4" w:space="0" w:color="000000"/>
               <w:bottom w:val="single" w:sz="4" w:space="0" w:color="000000"/>
               <w:right w:val="single" w:sz="4" w:space="0" w:color="000000"/>
             </w:tcBorders>
-            <w:tcMar>
-              <w:top w:w="0" w:type="dxa"/>
-              <w:left w:w="108" w:type="dxa"/>
-              <w:bottom w:w="0" w:type="dxa"/>
-              <w:right w:w="108" w:type="dxa"/>
-            </w:tcMar>
             <w:hideMark/>
           </w:tcPr>
           <w:p>
             <w:pPr>
+              <w:spacing w:after="0" w:line="240" w:lineRule="auto"/>
+              <w:jc w:val="both"/>
               <w:rPr>
                 <w:rFonts w:ascii="Times New Roman" w:hAnsi="Times New Roman" w:cs="Times New Roman"/>
               </w:rPr>
@@ -3170,11 +2279,12 @@
       </w:tr>
       <w:tr>
         <w:trPr>
-          <w:trHeight w:val="236"/>
+          <w:trHeight w:val="151"/>
+          <w:jc w:val="center"/>
         </w:trPr>
         <w:tc>
           <w:tcPr>
-            <w:tcW w:w="2683" w:type="dxa"/>
+            <w:tcW w:w="1768" w:type="dxa"/>
             <w:tcBorders>
               <w:top w:val="single" w:sz="4" w:space="0" w:color="000000"/>
               <w:left w:val="single" w:sz="4" w:space="0" w:color="000000"/>
@@ -3182,16 +2292,12 @@
               <w:right w:val="single" w:sz="4" w:space="0" w:color="000000"/>
             </w:tcBorders>
             <w:shd w:val="clear" w:color="auto" w:fill="EF7F1A"/>
-            <w:tcMar>
-              <w:top w:w="0" w:type="dxa"/>
-              <w:left w:w="108" w:type="dxa"/>
-              <w:bottom w:w="0" w:type="dxa"/>
-              <w:right w:w="108" w:type="dxa"/>
-            </w:tcMar>
             <w:hideMark/>
           </w:tcPr>
           <w:p>
             <w:pPr>
+              <w:spacing w:after="0" w:line="240" w:lineRule="auto"/>
+              <w:jc w:val="both"/>
               <w:rPr>
                 <w:rFonts w:ascii="Times New Roman" w:hAnsi="Times New Roman" w:cs="Times New Roman"/>
               </w:rPr>
@@ -3200,23 +2306,19 @@
         </w:tc>
         <w:tc>
           <w:tcPr>
-            <w:tcW w:w="5092" w:type="dxa"/>
+            <w:tcW w:w="1640" w:type="dxa"/>
             <w:tcBorders>
               <w:top w:val="single" w:sz="4" w:space="0" w:color="000000"/>
               <w:left w:val="single" w:sz="4" w:space="0" w:color="000000"/>
               <w:bottom w:val="single" w:sz="4" w:space="0" w:color="000000"/>
               <w:right w:val="single" w:sz="4" w:space="0" w:color="000000"/>
             </w:tcBorders>
-            <w:tcMar>
-              <w:top w:w="0" w:type="dxa"/>
-              <w:left w:w="108" w:type="dxa"/>
-              <w:bottom w:w="0" w:type="dxa"/>
-              <w:right w:w="108" w:type="dxa"/>
-            </w:tcMar>
             <w:hideMark/>
           </w:tcPr>
           <w:p>
             <w:pPr>
+              <w:spacing w:after="0" w:line="240" w:lineRule="auto"/>
+              <w:jc w:val="both"/>
               <w:rPr>
                 <w:rFonts w:ascii="Times New Roman" w:hAnsi="Times New Roman" w:cs="Times New Roman"/>
               </w:rPr>
@@ -3231,23 +2333,19 @@
         </w:tc>
         <w:tc>
           <w:tcPr>
-            <w:tcW w:w="2263" w:type="dxa"/>
+            <w:tcW w:w="1275" w:type="dxa"/>
             <w:tcBorders>
               <w:top w:val="single" w:sz="4" w:space="0" w:color="000000"/>
               <w:left w:val="single" w:sz="4" w:space="0" w:color="000000"/>
               <w:bottom w:val="single" w:sz="4" w:space="0" w:color="000000"/>
               <w:right w:val="single" w:sz="4" w:space="0" w:color="000000"/>
             </w:tcBorders>
-            <w:tcMar>
-              <w:top w:w="0" w:type="dxa"/>
-              <w:left w:w="108" w:type="dxa"/>
-              <w:bottom w:w="0" w:type="dxa"/>
-              <w:right w:w="108" w:type="dxa"/>
-            </w:tcMar>
             <w:hideMark/>
           </w:tcPr>
           <w:p>
             <w:pPr>
+              <w:spacing w:after="0" w:line="240" w:lineRule="auto"/>
+              <w:jc w:val="both"/>
               <w:rPr>
                 <w:rFonts w:ascii="Times New Roman" w:hAnsi="Times New Roman" w:cs="Times New Roman"/>
               </w:rPr>
@@ -3263,11 +2361,12 @@
       </w:tr>
       <w:tr>
         <w:trPr>
-          <w:trHeight w:val="48"/>
+          <w:trHeight w:val="67"/>
+          <w:jc w:val="center"/>
         </w:trPr>
         <w:tc>
           <w:tcPr>
-            <w:tcW w:w="2683" w:type="dxa"/>
+            <w:tcW w:w="1768" w:type="dxa"/>
             <w:tcBorders>
               <w:top w:val="single" w:sz="4" w:space="0" w:color="000000"/>
               <w:left w:val="single" w:sz="4" w:space="0" w:color="000000"/>
@@ -3275,16 +2374,12 @@
               <w:right w:val="single" w:sz="4" w:space="0" w:color="000000"/>
             </w:tcBorders>
             <w:shd w:val="clear" w:color="auto" w:fill="FFFFFF" w:themeFill="background1"/>
-            <w:tcMar>
-              <w:top w:w="0" w:type="dxa"/>
-              <w:left w:w="108" w:type="dxa"/>
-              <w:bottom w:w="0" w:type="dxa"/>
-              <w:right w:w="108" w:type="dxa"/>
-            </w:tcMar>
             <w:hideMark/>
           </w:tcPr>
           <w:p>
             <w:pPr>
+              <w:spacing w:after="0" w:line="240" w:lineRule="auto"/>
+              <w:jc w:val="both"/>
               <w:rPr>
                 <w:rFonts w:ascii="Times New Roman" w:hAnsi="Times New Roman" w:cs="Times New Roman"/>
               </w:rPr>
@@ -3293,23 +2388,19 @@
         </w:tc>
         <w:tc>
           <w:tcPr>
-            <w:tcW w:w="5092" w:type="dxa"/>
+            <w:tcW w:w="1640" w:type="dxa"/>
             <w:tcBorders>
               <w:top w:val="single" w:sz="4" w:space="0" w:color="000000"/>
               <w:left w:val="single" w:sz="4" w:space="0" w:color="000000"/>
               <w:bottom w:val="single" w:sz="4" w:space="0" w:color="000000"/>
               <w:right w:val="single" w:sz="4" w:space="0" w:color="000000"/>
             </w:tcBorders>
-            <w:tcMar>
-              <w:top w:w="0" w:type="dxa"/>
-              <w:left w:w="108" w:type="dxa"/>
-              <w:bottom w:w="0" w:type="dxa"/>
-              <w:right w:w="108" w:type="dxa"/>
-            </w:tcMar>
             <w:hideMark/>
           </w:tcPr>
           <w:p>
             <w:pPr>
+              <w:spacing w:after="0" w:line="240" w:lineRule="auto"/>
+              <w:jc w:val="both"/>
               <w:rPr>
                 <w:rFonts w:ascii="Times New Roman" w:hAnsi="Times New Roman" w:cs="Times New Roman"/>
               </w:rPr>
@@ -3324,23 +2415,19 @@
         </w:tc>
         <w:tc>
           <w:tcPr>
-            <w:tcW w:w="2263" w:type="dxa"/>
+            <w:tcW w:w="1275" w:type="dxa"/>
             <w:tcBorders>
               <w:top w:val="single" w:sz="4" w:space="0" w:color="000000"/>
               <w:left w:val="single" w:sz="4" w:space="0" w:color="000000"/>
               <w:bottom w:val="single" w:sz="4" w:space="0" w:color="000000"/>
               <w:right w:val="single" w:sz="4" w:space="0" w:color="000000"/>
             </w:tcBorders>
-            <w:tcMar>
-              <w:top w:w="0" w:type="dxa"/>
-              <w:left w:w="108" w:type="dxa"/>
-              <w:bottom w:w="0" w:type="dxa"/>
-              <w:right w:w="108" w:type="dxa"/>
-            </w:tcMar>
             <w:hideMark/>
           </w:tcPr>
           <w:p>
             <w:pPr>
+              <w:spacing w:after="0" w:line="240" w:lineRule="auto"/>
+              <w:jc w:val="both"/>
               <w:rPr>
                 <w:rFonts w:ascii="Times New Roman" w:hAnsi="Times New Roman" w:cs="Times New Roman"/>
               </w:rPr>
@@ -3357,45 +2444,64 @@
     </w:tbl>
     <w:p>
       <w:pPr>
-        <w:rPr>
-          <w:rFonts w:ascii="Times New Roman" w:hAnsi="Times New Roman" w:cs="Times New Roman"/>
+        <w:spacing w:after="0" w:line="240" w:lineRule="auto"/>
+        <w:jc w:val="both"/>
+        <w:rPr>
+          <w:rFonts w:ascii="Times New Roman" w:hAnsi="Times New Roman" w:cs="Times New Roman"/>
+          <w:b/>
+          <w:bCs/>
+          <w:i/>
+          <w:iCs/>
+          <w:lang w:val="en-US"/>
         </w:rPr>
       </w:pPr>
     </w:p>
     <w:p>
       <w:pPr>
-        <w:rPr>
-          <w:rFonts w:ascii="Times New Roman" w:hAnsi="Times New Roman" w:cs="Times New Roman"/>
-        </w:rPr>
-      </w:pPr>
-      <w:r>
+        <w:spacing w:before="240" w:after="180" w:line="360" w:lineRule="auto"/>
+        <w:jc w:val="both"/>
         <w:rPr>
           <w:rFonts w:ascii="Times New Roman" w:hAnsi="Times New Roman" w:cs="Times New Roman"/>
           <w:b/>
           <w:bCs/>
-        </w:rPr>
-        <w:t xml:space="preserve">3.3 </w:t>
-      </w:r>
+          <w:i/>
+          <w:iCs/>
+        </w:rPr>
+      </w:pPr>
       <w:r>
         <w:rPr>
           <w:rFonts w:ascii="Times New Roman" w:hAnsi="Times New Roman" w:cs="Times New Roman"/>
           <w:b/>
           <w:bCs/>
-        </w:rPr>
-        <w:t>Рекомендуемые у</w:t>
+          <w:i/>
+          <w:iCs/>
+        </w:rPr>
+        <w:t>3.</w:t>
       </w:r>
       <w:r>
         <w:rPr>
           <w:rFonts w:ascii="Times New Roman" w:hAnsi="Times New Roman" w:cs="Times New Roman"/>
           <w:b/>
           <w:bCs/>
-        </w:rPr>
-        <w:t>словия эксплуатации ПС</w:t>
+          <w:i/>
+          <w:iCs/>
+        </w:rPr>
+        <w:t>9.</w:t>
+      </w:r>
+      <w:r>
+        <w:rPr>
+          <w:rFonts w:ascii="Times New Roman" w:hAnsi="Times New Roman" w:cs="Times New Roman"/>
+          <w:b/>
+          <w:bCs/>
+          <w:i/>
+          <w:iCs/>
+        </w:rPr>
+        <w:t xml:space="preserve"> Рекомендуемые условия эксплуатации ПС</w:t>
       </w:r>
     </w:p>
     <w:tbl>
       <w:tblPr>
-        <w:tblW w:w="10060" w:type="dxa"/>
+        <w:tblW w:w="10099" w:type="dxa"/>
         <w:jc w:val="center"/>
         <w:tblBorders>
           <w:top w:val="single" w:sz="4" w:space="0" w:color="auto"/>
@@ -3406,27 +2512,34 @@
           <w:insideV w:val="single" w:sz="4" w:space="0" w:color="auto"/>
         </w:tblBorders>
         <w:tblLayout w:type="fixed"/>
-        <w:tblLook w:val="0000" w:firstRow="0" w:lastRow="0" w:firstColumn="0" w:lastColumn="0" w:noHBand="0" w:noVBand="0"/>
+        <w:tblLook w:val="04A0" w:firstRow="1" w:lastRow="0" w:firstColumn="1" w:lastColumn="0" w:noHBand="0" w:noVBand="1"/>
       </w:tblPr>
       <w:tblGrid>
-        <w:gridCol w:w="1129"/>
-        <w:gridCol w:w="3549"/>
-        <w:gridCol w:w="5382"/>
+        <w:gridCol w:w="860"/>
+        <w:gridCol w:w="2744"/>
+        <w:gridCol w:w="6495"/>
       </w:tblGrid>
       <w:tr>
         <w:trPr>
-          <w:trHeight w:val="69"/>
+          <w:trHeight w:val="194"/>
           <w:jc w:val="center"/>
         </w:trPr>
         <w:tc>
           <w:tcPr>
-            <w:tcW w:w="4678" w:type="dxa"/>
+            <w:tcW w:w="3604" w:type="dxa"/>
             <w:gridSpan w:val="2"/>
+            <w:tcBorders>
+              <w:top w:val="single" w:sz="4" w:space="0" w:color="auto"/>
+              <w:left w:val="single" w:sz="4" w:space="0" w:color="auto"/>
+              <w:bottom w:val="single" w:sz="4" w:space="0" w:color="auto"/>
+              <w:right w:val="single" w:sz="4" w:space="0" w:color="auto"/>
+            </w:tcBorders>
+            <w:hideMark/>
           </w:tcPr>
           <w:p>
             <w:pPr>
               <w:spacing w:after="0" w:line="240" w:lineRule="auto"/>
-              <w:jc w:val="center"/>
+              <w:jc w:val="both"/>
               <w:rPr>
                 <w:rFonts w:ascii="Times New Roman" w:hAnsi="Times New Roman" w:cs="Times New Roman"/>
               </w:rPr>
@@ -3441,12 +2554,19 @@
         </w:tc>
         <w:tc>
           <w:tcPr>
-            <w:tcW w:w="5382" w:type="dxa"/>
+            <w:tcW w:w="6495" w:type="dxa"/>
+            <w:tcBorders>
+              <w:top w:val="single" w:sz="4" w:space="0" w:color="auto"/>
+              <w:left w:val="single" w:sz="4" w:space="0" w:color="auto"/>
+              <w:bottom w:val="single" w:sz="4" w:space="0" w:color="auto"/>
+              <w:right w:val="single" w:sz="4" w:space="0" w:color="auto"/>
+            </w:tcBorders>
+            <w:hideMark/>
           </w:tcPr>
           <w:p>
             <w:pPr>
               <w:spacing w:after="0" w:line="240" w:lineRule="auto"/>
-              <w:jc w:val="center"/>
+              <w:jc w:val="both"/>
               <w:rPr>
                 <w:rFonts w:ascii="Times New Roman" w:hAnsi="Times New Roman" w:cs="Times New Roman"/>
               </w:rPr>
@@ -3462,20 +2582,26 @@
       </w:tr>
       <w:tr>
         <w:trPr>
-          <w:trHeight w:val="751"/>
+          <w:trHeight w:val="1006"/>
           <w:jc w:val="center"/>
         </w:trPr>
         <w:tc>
           <w:tcPr>
-            <w:tcW w:w="1129" w:type="dxa"/>
+            <w:tcW w:w="860" w:type="dxa"/>
             <w:vMerge w:val="restart"/>
+            <w:tcBorders>
+              <w:top w:val="single" w:sz="4" w:space="0" w:color="auto"/>
+              <w:left w:val="single" w:sz="4" w:space="0" w:color="auto"/>
+              <w:bottom w:val="single" w:sz="4" w:space="0" w:color="auto"/>
+              <w:right w:val="single" w:sz="4" w:space="0" w:color="auto"/>
+            </w:tcBorders>
             <w:textDirection w:val="btLr"/>
             <w:vAlign w:val="center"/>
+            <w:hideMark/>
           </w:tcPr>
           <w:p>
             <w:pPr>
               <w:spacing w:after="0" w:line="240" w:lineRule="auto"/>
-              <w:ind w:left="113" w:right="113"/>
               <w:jc w:val="center"/>
               <w:rPr>
                 <w:rFonts w:ascii="Times New Roman" w:hAnsi="Times New Roman" w:cs="Times New Roman"/>
@@ -3485,15 +2611,21 @@
               <w:rPr>
                 <w:rFonts w:ascii="Times New Roman" w:hAnsi="Times New Roman" w:cs="Times New Roman"/>
               </w:rPr>
-              <w:lastRenderedPageBreak/>
               <w:t>Программное обеспечение</w:t>
             </w:r>
           </w:p>
         </w:tc>
         <w:tc>
           <w:tcPr>
-            <w:tcW w:w="3549" w:type="dxa"/>
+            <w:tcW w:w="2744" w:type="dxa"/>
+            <w:tcBorders>
+              <w:top w:val="single" w:sz="4" w:space="0" w:color="auto"/>
+              <w:left w:val="single" w:sz="4" w:space="0" w:color="auto"/>
+              <w:bottom w:val="single" w:sz="4" w:space="0" w:color="auto"/>
+              <w:right w:val="single" w:sz="4" w:space="0" w:color="auto"/>
+            </w:tcBorders>
             <w:vAlign w:val="center"/>
+            <w:hideMark/>
           </w:tcPr>
           <w:p>
             <w:pPr>
@@ -3507,14 +2639,21 @@
               <w:rPr>
                 <w:rFonts w:ascii="Times New Roman" w:hAnsi="Times New Roman" w:cs="Times New Roman"/>
               </w:rPr>
-              <w:t xml:space="preserve">Операционная система </w:t>
+              <w:t>Операционная система</w:t>
             </w:r>
           </w:p>
         </w:tc>
         <w:tc>
           <w:tcPr>
-            <w:tcW w:w="5382" w:type="dxa"/>
+            <w:tcW w:w="6495" w:type="dxa"/>
+            <w:tcBorders>
+              <w:top w:val="single" w:sz="4" w:space="0" w:color="auto"/>
+              <w:left w:val="single" w:sz="4" w:space="0" w:color="auto"/>
+              <w:bottom w:val="single" w:sz="4" w:space="0" w:color="auto"/>
+              <w:right w:val="single" w:sz="4" w:space="0" w:color="auto"/>
+            </w:tcBorders>
             <w:vAlign w:val="center"/>
+            <w:hideMark/>
           </w:tcPr>
           <w:p>
             <w:pPr>
@@ -3524,6 +2663,12 @@
                 <w:rFonts w:ascii="Times New Roman" w:hAnsi="Times New Roman" w:cs="Times New Roman"/>
               </w:rPr>
             </w:pPr>
+            <w:r>
+              <w:rPr>
+                <w:rFonts w:ascii="Times New Roman" w:hAnsi="Times New Roman" w:cs="Times New Roman"/>
+              </w:rPr>
+              <w:t xml:space="preserve">Серверная часть должна быть совместима с </w:t>
+            </w:r>
             <w:r>
               <w:rPr>
                 <w:rFonts w:ascii="Times New Roman" w:hAnsi="Times New Roman" w:cs="Times New Roman"/>
@@ -3561,34 +2706,33 @@
               <w:rPr>
                 <w:rFonts w:ascii="Times New Roman" w:hAnsi="Times New Roman" w:cs="Times New Roman"/>
               </w:rPr>
-              <w:t xml:space="preserve">2. </w:t>
-            </w:r>
-            <w:r>
-              <w:rPr>
-                <w:rFonts w:ascii="Times New Roman" w:hAnsi="Times New Roman" w:cs="Times New Roman"/>
-              </w:rPr>
-              <w:t>Для веб-клиента совместимость с браузерами (Chrome, Edge).</w:t>
+              <w:t>2. Для веб-клиента совместимость с браузерами (Chrome, Edge).</w:t>
             </w:r>
           </w:p>
         </w:tc>
       </w:tr>
       <w:tr>
         <w:trPr>
-          <w:trHeight w:val="272"/>
+          <w:trHeight w:val="679"/>
           <w:jc w:val="center"/>
         </w:trPr>
         <w:tc>
           <w:tcPr>
-            <w:tcW w:w="1129" w:type="dxa"/>
+            <w:tcW w:w="860" w:type="dxa"/>
             <w:vMerge/>
-            <w:textDirection w:val="btLr"/>
+            <w:tcBorders>
+              <w:top w:val="single" w:sz="4" w:space="0" w:color="auto"/>
+              <w:left w:val="single" w:sz="4" w:space="0" w:color="auto"/>
+              <w:bottom w:val="single" w:sz="4" w:space="0" w:color="auto"/>
+              <w:right w:val="single" w:sz="4" w:space="0" w:color="auto"/>
+            </w:tcBorders>
             <w:vAlign w:val="center"/>
+            <w:hideMark/>
           </w:tcPr>
           <w:p>
             <w:pPr>
               <w:spacing w:after="0" w:line="240" w:lineRule="auto"/>
-              <w:ind w:left="113" w:right="113"/>
-              <w:jc w:val="center"/>
+              <w:jc w:val="both"/>
               <w:rPr>
                 <w:rFonts w:ascii="Times New Roman" w:hAnsi="Times New Roman" w:cs="Times New Roman"/>
               </w:rPr>
@@ -3597,8 +2741,15 @@
         </w:tc>
         <w:tc>
           <w:tcPr>
-            <w:tcW w:w="3549" w:type="dxa"/>
+            <w:tcW w:w="2744" w:type="dxa"/>
+            <w:tcBorders>
+              <w:top w:val="single" w:sz="4" w:space="0" w:color="auto"/>
+              <w:left w:val="single" w:sz="4" w:space="0" w:color="auto"/>
+              <w:bottom w:val="single" w:sz="4" w:space="0" w:color="auto"/>
+              <w:right w:val="single" w:sz="4" w:space="0" w:color="auto"/>
+            </w:tcBorders>
             <w:vAlign w:val="center"/>
+            <w:hideMark/>
           </w:tcPr>
           <w:p>
             <w:pPr>
@@ -3612,32 +2763,21 @@
               <w:rPr>
                 <w:rFonts w:ascii="Times New Roman" w:hAnsi="Times New Roman" w:cs="Times New Roman"/>
               </w:rPr>
-              <w:t xml:space="preserve">.NET </w:t>
-            </w:r>
-            <w:r>
-              <w:rPr>
-                <w:rFonts w:ascii="Times New Roman" w:hAnsi="Times New Roman" w:cs="Times New Roman"/>
-              </w:rPr>
-              <w:t>5</w:t>
-            </w:r>
-            <w:r>
-              <w:rPr>
-                <w:rFonts w:ascii="Times New Roman" w:hAnsi="Times New Roman" w:cs="Times New Roman"/>
-              </w:rPr>
-              <w:t xml:space="preserve"> </w:t>
-            </w:r>
-            <w:r>
-              <w:rPr>
-                <w:rFonts w:ascii="Times New Roman" w:hAnsi="Times New Roman" w:cs="Times New Roman"/>
-              </w:rPr>
-              <w:t>Runtime</w:t>
+              <w:t>.NET 5 Runtime</w:t>
             </w:r>
           </w:p>
         </w:tc>
         <w:tc>
           <w:tcPr>
-            <w:tcW w:w="5382" w:type="dxa"/>
+            <w:tcW w:w="6495" w:type="dxa"/>
+            <w:tcBorders>
+              <w:top w:val="single" w:sz="4" w:space="0" w:color="auto"/>
+              <w:left w:val="single" w:sz="4" w:space="0" w:color="auto"/>
+              <w:bottom w:val="single" w:sz="4" w:space="0" w:color="auto"/>
+              <w:right w:val="single" w:sz="4" w:space="0" w:color="auto"/>
+            </w:tcBorders>
             <w:vAlign w:val="center"/>
+            <w:hideMark/>
           </w:tcPr>
           <w:p>
             <w:pPr>
@@ -3651,52 +2791,33 @@
               <w:rPr>
                 <w:rFonts w:ascii="Times New Roman" w:hAnsi="Times New Roman" w:cs="Times New Roman"/>
               </w:rPr>
-              <w:t xml:space="preserve">.NET </w:t>
-            </w:r>
-            <w:r>
-              <w:rPr>
-                <w:rFonts w:ascii="Times New Roman" w:hAnsi="Times New Roman" w:cs="Times New Roman"/>
-              </w:rPr>
-              <w:t>5</w:t>
-            </w:r>
-            <w:r>
-              <w:rPr>
-                <w:rFonts w:ascii="Times New Roman" w:hAnsi="Times New Roman" w:cs="Times New Roman"/>
-              </w:rPr>
-              <w:t xml:space="preserve"> Runtime (x64)</w:t>
-            </w:r>
-            <w:r>
-              <w:rPr>
-                <w:rFonts w:ascii="Times New Roman" w:hAnsi="Times New Roman" w:cs="Times New Roman"/>
-              </w:rPr>
-              <w:t xml:space="preserve"> </w:t>
-            </w:r>
-            <w:r>
-              <w:rPr>
-                <w:rFonts w:ascii="Times New Roman" w:hAnsi="Times New Roman" w:cs="Times New Roman"/>
-              </w:rPr>
-              <w:t>обязательна для запуска серверной части приложения (ASP.NET Core) и клиентской части (Blazor).</w:t>
+              <w:t>.NET 5 Runtime (x64) обязательна для запуска серверной (ASP.NET Core) и клиентской части (Blazor).</w:t>
             </w:r>
           </w:p>
         </w:tc>
       </w:tr>
       <w:tr>
         <w:trPr>
-          <w:trHeight w:val="292"/>
+          <w:trHeight w:val="403"/>
           <w:jc w:val="center"/>
         </w:trPr>
         <w:tc>
           <w:tcPr>
-            <w:tcW w:w="1129" w:type="dxa"/>
+            <w:tcW w:w="860" w:type="dxa"/>
             <w:vMerge/>
-            <w:textDirection w:val="btLr"/>
+            <w:tcBorders>
+              <w:top w:val="single" w:sz="4" w:space="0" w:color="auto"/>
+              <w:left w:val="single" w:sz="4" w:space="0" w:color="auto"/>
+              <w:bottom w:val="single" w:sz="4" w:space="0" w:color="auto"/>
+              <w:right w:val="single" w:sz="4" w:space="0" w:color="auto"/>
+            </w:tcBorders>
             <w:vAlign w:val="center"/>
+            <w:hideMark/>
           </w:tcPr>
           <w:p>
             <w:pPr>
               <w:spacing w:after="0" w:line="240" w:lineRule="auto"/>
-              <w:ind w:left="113" w:right="113"/>
-              <w:jc w:val="center"/>
+              <w:jc w:val="both"/>
               <w:rPr>
                 <w:rFonts w:ascii="Times New Roman" w:hAnsi="Times New Roman" w:cs="Times New Roman"/>
               </w:rPr>
@@ -3705,8 +2826,15 @@
         </w:tc>
         <w:tc>
           <w:tcPr>
-            <w:tcW w:w="3549" w:type="dxa"/>
+            <w:tcW w:w="2744" w:type="dxa"/>
+            <w:tcBorders>
+              <w:top w:val="single" w:sz="4" w:space="0" w:color="auto"/>
+              <w:left w:val="single" w:sz="4" w:space="0" w:color="auto"/>
+              <w:bottom w:val="single" w:sz="4" w:space="0" w:color="auto"/>
+              <w:right w:val="single" w:sz="4" w:space="0" w:color="auto"/>
+            </w:tcBorders>
             <w:vAlign w:val="center"/>
+            <w:hideMark/>
           </w:tcPr>
           <w:p>
             <w:pPr>
@@ -3720,32 +2848,21 @@
               <w:rPr>
                 <w:rFonts w:ascii="Times New Roman" w:hAnsi="Times New Roman" w:cs="Times New Roman"/>
               </w:rPr>
-              <w:t xml:space="preserve">.NET </w:t>
-            </w:r>
-            <w:r>
-              <w:rPr>
-                <w:rFonts w:ascii="Times New Roman" w:hAnsi="Times New Roman" w:cs="Times New Roman"/>
-              </w:rPr>
-              <w:t>5</w:t>
-            </w:r>
-            <w:r>
-              <w:rPr>
-                <w:rFonts w:ascii="Times New Roman" w:hAnsi="Times New Roman" w:cs="Times New Roman"/>
-              </w:rPr>
-              <w:t xml:space="preserve"> </w:t>
-            </w:r>
-            <w:r>
-              <w:rPr>
-                <w:rFonts w:ascii="Times New Roman" w:hAnsi="Times New Roman" w:cs="Times New Roman"/>
-              </w:rPr>
-              <w:t>Hosting Bundle</w:t>
+              <w:t>.NET 5 Hosting Bundle</w:t>
             </w:r>
           </w:p>
         </w:tc>
         <w:tc>
           <w:tcPr>
-            <w:tcW w:w="5382" w:type="dxa"/>
+            <w:tcW w:w="6495" w:type="dxa"/>
+            <w:tcBorders>
+              <w:top w:val="single" w:sz="4" w:space="0" w:color="auto"/>
+              <w:left w:val="single" w:sz="4" w:space="0" w:color="auto"/>
+              <w:bottom w:val="single" w:sz="4" w:space="0" w:color="auto"/>
+              <w:right w:val="single" w:sz="4" w:space="0" w:color="auto"/>
+            </w:tcBorders>
             <w:vAlign w:val="center"/>
+            <w:hideMark/>
           </w:tcPr>
           <w:p>
             <w:pPr>
@@ -3759,34 +2876,33 @@
               <w:rPr>
                 <w:rFonts w:ascii="Times New Roman" w:hAnsi="Times New Roman" w:cs="Times New Roman"/>
               </w:rPr>
-              <w:t>Обязателен для интеграции ASP.NET Core с IIS</w:t>
-            </w:r>
-            <w:r>
-              <w:rPr>
-                <w:rFonts w:ascii="Times New Roman" w:hAnsi="Times New Roman" w:cs="Times New Roman"/>
-              </w:rPr>
-              <w:t>.</w:t>
+              <w:t>Обязателен для интеграции ASP.NET Core с IIS.</w:t>
             </w:r>
           </w:p>
         </w:tc>
       </w:tr>
       <w:tr>
         <w:trPr>
-          <w:trHeight w:val="272"/>
+          <w:trHeight w:val="606"/>
           <w:jc w:val="center"/>
         </w:trPr>
         <w:tc>
           <w:tcPr>
-            <w:tcW w:w="1129" w:type="dxa"/>
+            <w:tcW w:w="860" w:type="dxa"/>
             <w:vMerge/>
-            <w:textDirection w:val="btLr"/>
+            <w:tcBorders>
+              <w:top w:val="single" w:sz="4" w:space="0" w:color="auto"/>
+              <w:left w:val="single" w:sz="4" w:space="0" w:color="auto"/>
+              <w:bottom w:val="single" w:sz="4" w:space="0" w:color="auto"/>
+              <w:right w:val="single" w:sz="4" w:space="0" w:color="auto"/>
+            </w:tcBorders>
             <w:vAlign w:val="center"/>
+            <w:hideMark/>
           </w:tcPr>
           <w:p>
             <w:pPr>
               <w:spacing w:after="0" w:line="240" w:lineRule="auto"/>
-              <w:ind w:left="113" w:right="113"/>
-              <w:jc w:val="center"/>
+              <w:jc w:val="both"/>
               <w:rPr>
                 <w:rFonts w:ascii="Times New Roman" w:hAnsi="Times New Roman" w:cs="Times New Roman"/>
               </w:rPr>
@@ -3795,8 +2911,15 @@
         </w:tc>
         <w:tc>
           <w:tcPr>
-            <w:tcW w:w="3549" w:type="dxa"/>
+            <w:tcW w:w="2744" w:type="dxa"/>
+            <w:tcBorders>
+              <w:top w:val="single" w:sz="4" w:space="0" w:color="auto"/>
+              <w:left w:val="single" w:sz="4" w:space="0" w:color="auto"/>
+              <w:bottom w:val="single" w:sz="4" w:space="0" w:color="auto"/>
+              <w:right w:val="single" w:sz="4" w:space="0" w:color="auto"/>
+            </w:tcBorders>
             <w:vAlign w:val="center"/>
+            <w:hideMark/>
           </w:tcPr>
           <w:p>
             <w:pPr>
@@ -3816,8 +2939,15 @@
         </w:tc>
         <w:tc>
           <w:tcPr>
-            <w:tcW w:w="5382" w:type="dxa"/>
+            <w:tcW w:w="6495" w:type="dxa"/>
+            <w:tcBorders>
+              <w:top w:val="single" w:sz="4" w:space="0" w:color="auto"/>
+              <w:left w:val="single" w:sz="4" w:space="0" w:color="auto"/>
+              <w:bottom w:val="single" w:sz="4" w:space="0" w:color="auto"/>
+              <w:right w:val="single" w:sz="4" w:space="0" w:color="auto"/>
+            </w:tcBorders>
             <w:vAlign w:val="center"/>
+            <w:hideMark/>
           </w:tcPr>
           <w:p>
             <w:pPr>
@@ -3831,39 +2961,33 @@
               <w:rPr>
                 <w:rFonts w:ascii="Times New Roman" w:hAnsi="Times New Roman" w:cs="Times New Roman"/>
               </w:rPr>
-              <w:t>Роль Hyper-V</w:t>
-            </w:r>
-            <w:r>
-              <w:rPr>
-                <w:rFonts w:ascii="Times New Roman" w:hAnsi="Times New Roman" w:cs="Times New Roman"/>
-              </w:rPr>
-              <w:t xml:space="preserve">. </w:t>
-            </w:r>
-            <w:r>
-              <w:rPr>
-                <w:rFonts w:ascii="Times New Roman" w:hAnsi="Times New Roman" w:cs="Times New Roman"/>
-              </w:rPr>
-              <w:t>В Windows Server 2012 R2 управление VHD без Hyper-V невозможно.</w:t>
+              <w:t>Роль Hyper-V. В Windows управление VHD без Hyper-V невозможно.</w:t>
             </w:r>
           </w:p>
         </w:tc>
       </w:tr>
       <w:tr>
         <w:trPr>
-          <w:trHeight w:val="109"/>
+          <w:trHeight w:val="628"/>
           <w:jc w:val="center"/>
         </w:trPr>
         <w:tc>
           <w:tcPr>
-            <w:tcW w:w="1129" w:type="dxa"/>
+            <w:tcW w:w="860" w:type="dxa"/>
             <w:vMerge w:val="restart"/>
+            <w:tcBorders>
+              <w:top w:val="single" w:sz="4" w:space="0" w:color="auto"/>
+              <w:left w:val="single" w:sz="4" w:space="0" w:color="auto"/>
+              <w:bottom w:val="single" w:sz="4" w:space="0" w:color="auto"/>
+              <w:right w:val="single" w:sz="4" w:space="0" w:color="auto"/>
+            </w:tcBorders>
             <w:textDirection w:val="btLr"/>
             <w:vAlign w:val="center"/>
+            <w:hideMark/>
           </w:tcPr>
           <w:p>
             <w:pPr>
               <w:spacing w:after="0" w:line="240" w:lineRule="auto"/>
-              <w:ind w:left="113" w:right="113"/>
               <w:jc w:val="center"/>
               <w:rPr>
                 <w:rFonts w:ascii="Times New Roman" w:hAnsi="Times New Roman" w:cs="Times New Roman"/>
@@ -3879,8 +3003,15 @@
         </w:tc>
         <w:tc>
           <w:tcPr>
-            <w:tcW w:w="3549" w:type="dxa"/>
+            <w:tcW w:w="2744" w:type="dxa"/>
+            <w:tcBorders>
+              <w:top w:val="single" w:sz="4" w:space="0" w:color="auto"/>
+              <w:left w:val="single" w:sz="4" w:space="0" w:color="auto"/>
+              <w:bottom w:val="single" w:sz="4" w:space="0" w:color="auto"/>
+              <w:right w:val="single" w:sz="4" w:space="0" w:color="auto"/>
+            </w:tcBorders>
             <w:vAlign w:val="center"/>
+            <w:hideMark/>
           </w:tcPr>
           <w:p>
             <w:pPr>
@@ -3894,14 +3025,21 @@
               <w:rPr>
                 <w:rFonts w:ascii="Times New Roman" w:hAnsi="Times New Roman" w:cs="Times New Roman"/>
               </w:rPr>
-              <w:t xml:space="preserve">Процессор </w:t>
+              <w:t>Процессор</w:t>
             </w:r>
           </w:p>
         </w:tc>
         <w:tc>
           <w:tcPr>
-            <w:tcW w:w="5382" w:type="dxa"/>
+            <w:tcW w:w="6495" w:type="dxa"/>
+            <w:tcBorders>
+              <w:top w:val="single" w:sz="4" w:space="0" w:color="auto"/>
+              <w:left w:val="single" w:sz="4" w:space="0" w:color="auto"/>
+              <w:bottom w:val="single" w:sz="4" w:space="0" w:color="auto"/>
+              <w:right w:val="single" w:sz="4" w:space="0" w:color="auto"/>
+            </w:tcBorders>
             <w:vAlign w:val="center"/>
+            <w:hideMark/>
           </w:tcPr>
           <w:p>
             <w:pPr>
@@ -3909,7 +3047,6 @@
               <w:jc w:val="both"/>
               <w:rPr>
                 <w:rFonts w:ascii="Times New Roman" w:hAnsi="Times New Roman" w:cs="Times New Roman"/>
-                <w:lang w:val="en-US"/>
               </w:rPr>
             </w:pPr>
             <w:r>
@@ -3923,37 +3060,33 @@
               <w:rPr>
                 <w:rFonts w:ascii="Times New Roman" w:hAnsi="Times New Roman" w:cs="Times New Roman"/>
               </w:rPr>
-              <w:t>ntel Xeon или AMD EPYC для сервера с агентом. Для клиента Intel Core i</w:t>
-            </w:r>
-            <w:r>
-              <w:rPr>
-                <w:rFonts w:ascii="Times New Roman" w:hAnsi="Times New Roman" w:cs="Times New Roman"/>
-                <w:lang w:val="en-US"/>
-              </w:rPr>
-              <w:t>3</w:t>
-            </w:r>
-            <w:r>
-              <w:rPr>
-                <w:rFonts w:ascii="Times New Roman" w:hAnsi="Times New Roman" w:cs="Times New Roman"/>
-              </w:rPr>
-              <w:t xml:space="preserve"> / AMD Ryzen 5 и выше.</w:t>
+              <w:t>ntel Xeon / AMD EPYC для серверной части. Для клиентской Intel Core i3 / AMD Ryzen 5 и выше.</w:t>
             </w:r>
           </w:p>
         </w:tc>
       </w:tr>
       <w:tr>
         <w:trPr>
-          <w:trHeight w:val="432"/>
+          <w:trHeight w:val="622"/>
           <w:jc w:val="center"/>
         </w:trPr>
         <w:tc>
           <w:tcPr>
-            <w:tcW w:w="1129" w:type="dxa"/>
+            <w:tcW w:w="860" w:type="dxa"/>
             <w:vMerge/>
+            <w:tcBorders>
+              <w:top w:val="single" w:sz="4" w:space="0" w:color="auto"/>
+              <w:left w:val="single" w:sz="4" w:space="0" w:color="auto"/>
+              <w:bottom w:val="single" w:sz="4" w:space="0" w:color="auto"/>
+              <w:right w:val="single" w:sz="4" w:space="0" w:color="auto"/>
+            </w:tcBorders>
+            <w:vAlign w:val="center"/>
+            <w:hideMark/>
           </w:tcPr>
           <w:p>
             <w:pPr>
               <w:spacing w:after="0" w:line="240" w:lineRule="auto"/>
+              <w:jc w:val="both"/>
               <w:rPr>
                 <w:rFonts w:ascii="Times New Roman" w:hAnsi="Times New Roman" w:cs="Times New Roman"/>
               </w:rPr>
@@ -3962,8 +3095,15 @@
         </w:tc>
         <w:tc>
           <w:tcPr>
-            <w:tcW w:w="3549" w:type="dxa"/>
+            <w:tcW w:w="2744" w:type="dxa"/>
+            <w:tcBorders>
+              <w:top w:val="single" w:sz="4" w:space="0" w:color="auto"/>
+              <w:left w:val="single" w:sz="4" w:space="0" w:color="auto"/>
+              <w:bottom w:val="single" w:sz="4" w:space="0" w:color="auto"/>
+              <w:right w:val="single" w:sz="4" w:space="0" w:color="auto"/>
+            </w:tcBorders>
             <w:vAlign w:val="center"/>
+            <w:hideMark/>
           </w:tcPr>
           <w:p>
             <w:pPr>
@@ -3977,14 +3117,21 @@
               <w:rPr>
                 <w:rFonts w:ascii="Times New Roman" w:hAnsi="Times New Roman" w:cs="Times New Roman"/>
               </w:rPr>
-              <w:t xml:space="preserve">Оперативная память </w:t>
+              <w:t>Оперативная память</w:t>
             </w:r>
           </w:p>
         </w:tc>
         <w:tc>
           <w:tcPr>
-            <w:tcW w:w="5382" w:type="dxa"/>
+            <w:tcW w:w="6495" w:type="dxa"/>
+            <w:tcBorders>
+              <w:top w:val="single" w:sz="4" w:space="0" w:color="auto"/>
+              <w:left w:val="single" w:sz="4" w:space="0" w:color="auto"/>
+              <w:bottom w:val="single" w:sz="4" w:space="0" w:color="auto"/>
+              <w:right w:val="single" w:sz="4" w:space="0" w:color="auto"/>
+            </w:tcBorders>
             <w:vAlign w:val="center"/>
+            <w:hideMark/>
           </w:tcPr>
           <w:p>
             <w:pPr>
@@ -3998,114 +3145,57 @@
               <w:rPr>
                 <w:rFonts w:ascii="Times New Roman" w:hAnsi="Times New Roman" w:cs="Times New Roman"/>
               </w:rPr>
-              <w:t xml:space="preserve">Для работы агента </w:t>
+              <w:t xml:space="preserve">Для работы агента может потребоваться 1 </w:t>
             </w:r>
             <w:r>
               <w:rPr>
                 <w:rFonts w:ascii="Times New Roman" w:hAnsi="Times New Roman" w:cs="Times New Roman"/>
               </w:rPr>
-              <w:t>может по</w:t>
+              <w:t>ГБ</w:t>
             </w:r>
             <w:r>
               <w:rPr>
                 <w:rFonts w:ascii="Times New Roman" w:hAnsi="Times New Roman" w:cs="Times New Roman"/>
               </w:rPr>
-              <w:t>треб</w:t>
+              <w:t xml:space="preserve">. Для клиента минимум 4 </w:t>
             </w:r>
             <w:r>
               <w:rPr>
                 <w:rFonts w:ascii="Times New Roman" w:hAnsi="Times New Roman" w:cs="Times New Roman"/>
               </w:rPr>
-              <w:t>ова</w:t>
+              <w:t>ГБ</w:t>
             </w:r>
             <w:r>
               <w:rPr>
                 <w:rFonts w:ascii="Times New Roman" w:hAnsi="Times New Roman" w:cs="Times New Roman"/>
               </w:rPr>
-              <w:t>т</w:t>
-            </w:r>
-            <w:r>
-              <w:rPr>
-                <w:rFonts w:ascii="Times New Roman" w:hAnsi="Times New Roman" w:cs="Times New Roman"/>
-              </w:rPr>
-              <w:t>ь</w:t>
-            </w:r>
-            <w:r>
-              <w:rPr>
-                <w:rFonts w:ascii="Times New Roman" w:hAnsi="Times New Roman" w:cs="Times New Roman"/>
-              </w:rPr>
-              <w:t xml:space="preserve">ся </w:t>
-            </w:r>
-            <w:r>
-              <w:rPr>
-                <w:rFonts w:ascii="Times New Roman" w:hAnsi="Times New Roman" w:cs="Times New Roman"/>
-              </w:rPr>
-              <w:t>1</w:t>
-            </w:r>
-            <w:r>
-              <w:rPr>
-                <w:rFonts w:ascii="Times New Roman" w:hAnsi="Times New Roman" w:cs="Times New Roman"/>
-              </w:rPr>
-              <w:t xml:space="preserve"> гб.</w:t>
-            </w:r>
-            <w:r>
-              <w:rPr>
-                <w:rFonts w:ascii="Times New Roman" w:hAnsi="Times New Roman" w:cs="Times New Roman"/>
-              </w:rPr>
-              <w:t xml:space="preserve"> </w:t>
-            </w:r>
-            <w:r>
-              <w:rPr>
-                <w:rFonts w:ascii="Times New Roman" w:hAnsi="Times New Roman" w:cs="Times New Roman"/>
-              </w:rPr>
-              <w:t>Для клиента</w:t>
-            </w:r>
-            <w:r>
-              <w:rPr>
-                <w:rFonts w:ascii="Times New Roman" w:hAnsi="Times New Roman" w:cs="Times New Roman"/>
-              </w:rPr>
-              <w:t xml:space="preserve"> </w:t>
-            </w:r>
-            <w:r>
-              <w:rPr>
-                <w:rFonts w:ascii="Times New Roman" w:hAnsi="Times New Roman" w:cs="Times New Roman"/>
-              </w:rPr>
-              <w:t>минимум</w:t>
-            </w:r>
-            <w:r>
-              <w:rPr>
-                <w:rFonts w:ascii="Times New Roman" w:hAnsi="Times New Roman" w:cs="Times New Roman"/>
-              </w:rPr>
-              <w:t xml:space="preserve"> </w:t>
-            </w:r>
-            <w:r>
-              <w:rPr>
-                <w:rFonts w:ascii="Times New Roman" w:hAnsi="Times New Roman" w:cs="Times New Roman"/>
-              </w:rPr>
-              <w:t xml:space="preserve">4 </w:t>
-            </w:r>
-            <w:r>
-              <w:rPr>
-                <w:rFonts w:ascii="Times New Roman" w:hAnsi="Times New Roman" w:cs="Times New Roman"/>
-              </w:rPr>
-              <w:t>гб.</w:t>
+              <w:t>.</w:t>
             </w:r>
           </w:p>
         </w:tc>
       </w:tr>
       <w:tr>
         <w:trPr>
-          <w:trHeight w:val="425"/>
+          <w:trHeight w:val="499"/>
           <w:jc w:val="center"/>
         </w:trPr>
         <w:tc>
           <w:tcPr>
-            <w:tcW w:w="1129" w:type="dxa"/>
+            <w:tcW w:w="860" w:type="dxa"/>
             <w:vMerge/>
+            <w:tcBorders>
+              <w:top w:val="single" w:sz="4" w:space="0" w:color="auto"/>
+              <w:left w:val="single" w:sz="4" w:space="0" w:color="auto"/>
+              <w:bottom w:val="single" w:sz="4" w:space="0" w:color="auto"/>
+              <w:right w:val="single" w:sz="4" w:space="0" w:color="auto"/>
+            </w:tcBorders>
+            <w:vAlign w:val="center"/>
+            <w:hideMark/>
           </w:tcPr>
           <w:p>
             <w:pPr>
               <w:spacing w:after="0" w:line="240" w:lineRule="auto"/>
+              <w:jc w:val="both"/>
               <w:rPr>
                 <w:rFonts w:ascii="Times New Roman" w:hAnsi="Times New Roman" w:cs="Times New Roman"/>
               </w:rPr>
@@ -4114,8 +3204,15 @@
         </w:tc>
         <w:tc>
           <w:tcPr>
-            <w:tcW w:w="3549" w:type="dxa"/>
+            <w:tcW w:w="2744" w:type="dxa"/>
+            <w:tcBorders>
+              <w:top w:val="single" w:sz="4" w:space="0" w:color="auto"/>
+              <w:left w:val="single" w:sz="4" w:space="0" w:color="auto"/>
+              <w:bottom w:val="single" w:sz="4" w:space="0" w:color="auto"/>
+              <w:right w:val="single" w:sz="4" w:space="0" w:color="auto"/>
+            </w:tcBorders>
             <w:vAlign w:val="center"/>
+            <w:hideMark/>
           </w:tcPr>
           <w:p>
             <w:pPr>
@@ -4129,26 +3226,21 @@
               <w:rPr>
                 <w:rFonts w:ascii="Times New Roman" w:hAnsi="Times New Roman" w:cs="Times New Roman"/>
               </w:rPr>
-              <w:t>Ж</w:t>
-            </w:r>
-            <w:r>
-              <w:rPr>
-                <w:rFonts w:ascii="Times New Roman" w:hAnsi="Times New Roman" w:cs="Times New Roman"/>
-              </w:rPr>
-              <w:t>ё</w:t>
-            </w:r>
-            <w:r>
-              <w:rPr>
-                <w:rFonts w:ascii="Times New Roman" w:hAnsi="Times New Roman" w:cs="Times New Roman"/>
-              </w:rPr>
-              <w:t>сткий диск</w:t>
+              <w:t>Жёсткий диск</w:t>
             </w:r>
           </w:p>
         </w:tc>
         <w:tc>
           <w:tcPr>
-            <w:tcW w:w="5382" w:type="dxa"/>
+            <w:tcW w:w="6495" w:type="dxa"/>
+            <w:tcBorders>
+              <w:top w:val="single" w:sz="4" w:space="0" w:color="auto"/>
+              <w:left w:val="single" w:sz="4" w:space="0" w:color="auto"/>
+              <w:bottom w:val="single" w:sz="4" w:space="0" w:color="auto"/>
+              <w:right w:val="single" w:sz="4" w:space="0" w:color="auto"/>
+            </w:tcBorders>
             <w:vAlign w:val="center"/>
+            <w:hideMark/>
           </w:tcPr>
           <w:p>
             <w:pPr>
@@ -4162,49 +3254,7 @@
               <w:rPr>
                 <w:rFonts w:ascii="Times New Roman" w:hAnsi="Times New Roman" w:cs="Times New Roman"/>
               </w:rPr>
-              <w:t>Примерно от</w:t>
-            </w:r>
-            <w:r>
-              <w:rPr>
-                <w:rFonts w:ascii="Times New Roman" w:hAnsi="Times New Roman" w:cs="Times New Roman"/>
-              </w:rPr>
-              <w:t xml:space="preserve"> </w:t>
-            </w:r>
-            <w:r>
-              <w:rPr>
-                <w:rFonts w:ascii="Times New Roman" w:hAnsi="Times New Roman" w:cs="Times New Roman"/>
-              </w:rPr>
-              <w:t>200 мегабайт св</w:t>
-            </w:r>
-            <w:r>
-              <w:rPr>
-                <w:rFonts w:ascii="Times New Roman" w:hAnsi="Times New Roman" w:cs="Times New Roman"/>
-              </w:rPr>
-              <w:t>о</w:t>
-            </w:r>
-            <w:r>
-              <w:rPr>
-                <w:rFonts w:ascii="Times New Roman" w:hAnsi="Times New Roman" w:cs="Times New Roman"/>
-              </w:rPr>
-              <w:t>бо</w:t>
-            </w:r>
-            <w:r>
-              <w:rPr>
-                <w:rFonts w:ascii="Times New Roman" w:hAnsi="Times New Roman" w:cs="Times New Roman"/>
-              </w:rPr>
-              <w:t xml:space="preserve">дного места на </w:t>
-            </w:r>
-            <w:r>
-              <w:rPr>
-                <w:rFonts w:ascii="Times New Roman" w:hAnsi="Times New Roman" w:cs="Times New Roman"/>
-              </w:rPr>
-              <w:t>диске</w:t>
-            </w:r>
-            <w:r>
-              <w:rPr>
-                <w:rFonts w:ascii="Times New Roman" w:hAnsi="Times New Roman" w:cs="Times New Roman"/>
-              </w:rPr>
-              <w:t>.</w:t>
+              <w:t>Примерно от 200 мегабайт свободного места на диске.</w:t>
             </w:r>
           </w:p>
         </w:tc>
@@ -4212,59 +3262,59 @@
     </w:tbl>
     <w:p>
       <w:pPr>
-        <w:spacing w:before="160"/>
+        <w:spacing w:after="0" w:line="240" w:lineRule="auto"/>
+        <w:jc w:val="both"/>
         <w:rPr>
           <w:rFonts w:ascii="Times New Roman" w:hAnsi="Times New Roman" w:cs="Times New Roman"/>
           <w:b/>
           <w:bCs/>
         </w:rPr>
       </w:pPr>
-      <w:r>
+    </w:p>
+    <w:p>
+      <w:pPr>
+        <w:spacing w:before="240" w:after="180" w:line="360" w:lineRule="auto"/>
+        <w:jc w:val="both"/>
         <w:rPr>
           <w:rFonts w:ascii="Times New Roman" w:hAnsi="Times New Roman" w:cs="Times New Roman"/>
           <w:b/>
           <w:bCs/>
         </w:rPr>
-        <w:t xml:space="preserve"> </w:t>
+      </w:pPr>
+      <w:r>
+        <w:rPr>
+          <w:rFonts w:ascii="Times New Roman" w:hAnsi="Times New Roman" w:cs="Times New Roman"/>
+          <w:b/>
+          <w:bCs/>
+        </w:rPr>
+        <w:t xml:space="preserve">4. Условия разработки ПС </w:t>
       </w:r>
     </w:p>
     <w:p>
       <w:pPr>
-        <w:spacing w:before="160"/>
+        <w:spacing w:before="240" w:after="180" w:line="360" w:lineRule="auto"/>
+        <w:jc w:val="both"/>
+        <w:rPr>
+          <w:rFonts w:ascii="Times New Roman" w:hAnsi="Times New Roman" w:cs="Times New Roman"/>
+          <w:i/>
+          <w:iCs/>
+        </w:rPr>
+      </w:pPr>
+      <w:r>
         <w:rPr>
           <w:rFonts w:ascii="Times New Roman" w:hAnsi="Times New Roman" w:cs="Times New Roman"/>
           <w:b/>
           <w:bCs/>
-        </w:rPr>
-      </w:pPr>
-      <w:r>
-        <w:rPr>
-          <w:rFonts w:ascii="Times New Roman" w:hAnsi="Times New Roman" w:cs="Times New Roman"/>
-          <w:b/>
-          <w:bCs/>
-        </w:rPr>
-        <w:t xml:space="preserve">4. Условия разработки ПС </w:t>
-      </w:r>
-    </w:p>
-    <w:p>
-      <w:pPr>
-        <w:rPr>
-          <w:rFonts w:ascii="Times New Roman" w:hAnsi="Times New Roman" w:cs="Times New Roman"/>
-        </w:rPr>
-      </w:pPr>
-      <w:r>
-        <w:rPr>
-          <w:rFonts w:ascii="Times New Roman" w:hAnsi="Times New Roman" w:cs="Times New Roman"/>
-          <w:b/>
-          <w:bCs/>
+          <w:i/>
+          <w:iCs/>
         </w:rPr>
         <w:t>4.1 Технологии разработки ПС</w:t>
       </w:r>
     </w:p>
     <w:tbl>
       <w:tblPr>
-        <w:tblW w:w="10206" w:type="dxa"/>
-        <w:tblInd w:w="-5" w:type="dxa"/>
+        <w:tblW w:w="9865" w:type="dxa"/>
+        <w:jc w:val="center"/>
         <w:tblBorders>
           <w:top w:val="single" w:sz="4" w:space="0" w:color="auto"/>
           <w:left w:val="single" w:sz="4" w:space="0" w:color="auto"/>
@@ -4274,24 +3324,33 @@
           <w:insideV w:val="single" w:sz="4" w:space="0" w:color="auto"/>
         </w:tblBorders>
         <w:tblLayout w:type="fixed"/>
-        <w:tblLook w:val="0000" w:firstRow="0" w:lastRow="0" w:firstColumn="0" w:lastColumn="0" w:noHBand="0" w:noVBand="0"/>
+        <w:tblLook w:val="04A0" w:firstRow="1" w:lastRow="0" w:firstColumn="1" w:lastColumn="0" w:noHBand="0" w:noVBand="1"/>
       </w:tblPr>
       <w:tblGrid>
-        <w:gridCol w:w="2694"/>
-        <w:gridCol w:w="7512"/>
+        <w:gridCol w:w="1711"/>
+        <w:gridCol w:w="8154"/>
       </w:tblGrid>
       <w:tr>
         <w:trPr>
-          <w:trHeight w:val="109"/>
+          <w:trHeight w:val="136"/>
+          <w:tblHeader/>
+          <w:jc w:val="center"/>
         </w:trPr>
         <w:tc>
           <w:tcPr>
-            <w:tcW w:w="2694" w:type="dxa"/>
+            <w:tcW w:w="1711" w:type="dxa"/>
+            <w:tcBorders>
+              <w:top w:val="single" w:sz="4" w:space="0" w:color="auto"/>
+              <w:left w:val="single" w:sz="4" w:space="0" w:color="auto"/>
+              <w:bottom w:val="single" w:sz="4" w:space="0" w:color="auto"/>
+              <w:right w:val="single" w:sz="4" w:space="0" w:color="auto"/>
+            </w:tcBorders>
+            <w:hideMark/>
           </w:tcPr>
           <w:p>
             <w:pPr>
               <w:spacing w:after="0" w:line="240" w:lineRule="auto"/>
-              <w:jc w:val="center"/>
+              <w:jc w:val="both"/>
               <w:rPr>
                 <w:rFonts w:ascii="Times New Roman" w:hAnsi="Times New Roman" w:cs="Times New Roman"/>
               </w:rPr>
@@ -4306,12 +3365,19 @@
         </w:tc>
         <w:tc>
           <w:tcPr>
-            <w:tcW w:w="7512" w:type="dxa"/>
+            <w:tcW w:w="8154" w:type="dxa"/>
+            <w:tcBorders>
+              <w:top w:val="single" w:sz="4" w:space="0" w:color="auto"/>
+              <w:left w:val="single" w:sz="4" w:space="0" w:color="auto"/>
+              <w:bottom w:val="single" w:sz="4" w:space="0" w:color="auto"/>
+              <w:right w:val="single" w:sz="4" w:space="0" w:color="auto"/>
+            </w:tcBorders>
+            <w:hideMark/>
           </w:tcPr>
           <w:p>
             <w:pPr>
               <w:spacing w:after="0" w:line="240" w:lineRule="auto"/>
-              <w:jc w:val="center"/>
+              <w:jc w:val="both"/>
               <w:rPr>
                 <w:rFonts w:ascii="Times New Roman" w:hAnsi="Times New Roman" w:cs="Times New Roman"/>
               </w:rPr>
@@ -4327,11 +3393,19 @@
       </w:tr>
       <w:tr>
         <w:trPr>
-          <w:trHeight w:val="245"/>
+          <w:trHeight w:val="908"/>
+          <w:jc w:val="center"/>
         </w:trPr>
         <w:tc>
           <w:tcPr>
-            <w:tcW w:w="2694" w:type="dxa"/>
+            <w:tcW w:w="1711" w:type="dxa"/>
+            <w:tcBorders>
+              <w:top w:val="single" w:sz="4" w:space="0" w:color="auto"/>
+              <w:left w:val="single" w:sz="4" w:space="0" w:color="auto"/>
+              <w:bottom w:val="single" w:sz="4" w:space="0" w:color="auto"/>
+              <w:right w:val="single" w:sz="4" w:space="0" w:color="auto"/>
+            </w:tcBorders>
+            <w:hideMark/>
           </w:tcPr>
           <w:p>
             <w:pPr>
@@ -4351,7 +3425,14 @@
         </w:tc>
         <w:tc>
           <w:tcPr>
-            <w:tcW w:w="7512" w:type="dxa"/>
+            <w:tcW w:w="8154" w:type="dxa"/>
+            <w:tcBorders>
+              <w:top w:val="single" w:sz="4" w:space="0" w:color="auto"/>
+              <w:left w:val="single" w:sz="4" w:space="0" w:color="auto"/>
+              <w:bottom w:val="single" w:sz="4" w:space="0" w:color="auto"/>
+              <w:right w:val="single" w:sz="4" w:space="0" w:color="auto"/>
+            </w:tcBorders>
+            <w:hideMark/>
           </w:tcPr>
           <w:p>
             <w:pPr>
@@ -4372,11 +3453,19 @@
       </w:tr>
       <w:tr>
         <w:trPr>
-          <w:trHeight w:val="245"/>
+          <w:trHeight w:val="919"/>
+          <w:jc w:val="center"/>
         </w:trPr>
         <w:tc>
           <w:tcPr>
-            <w:tcW w:w="2694" w:type="dxa"/>
+            <w:tcW w:w="1711" w:type="dxa"/>
+            <w:tcBorders>
+              <w:top w:val="single" w:sz="4" w:space="0" w:color="auto"/>
+              <w:left w:val="single" w:sz="4" w:space="0" w:color="auto"/>
+              <w:bottom w:val="single" w:sz="4" w:space="0" w:color="auto"/>
+              <w:right w:val="single" w:sz="4" w:space="0" w:color="auto"/>
+            </w:tcBorders>
+            <w:hideMark/>
           </w:tcPr>
           <w:p>
             <w:pPr>
@@ -4396,7 +3485,14 @@
         </w:tc>
         <w:tc>
           <w:tcPr>
-            <w:tcW w:w="7512" w:type="dxa"/>
+            <w:tcW w:w="8154" w:type="dxa"/>
+            <w:tcBorders>
+              <w:top w:val="single" w:sz="4" w:space="0" w:color="auto"/>
+              <w:left w:val="single" w:sz="4" w:space="0" w:color="auto"/>
+              <w:bottom w:val="single" w:sz="4" w:space="0" w:color="auto"/>
+              <w:right w:val="single" w:sz="4" w:space="0" w:color="auto"/>
+            </w:tcBorders>
+            <w:hideMark/>
           </w:tcPr>
           <w:p>
             <w:pPr>
@@ -4417,11 +3513,19 @@
       </w:tr>
       <w:tr>
         <w:trPr>
-          <w:trHeight w:val="245"/>
+          <w:trHeight w:val="608"/>
+          <w:jc w:val="center"/>
         </w:trPr>
         <w:tc>
           <w:tcPr>
-            <w:tcW w:w="2694" w:type="dxa"/>
+            <w:tcW w:w="1711" w:type="dxa"/>
+            <w:tcBorders>
+              <w:top w:val="single" w:sz="4" w:space="0" w:color="auto"/>
+              <w:left w:val="single" w:sz="4" w:space="0" w:color="auto"/>
+              <w:bottom w:val="single" w:sz="4" w:space="0" w:color="auto"/>
+              <w:right w:val="single" w:sz="4" w:space="0" w:color="auto"/>
+            </w:tcBorders>
+            <w:hideMark/>
           </w:tcPr>
           <w:p>
             <w:pPr>
@@ -4441,7 +3545,14 @@
         </w:tc>
         <w:tc>
           <w:tcPr>
-            <w:tcW w:w="7512" w:type="dxa"/>
+            <w:tcW w:w="8154" w:type="dxa"/>
+            <w:tcBorders>
+              <w:top w:val="single" w:sz="4" w:space="0" w:color="auto"/>
+              <w:left w:val="single" w:sz="4" w:space="0" w:color="auto"/>
+              <w:bottom w:val="single" w:sz="4" w:space="0" w:color="auto"/>
+              <w:right w:val="single" w:sz="4" w:space="0" w:color="auto"/>
+            </w:tcBorders>
+            <w:hideMark/>
           </w:tcPr>
           <w:p>
             <w:pPr>
@@ -4455,13 +3566,7 @@
               <w:rPr>
                 <w:rFonts w:ascii="Times New Roman" w:hAnsi="Times New Roman" w:cs="Times New Roman"/>
               </w:rPr>
-              <w:t>Технология для создания пользовательского интерфейса на C#. Веб-клиент будет разработан на Blazor</w:t>
-            </w:r>
-            <w:r>
-              <w:rPr>
-                <w:rFonts w:ascii="Times New Roman" w:hAnsi="Times New Roman" w:cs="Times New Roman"/>
-              </w:rPr>
-              <w:t>.</w:t>
+              <w:t>Технология для создания пользовательского интерфейса на C#. Веб-клиент будет разработан на Blazor.</w:t>
             </w:r>
           </w:p>
         </w:tc>
@@ -4469,340 +3574,272 @@
     </w:tbl>
     <w:p>
       <w:pPr>
-        <w:spacing w:before="160"/>
+        <w:spacing w:after="0" w:line="240" w:lineRule="auto"/>
+        <w:jc w:val="both"/>
         <w:rPr>
           <w:rFonts w:ascii="Times New Roman" w:hAnsi="Times New Roman" w:cs="Times New Roman"/>
           <w:b/>
           <w:bCs/>
-        </w:rPr>
-      </w:pPr>
-      <w:r>
+          <w:i/>
+          <w:iCs/>
+        </w:rPr>
+      </w:pPr>
+    </w:p>
+    <w:p>
+      <w:pPr>
         <w:rPr>
           <w:rFonts w:ascii="Times New Roman" w:hAnsi="Times New Roman" w:cs="Times New Roman"/>
           <w:b/>
           <w:bCs/>
-        </w:rPr>
-        <w:t>4.2 Сроки разработки ПС</w:t>
+          <w:i/>
+          <w:iCs/>
+        </w:rPr>
+      </w:pPr>
+      <w:r>
+        <w:rPr>
+          <w:rFonts w:ascii="Times New Roman" w:hAnsi="Times New Roman" w:cs="Times New Roman"/>
+          <w:b/>
+          <w:bCs/>
+          <w:i/>
+          <w:iCs/>
+        </w:rPr>
+        <w:br w:type="page"/>
       </w:r>
     </w:p>
     <w:p>
       <w:pPr>
-        <w:rPr>
-          <w:rFonts w:ascii="Times New Roman" w:hAnsi="Times New Roman" w:cs="Times New Roman"/>
-        </w:rPr>
-      </w:pPr>
-      <w:r>
-        <w:rPr>
-          <w:rFonts w:ascii="Times New Roman" w:hAnsi="Times New Roman" w:cs="Times New Roman"/>
-        </w:rPr>
-        <w:t xml:space="preserve">Ожидается завершение разработки </w:t>
-      </w:r>
-      <w:r>
-        <w:rPr>
-          <w:rFonts w:ascii="Times New Roman" w:hAnsi="Times New Roman" w:cs="Times New Roman"/>
-        </w:rPr>
-        <w:t>веб-приложения</w:t>
-      </w:r>
-      <w:r>
-        <w:rPr>
-          <w:rFonts w:ascii="Times New Roman" w:hAnsi="Times New Roman" w:cs="Times New Roman"/>
-        </w:rPr>
-        <w:t xml:space="preserve"> в течение </w:t>
-      </w:r>
-      <w:r>
-        <w:rPr>
-          <w:rFonts w:ascii="Times New Roman" w:hAnsi="Times New Roman" w:cs="Times New Roman"/>
-        </w:rPr>
-        <w:t>6</w:t>
-      </w:r>
-      <w:r>
-        <w:rPr>
-          <w:rFonts w:ascii="Times New Roman" w:hAnsi="Times New Roman" w:cs="Times New Roman"/>
-        </w:rPr>
-        <w:t xml:space="preserve"> месяцев.</w:t>
-      </w:r>
-      <w:r>
-        <w:rPr>
-          <w:rFonts w:ascii="Times New Roman" w:hAnsi="Times New Roman" w:cs="Times New Roman"/>
-        </w:rPr>
-        <w:t xml:space="preserve"> </w:t>
+        <w:spacing w:before="240" w:after="180" w:line="360" w:lineRule="auto"/>
+        <w:jc w:val="both"/>
+        <w:rPr>
+          <w:rFonts w:ascii="Times New Roman" w:hAnsi="Times New Roman" w:cs="Times New Roman"/>
+          <w:b/>
+          <w:bCs/>
+          <w:i/>
+          <w:iCs/>
+        </w:rPr>
+      </w:pPr>
+      <w:r>
+        <w:rPr>
+          <w:rFonts w:ascii="Times New Roman" w:hAnsi="Times New Roman" w:cs="Times New Roman"/>
+          <w:b/>
+          <w:bCs/>
+          <w:i/>
+          <w:iCs/>
+        </w:rPr>
+        <w:lastRenderedPageBreak/>
+        <w:t>4.2 Сроки разработки ПС</w:t>
       </w:r>
     </w:p>
     <w:p>
       <w:pPr>
-        <w:spacing w:before="160"/>
-        <w:rPr>
-          <w:rFonts w:ascii="Times New Roman" w:hAnsi="Times New Roman" w:cs="Times New Roman"/>
-        </w:rPr>
-      </w:pPr>
+        <w:spacing w:after="0" w:line="360" w:lineRule="auto"/>
+        <w:jc w:val="both"/>
+        <w:rPr>
+          <w:rFonts w:ascii="Times New Roman" w:hAnsi="Times New Roman" w:cs="Times New Roman"/>
+        </w:rPr>
+      </w:pPr>
+      <w:r>
+        <w:rPr>
+          <w:rFonts w:ascii="Times New Roman" w:hAnsi="Times New Roman" w:cs="Times New Roman"/>
+        </w:rPr>
+        <w:t xml:space="preserve">Ожидается завершение разработки веб-приложения в течение 6 месяцев. </w:t>
+      </w:r>
     </w:p>
     <w:p>
       <w:pPr>
-        <w:spacing w:before="160"/>
-        <w:rPr>
-          <w:rFonts w:ascii="Times New Roman" w:hAnsi="Times New Roman" w:cs="Times New Roman"/>
-        </w:rPr>
-      </w:pPr>
-      <w:r>
-        <w:rPr>
-          <w:rFonts w:ascii="Times New Roman" w:hAnsi="Times New Roman" w:cs="Times New Roman"/>
-        </w:rPr>
-        <w:t>Руководитель</w:t>
-      </w:r>
-      <w:r>
-        <w:rPr>
-          <w:rFonts w:ascii="Times New Roman" w:hAnsi="Times New Roman" w:cs="Times New Roman"/>
-        </w:rPr>
-        <w:t xml:space="preserve"> </w:t>
-      </w:r>
-      <w:r>
-        <w:rPr>
-          <w:rFonts w:ascii="Times New Roman" w:hAnsi="Times New Roman" w:cs="Times New Roman"/>
-        </w:rPr>
-        <w:t xml:space="preserve">группы разработки и поддержки </w:t>
-      </w:r>
-      <w:r>
-        <w:rPr>
-          <w:rFonts w:ascii="Times New Roman" w:hAnsi="Times New Roman" w:cs="Times New Roman"/>
-        </w:rPr>
-        <w:br/>
-        <w:t>бизнес приложений</w:t>
-      </w:r>
-      <w:r>
-        <w:rPr>
-          <w:rFonts w:ascii="Times New Roman" w:hAnsi="Times New Roman" w:cs="Times New Roman"/>
-        </w:rPr>
-        <w:t xml:space="preserve"> </w:t>
-      </w:r>
-      <w:r>
-        <w:rPr>
-          <w:rFonts w:ascii="Times New Roman" w:hAnsi="Times New Roman" w:cs="Times New Roman"/>
-        </w:rPr>
-        <w:t xml:space="preserve">компании </w:t>
-      </w:r>
-      <w:r>
-        <w:rPr>
-          <w:rFonts w:ascii="Times New Roman" w:hAnsi="Times New Roman" w:cs="Times New Roman"/>
-        </w:rPr>
-        <w:t>ООО «</w:t>
-      </w:r>
-      <w:r>
-        <w:rPr>
-          <w:rFonts w:ascii="Times New Roman" w:hAnsi="Times New Roman" w:cs="Times New Roman"/>
-        </w:rPr>
-        <w:t>БАЙТ</w:t>
-      </w:r>
-      <w:r>
-        <w:rPr>
-          <w:rFonts w:ascii="Times New Roman" w:hAnsi="Times New Roman" w:cs="Times New Roman"/>
-        </w:rPr>
-        <w:t>»</w:t>
-      </w:r>
-      <w:r>
-        <w:rPr>
-          <w:rFonts w:ascii="Times New Roman" w:hAnsi="Times New Roman" w:cs="Times New Roman"/>
-        </w:rPr>
-        <w:t xml:space="preserve"> </w:t>
-      </w:r>
-      <w:r>
-        <w:rPr>
-          <w:rFonts w:ascii="Times New Roman" w:hAnsi="Times New Roman" w:cs="Times New Roman"/>
-        </w:rPr>
-        <w:tab/>
-      </w:r>
-      <w:r>
-        <w:rPr>
-          <w:rFonts w:ascii="Times New Roman" w:hAnsi="Times New Roman" w:cs="Times New Roman"/>
-        </w:rPr>
-        <w:tab/>
-      </w:r>
-      <w:r>
-        <w:rPr>
-          <w:rFonts w:ascii="Times New Roman" w:hAnsi="Times New Roman" w:cs="Times New Roman"/>
-        </w:rPr>
-        <w:tab/>
-      </w:r>
-      <w:r>
-        <w:rPr>
-          <w:rFonts w:ascii="Times New Roman" w:hAnsi="Times New Roman" w:cs="Times New Roman"/>
-        </w:rPr>
-        <w:tab/>
-      </w:r>
-      <w:r>
-        <w:rPr>
-          <w:rFonts w:ascii="Times New Roman" w:hAnsi="Times New Roman" w:cs="Times New Roman"/>
-        </w:rPr>
-        <w:tab/>
-      </w:r>
-      <w:r>
-        <w:rPr>
-          <w:rFonts w:ascii="Times New Roman" w:hAnsi="Times New Roman" w:cs="Times New Roman"/>
-        </w:rPr>
-        <w:t>/</w:t>
-      </w:r>
-      <w:r>
-        <w:rPr>
-          <w:rFonts w:ascii="Times New Roman" w:hAnsi="Times New Roman" w:cs="Times New Roman"/>
-        </w:rPr>
-        <w:t xml:space="preserve"> Фамилия И.О.</w:t>
-      </w:r>
+        <w:spacing w:after="0" w:line="360" w:lineRule="auto"/>
+        <w:jc w:val="both"/>
+        <w:rPr>
+          <w:rFonts w:ascii="Times New Roman" w:hAnsi="Times New Roman" w:cs="Times New Roman"/>
+        </w:rPr>
+      </w:pPr>
     </w:p>
     <w:p>
       <w:pPr>
-        <w:spacing w:before="160"/>
-        <w:rPr>
-          <w:rFonts w:ascii="Times New Roman" w:hAnsi="Times New Roman" w:cs="Times New Roman"/>
-        </w:rPr>
-      </w:pPr>
+        <w:spacing w:after="0" w:line="360" w:lineRule="auto"/>
+        <w:rPr>
+          <w:rFonts w:ascii="Times New Roman" w:hAnsi="Times New Roman" w:cs="Times New Roman"/>
+        </w:rPr>
+      </w:pPr>
+      <w:r>
+        <w:rPr>
+          <w:rFonts w:ascii="Times New Roman" w:hAnsi="Times New Roman" w:cs="Times New Roman"/>
+        </w:rPr>
+        <w:t xml:space="preserve">Руководитель группы разработки и поддержки </w:t>
+      </w:r>
+      <w:r>
+        <w:rPr>
+          <w:rFonts w:ascii="Times New Roman" w:hAnsi="Times New Roman" w:cs="Times New Roman"/>
+        </w:rPr>
+        <w:br/>
+        <w:t xml:space="preserve">бизнес-приложений компании ООО «БАЙТ» </w:t>
+      </w:r>
+      <w:r>
+        <w:rPr>
+          <w:rFonts w:ascii="Times New Roman" w:hAnsi="Times New Roman" w:cs="Times New Roman"/>
+        </w:rPr>
+        <w:tab/>
+      </w:r>
+      <w:r>
+        <w:rPr>
+          <w:rFonts w:ascii="Times New Roman" w:hAnsi="Times New Roman" w:cs="Times New Roman"/>
+        </w:rPr>
+        <w:tab/>
+      </w:r>
+      <w:r>
+        <w:rPr>
+          <w:rFonts w:ascii="Times New Roman" w:hAnsi="Times New Roman" w:cs="Times New Roman"/>
+        </w:rPr>
+        <w:tab/>
+      </w:r>
+      <w:r>
+        <w:rPr>
+          <w:rFonts w:ascii="Times New Roman" w:hAnsi="Times New Roman" w:cs="Times New Roman"/>
+        </w:rPr>
+        <w:tab/>
+      </w:r>
+      <w:r>
+        <w:rPr>
+          <w:rFonts w:ascii="Times New Roman" w:hAnsi="Times New Roman" w:cs="Times New Roman"/>
+        </w:rPr>
+        <w:tab/>
+      </w:r>
+      <w:r>
+        <w:rPr>
+          <w:rFonts w:ascii="Times New Roman" w:hAnsi="Times New Roman" w:cs="Times New Roman"/>
+        </w:rPr>
+        <w:t xml:space="preserve">/ </w:t>
+      </w:r>
+      <w:r>
+        <w:rPr>
+          <w:rFonts w:ascii="Times New Roman" w:hAnsi="Times New Roman" w:cs="Times New Roman"/>
+        </w:rPr>
+        <w:t>Катышев</w:t>
+      </w:r>
+      <w:r>
+        <w:rPr>
+          <w:rFonts w:ascii="Times New Roman" w:hAnsi="Times New Roman" w:cs="Times New Roman"/>
+        </w:rPr>
+        <w:t xml:space="preserve"> </w:t>
+      </w:r>
+      <w:r>
+        <w:rPr>
+          <w:rFonts w:ascii="Times New Roman" w:hAnsi="Times New Roman" w:cs="Times New Roman"/>
+        </w:rPr>
+        <w:t>Д</w:t>
+      </w:r>
+      <w:r>
+        <w:rPr>
+          <w:rFonts w:ascii="Times New Roman" w:hAnsi="Times New Roman" w:cs="Times New Roman"/>
+        </w:rPr>
+        <w:t>.</w:t>
+      </w:r>
+      <w:r>
+        <w:rPr>
+          <w:rFonts w:ascii="Times New Roman" w:hAnsi="Times New Roman" w:cs="Times New Roman"/>
+        </w:rPr>
+        <w:t>А</w:t>
+      </w:r>
+      <w:r>
+        <w:rPr>
+          <w:rFonts w:ascii="Times New Roman" w:hAnsi="Times New Roman" w:cs="Times New Roman"/>
+        </w:rPr>
+        <w:t>.</w:t>
+      </w:r>
     </w:p>
     <w:p>
       <w:pPr>
-        <w:rPr>
-          <w:rFonts w:ascii="Times New Roman" w:eastAsia="Times New Roman" w:hAnsi="Times New Roman" w:cs="Times New Roman"/>
-          <w:color w:val="000000"/>
-          <w:kern w:val="0"/>
-          <w:lang w:eastAsia="ru-RU"/>
-          <w14:ligatures w14:val="none"/>
-        </w:rPr>
-      </w:pPr>
-      <w:r>
-        <w:rPr>
-          <w:rFonts w:ascii="Times New Roman" w:hAnsi="Times New Roman" w:cs="Times New Roman"/>
-        </w:rPr>
-        <w:t xml:space="preserve">Руководитель ВКР </w:t>
-      </w:r>
-      <w:r>
-        <w:rPr>
-          <w:rFonts w:ascii="Times New Roman" w:hAnsi="Times New Roman" w:cs="Times New Roman"/>
-        </w:rPr>
-        <w:tab/>
-      </w:r>
-      <w:r>
-        <w:rPr>
-          <w:rFonts w:ascii="Times New Roman" w:hAnsi="Times New Roman" w:cs="Times New Roman"/>
-        </w:rPr>
-        <w:tab/>
-      </w:r>
-      <w:r>
-        <w:rPr>
-          <w:rFonts w:ascii="Times New Roman" w:hAnsi="Times New Roman" w:cs="Times New Roman"/>
-        </w:rPr>
-        <w:tab/>
-      </w:r>
-      <w:r>
-        <w:rPr>
-          <w:rFonts w:ascii="Times New Roman" w:hAnsi="Times New Roman" w:cs="Times New Roman"/>
-        </w:rPr>
-        <w:tab/>
-      </w:r>
-      <w:r>
-        <w:rPr>
-          <w:rFonts w:ascii="Times New Roman" w:hAnsi="Times New Roman" w:cs="Times New Roman"/>
-        </w:rPr>
-        <w:tab/>
-      </w:r>
-      <w:r>
-        <w:rPr>
-          <w:rFonts w:ascii="Times New Roman" w:hAnsi="Times New Roman" w:cs="Times New Roman"/>
-        </w:rPr>
-        <w:tab/>
-      </w:r>
-      <w:r>
-        <w:rPr>
-          <w:rFonts w:ascii="Times New Roman" w:hAnsi="Times New Roman" w:cs="Times New Roman"/>
-        </w:rPr>
-        <w:tab/>
-      </w:r>
-      <w:r>
-        <w:rPr>
-          <w:rFonts w:ascii="Times New Roman" w:hAnsi="Times New Roman" w:cs="Times New Roman"/>
-        </w:rPr>
-        <w:tab/>
-      </w:r>
-      <w:r>
-        <w:rPr>
-          <w:rFonts w:ascii="Times New Roman" w:hAnsi="Times New Roman" w:cs="Times New Roman"/>
-        </w:rPr>
-        <w:tab/>
-      </w:r>
-      <w:r>
-        <w:rPr>
-          <w:rFonts w:ascii="Times New Roman" w:hAnsi="Times New Roman" w:cs="Times New Roman"/>
-        </w:rPr>
-        <w:t>/ Фамилия И.О.</w:t>
-      </w:r>
-      <w:r>
-        <w:rPr>
-          <w:rFonts w:ascii="Times New Roman" w:eastAsia="Times New Roman" w:hAnsi="Times New Roman" w:cs="Times New Roman"/>
-          <w:color w:val="000000"/>
-          <w:kern w:val="0"/>
-          <w:lang w:eastAsia="ru-RU"/>
-          <w14:ligatures w14:val="none"/>
-        </w:rPr>
-        <w:br/>
-      </w:r>
+        <w:spacing w:after="0" w:line="360" w:lineRule="auto"/>
+        <w:rPr>
+          <w:rFonts w:ascii="Times New Roman" w:hAnsi="Times New Roman" w:cs="Times New Roman"/>
+        </w:rPr>
+      </w:pPr>
     </w:p>
     <w:p>
       <w:pPr>
-        <w:rPr>
-          <w:rFonts w:ascii="Times New Roman" w:eastAsia="Times New Roman" w:hAnsi="Times New Roman" w:cs="Times New Roman"/>
-          <w:color w:val="000000"/>
-          <w:kern w:val="0"/>
-          <w:lang w:eastAsia="ru-RU"/>
-          <w14:ligatures w14:val="none"/>
-        </w:rPr>
-      </w:pPr>
-    </w:p>
-    <w:p>
-      <w:pPr>
-        <w:rPr>
-          <w:rFonts w:ascii="Times New Roman" w:eastAsia="Times New Roman" w:hAnsi="Times New Roman" w:cs="Times New Roman"/>
-          <w:color w:val="000000"/>
-          <w:kern w:val="0"/>
-          <w:lang w:eastAsia="ru-RU"/>
-          <w14:ligatures w14:val="none"/>
-        </w:rPr>
-      </w:pPr>
-    </w:p>
-    <w:p>
-      <w:pPr>
-        <w:rPr>
-          <w:rFonts w:ascii="Times New Roman" w:eastAsia="Times New Roman" w:hAnsi="Times New Roman" w:cs="Times New Roman"/>
-          <w:color w:val="000000"/>
-          <w:kern w:val="0"/>
-          <w:lang w:eastAsia="ru-RU"/>
-          <w14:ligatures w14:val="none"/>
-        </w:rPr>
-      </w:pPr>
-    </w:p>
-    <w:p>
-      <w:pPr>
-        <w:rPr>
-          <w:rFonts w:ascii="Times New Roman" w:eastAsia="Times New Roman" w:hAnsi="Times New Roman" w:cs="Times New Roman"/>
-          <w:color w:val="000000"/>
-          <w:kern w:val="0"/>
-          <w:lang w:eastAsia="ru-RU"/>
-          <w14:ligatures w14:val="none"/>
-        </w:rPr>
-      </w:pPr>
-    </w:p>
-    <w:p>
-      <w:pPr>
-        <w:rPr>
-          <w:rFonts w:ascii="Times New Roman" w:eastAsia="Times New Roman" w:hAnsi="Times New Roman" w:cs="Times New Roman"/>
-          <w:color w:val="000000"/>
-          <w:kern w:val="0"/>
-          <w:lang w:eastAsia="ru-RU"/>
-          <w14:ligatures w14:val="none"/>
-        </w:rPr>
-      </w:pPr>
-    </w:p>
-    <w:p>
-      <w:pPr>
-        <w:rPr>
-          <w:rFonts w:ascii="Times New Roman" w:hAnsi="Times New Roman" w:cs="Times New Roman"/>
-        </w:rPr>
-      </w:pPr>
+        <w:spacing w:after="0" w:line="360" w:lineRule="auto"/>
+        <w:rPr>
+          <w:rFonts w:ascii="Times New Roman" w:hAnsi="Times New Roman" w:cs="Times New Roman"/>
+        </w:rPr>
+      </w:pPr>
+      <w:r>
+        <w:rPr>
+          <w:rFonts w:ascii="Times New Roman" w:hAnsi="Times New Roman" w:cs="Times New Roman"/>
+        </w:rPr>
+        <w:t xml:space="preserve">Руководитель ВКР </w:t>
+      </w:r>
+      <w:r>
+        <w:rPr>
+          <w:rFonts w:ascii="Times New Roman" w:hAnsi="Times New Roman" w:cs="Times New Roman"/>
+        </w:rPr>
+        <w:tab/>
+      </w:r>
+      <w:r>
+        <w:rPr>
+          <w:rFonts w:ascii="Times New Roman" w:hAnsi="Times New Roman" w:cs="Times New Roman"/>
+        </w:rPr>
+        <w:tab/>
+      </w:r>
+      <w:r>
+        <w:rPr>
+          <w:rFonts w:ascii="Times New Roman" w:hAnsi="Times New Roman" w:cs="Times New Roman"/>
+        </w:rPr>
+        <w:tab/>
+      </w:r>
+      <w:r>
+        <w:rPr>
+          <w:rFonts w:ascii="Times New Roman" w:hAnsi="Times New Roman" w:cs="Times New Roman"/>
+        </w:rPr>
+        <w:tab/>
+      </w:r>
+      <w:r>
+        <w:rPr>
+          <w:rFonts w:ascii="Times New Roman" w:hAnsi="Times New Roman" w:cs="Times New Roman"/>
+        </w:rPr>
+        <w:tab/>
+      </w:r>
+      <w:r>
+        <w:rPr>
+          <w:rFonts w:ascii="Times New Roman" w:hAnsi="Times New Roman" w:cs="Times New Roman"/>
+        </w:rPr>
+        <w:tab/>
+      </w:r>
+      <w:r>
+        <w:rPr>
+          <w:rFonts w:ascii="Times New Roman" w:hAnsi="Times New Roman" w:cs="Times New Roman"/>
+        </w:rPr>
+        <w:tab/>
+      </w:r>
+      <w:r>
+        <w:rPr>
+          <w:rFonts w:ascii="Times New Roman" w:hAnsi="Times New Roman" w:cs="Times New Roman"/>
+        </w:rPr>
+        <w:tab/>
+      </w:r>
+      <w:r>
+        <w:rPr>
+          <w:rFonts w:ascii="Times New Roman" w:hAnsi="Times New Roman" w:cs="Times New Roman"/>
+        </w:rPr>
+        <w:tab/>
+      </w:r>
+      <w:r>
+        <w:rPr>
+          <w:rFonts w:ascii="Times New Roman" w:hAnsi="Times New Roman" w:cs="Times New Roman"/>
+        </w:rPr>
+        <w:t xml:space="preserve">/ </w:t>
+      </w:r>
+      <w:r>
+        <w:rPr>
+          <w:rFonts w:ascii="Times New Roman" w:hAnsi="Times New Roman" w:cs="Times New Roman"/>
+        </w:rPr>
+        <w:t>Цимбалист Г.Н.</w:t>
+      </w:r>
+      <w:r>
+        <w:rPr>
+          <w:rFonts w:ascii="Times New Roman" w:hAnsi="Times New Roman" w:cs="Times New Roman"/>
+        </w:rPr>
+        <w:br/>
+      </w:r>
     </w:p>
     <w:sectPr>
       <w:pgSz w:w="11906" w:h="16838"/>
@@ -5228,6 +4265,345 @@
     </w:lvl>
   </w:abstractNum>
   <w:abstractNum w:abstractNumId="3" w15:restartNumberingAfterBreak="0">
+    <w:nsid w:val="04E91A5E"/>
+    <w:multiLevelType w:val="hybridMultilevel"/>
+    <w:tmpl w:val="5ED6CF48"/>
+    <w:lvl w:ilvl="0" w:tplc="04190001">
+      <w:start w:val="1"/>
+      <w:numFmt w:val="bullet"/>
+      <w:lvlText w:val=""/>
+      <w:lvlJc w:val="left"/>
+      <w:pPr>
+        <w:ind w:left="360" w:hanging="360"/>
+      </w:pPr>
+      <w:rPr>
+        <w:rFonts w:ascii="Symbol" w:hAnsi="Symbol" w:hint="default"/>
+      </w:rPr>
+    </w:lvl>
+    <w:lvl w:ilvl="1" w:tplc="04190003" w:tentative="1">
+      <w:start w:val="1"/>
+      <w:numFmt w:val="bullet"/>
+      <w:lvlText w:val="o"/>
+      <w:lvlJc w:val="left"/>
+      <w:pPr>
+        <w:ind w:left="872" w:hanging="360"/>
+      </w:pPr>
+      <w:rPr>
+        <w:rFonts w:ascii="Courier New" w:hAnsi="Courier New" w:cs="Courier New" w:hint="default"/>
+      </w:rPr>
+    </w:lvl>
+    <w:lvl w:ilvl="2" w:tplc="04190005" w:tentative="1">
+      <w:start w:val="1"/>
+      <w:numFmt w:val="bullet"/>
+      <w:lvlText w:val=""/>
+      <w:lvlJc w:val="left"/>
+      <w:pPr>
+        <w:ind w:left="1592" w:hanging="360"/>
+      </w:pPr>
+      <w:rPr>
+        <w:rFonts w:ascii="Wingdings" w:hAnsi="Wingdings" w:hint="default"/>
+      </w:rPr>
+    </w:lvl>
+    <w:lvl w:ilvl="3" w:tplc="04190001" w:tentative="1">
+      <w:start w:val="1"/>
+      <w:numFmt w:val="bullet"/>
+      <w:lvlText w:val=""/>
+      <w:lvlJc w:val="left"/>
+      <w:pPr>
+        <w:ind w:left="2312" w:hanging="360"/>
+      </w:pPr>
+      <w:rPr>
+        <w:rFonts w:ascii="Symbol" w:hAnsi="Symbol" w:hint="default"/>
+      </w:rPr>
+    </w:lvl>
+    <w:lvl w:ilvl="4" w:tplc="04190003" w:tentative="1">
+      <w:start w:val="1"/>
+      <w:numFmt w:val="bullet"/>
+      <w:lvlText w:val="o"/>
+      <w:lvlJc w:val="left"/>
+      <w:pPr>
+        <w:ind w:left="3032" w:hanging="360"/>
+      </w:pPr>
+      <w:rPr>
+        <w:rFonts w:ascii="Courier New" w:hAnsi="Courier New" w:cs="Courier New" w:hint="default"/>
+      </w:rPr>
+    </w:lvl>
+    <w:lvl w:ilvl="5" w:tplc="04190005" w:tentative="1">
+      <w:start w:val="1"/>
+      <w:numFmt w:val="bullet"/>
+      <w:lvlText w:val=""/>
+      <w:lvlJc w:val="left"/>
+      <w:pPr>
+        <w:ind w:left="3752" w:hanging="360"/>
+      </w:pPr>
+      <w:rPr>
+        <w:rFonts w:ascii="Wingdings" w:hAnsi="Wingdings" w:hint="default"/>
+      </w:rPr>
+    </w:lvl>
+    <w:lvl w:ilvl="6" w:tplc="04190001" w:tentative="1">
+      <w:start w:val="1"/>
+      <w:numFmt w:val="bullet"/>
+      <w:lvlText w:val=""/>
+      <w:lvlJc w:val="left"/>
+      <w:pPr>
+        <w:ind w:left="4472" w:hanging="360"/>
+      </w:pPr>
+      <w:rPr>
+        <w:rFonts w:ascii="Symbol" w:hAnsi="Symbol" w:hint="default"/>
+      </w:rPr>
+    </w:lvl>
+    <w:lvl w:ilvl="7" w:tplc="04190003" w:tentative="1">
+      <w:start w:val="1"/>
+      <w:numFmt w:val="bullet"/>
+      <w:lvlText w:val="o"/>
+      <w:lvlJc w:val="left"/>
+      <w:pPr>
+        <w:ind w:left="5192" w:hanging="360"/>
+      </w:pPr>
+      <w:rPr>
+        <w:rFonts w:ascii="Courier New" w:hAnsi="Courier New" w:cs="Courier New" w:hint="default"/>
+      </w:rPr>
+    </w:lvl>
+    <w:lvl w:ilvl="8" w:tplc="04190005" w:tentative="1">
+      <w:start w:val="1"/>
+      <w:numFmt w:val="bullet"/>
+      <w:lvlText w:val=""/>
+      <w:lvlJc w:val="left"/>
+      <w:pPr>
+        <w:ind w:left="5912" w:hanging="360"/>
+      </w:pPr>
+      <w:rPr>
+        <w:rFonts w:ascii="Wingdings" w:hAnsi="Wingdings" w:hint="default"/>
+      </w:rPr>
+    </w:lvl>
+  </w:abstractNum>
+  <w:abstractNum w:abstractNumId="4" w15:restartNumberingAfterBreak="0">
+    <w:nsid w:val="05A1240B"/>
+    <w:multiLevelType w:val="hybridMultilevel"/>
+    <w:tmpl w:val="E384CBEA"/>
+    <w:lvl w:ilvl="0" w:tplc="04190001">
+      <w:start w:val="1"/>
+      <w:numFmt w:val="bullet"/>
+      <w:lvlText w:val=""/>
+      <w:lvlJc w:val="left"/>
+      <w:pPr>
+        <w:ind w:left="360" w:hanging="360"/>
+      </w:pPr>
+      <w:rPr>
+        <w:rFonts w:ascii="Symbol" w:hAnsi="Symbol" w:hint="default"/>
+      </w:rPr>
+    </w:lvl>
+    <w:lvl w:ilvl="1" w:tplc="04190003" w:tentative="1">
+      <w:start w:val="1"/>
+      <w:numFmt w:val="bullet"/>
+      <w:lvlText w:val="o"/>
+      <w:lvlJc w:val="left"/>
+      <w:pPr>
+        <w:ind w:left="1080" w:hanging="360"/>
+      </w:pPr>
+      <w:rPr>
+        <w:rFonts w:ascii="Courier New" w:hAnsi="Courier New" w:cs="Courier New" w:hint="default"/>
+      </w:rPr>
+    </w:lvl>
+    <w:lvl w:ilvl="2" w:tplc="04190005" w:tentative="1">
+      <w:start w:val="1"/>
+      <w:numFmt w:val="bullet"/>
+      <w:lvlText w:val=""/>
+      <w:lvlJc w:val="left"/>
+      <w:pPr>
+        <w:ind w:left="1800" w:hanging="360"/>
+      </w:pPr>
+      <w:rPr>
+        <w:rFonts w:ascii="Wingdings" w:hAnsi="Wingdings" w:hint="default"/>
+      </w:rPr>
+    </w:lvl>
+    <w:lvl w:ilvl="3" w:tplc="04190001" w:tentative="1">
+      <w:start w:val="1"/>
+      <w:numFmt w:val="bullet"/>
+      <w:lvlText w:val=""/>
+      <w:lvlJc w:val="left"/>
+      <w:pPr>
+        <w:ind w:left="2520" w:hanging="360"/>
+      </w:pPr>
+      <w:rPr>
+        <w:rFonts w:ascii="Symbol" w:hAnsi="Symbol" w:hint="default"/>
+      </w:rPr>
+    </w:lvl>
+    <w:lvl w:ilvl="4" w:tplc="04190003" w:tentative="1">
+      <w:start w:val="1"/>
+      <w:numFmt w:val="bullet"/>
+      <w:lvlText w:val="o"/>
+      <w:lvlJc w:val="left"/>
+      <w:pPr>
+        <w:ind w:left="3240" w:hanging="360"/>
+      </w:pPr>
+      <w:rPr>
+        <w:rFonts w:ascii="Courier New" w:hAnsi="Courier New" w:cs="Courier New" w:hint="default"/>
+      </w:rPr>
+    </w:lvl>
+    <w:lvl w:ilvl="5" w:tplc="04190005" w:tentative="1">
+      <w:start w:val="1"/>
+      <w:numFmt w:val="bullet"/>
+      <w:lvlText w:val=""/>
+      <w:lvlJc w:val="left"/>
+      <w:pPr>
+        <w:ind w:left="3960" w:hanging="360"/>
+      </w:pPr>
+      <w:rPr>
+        <w:rFonts w:ascii="Wingdings" w:hAnsi="Wingdings" w:hint="default"/>
+      </w:rPr>
+    </w:lvl>
+    <w:lvl w:ilvl="6" w:tplc="04190001" w:tentative="1">
+      <w:start w:val="1"/>
+      <w:numFmt w:val="bullet"/>
+      <w:lvlText w:val=""/>
+      <w:lvlJc w:val="left"/>
+      <w:pPr>
+        <w:ind w:left="4680" w:hanging="360"/>
+      </w:pPr>
+      <w:rPr>
+        <w:rFonts w:ascii="Symbol" w:hAnsi="Symbol" w:hint="default"/>
+      </w:rPr>
+    </w:lvl>
+    <w:lvl w:ilvl="7" w:tplc="04190003" w:tentative="1">
+      <w:start w:val="1"/>
+      <w:numFmt w:val="bullet"/>
+      <w:lvlText w:val="o"/>
+      <w:lvlJc w:val="left"/>
+      <w:pPr>
+        <w:ind w:left="5400" w:hanging="360"/>
+      </w:pPr>
+      <w:rPr>
+        <w:rFonts w:ascii="Courier New" w:hAnsi="Courier New" w:cs="Courier New" w:hint="default"/>
+      </w:rPr>
+    </w:lvl>
+    <w:lvl w:ilvl="8" w:tplc="04190005" w:tentative="1">
+      <w:start w:val="1"/>
+      <w:numFmt w:val="bullet"/>
+      <w:lvlText w:val=""/>
+      <w:lvlJc w:val="left"/>
+      <w:pPr>
+        <w:ind w:left="6120" w:hanging="360"/>
+      </w:pPr>
+      <w:rPr>
+        <w:rFonts w:ascii="Wingdings" w:hAnsi="Wingdings" w:hint="default"/>
+      </w:rPr>
+    </w:lvl>
+  </w:abstractNum>
+  <w:abstractNum w:abstractNumId="5" w15:restartNumberingAfterBreak="0">
+    <w:nsid w:val="0814264A"/>
+    <w:multiLevelType w:val="hybridMultilevel"/>
+    <w:tmpl w:val="51B86C14"/>
+    <w:lvl w:ilvl="0" w:tplc="04190001">
+      <w:start w:val="1"/>
+      <w:numFmt w:val="bullet"/>
+      <w:lvlText w:val=""/>
+      <w:lvlJc w:val="left"/>
+      <w:pPr>
+        <w:ind w:left="1440" w:hanging="360"/>
+      </w:pPr>
+      <w:rPr>
+        <w:rFonts w:ascii="Symbol" w:hAnsi="Symbol" w:hint="default"/>
+      </w:rPr>
+    </w:lvl>
+    <w:lvl w:ilvl="1" w:tplc="04190003" w:tentative="1">
+      <w:start w:val="1"/>
+      <w:numFmt w:val="bullet"/>
+      <w:lvlText w:val="o"/>
+      <w:lvlJc w:val="left"/>
+      <w:pPr>
+        <w:ind w:left="2160" w:hanging="360"/>
+      </w:pPr>
+      <w:rPr>
+        <w:rFonts w:ascii="Courier New" w:hAnsi="Courier New" w:cs="Courier New" w:hint="default"/>
+      </w:rPr>
+    </w:lvl>
+    <w:lvl w:ilvl="2" w:tplc="04190005" w:tentative="1">
+      <w:start w:val="1"/>
+      <w:numFmt w:val="bullet"/>
+      <w:lvlText w:val=""/>
+      <w:lvlJc w:val="left"/>
+      <w:pPr>
+        <w:ind w:left="2880" w:hanging="360"/>
+      </w:pPr>
+      <w:rPr>
+        <w:rFonts w:ascii="Wingdings" w:hAnsi="Wingdings" w:hint="default"/>
+      </w:rPr>
+    </w:lvl>
+    <w:lvl w:ilvl="3" w:tplc="04190001" w:tentative="1">
+      <w:start w:val="1"/>
+      <w:numFmt w:val="bullet"/>
+      <w:lvlText w:val=""/>
+      <w:lvlJc w:val="left"/>
+      <w:pPr>
+        <w:ind w:left="3600" w:hanging="360"/>
+      </w:pPr>
+      <w:rPr>
+        <w:rFonts w:ascii="Symbol" w:hAnsi="Symbol" w:hint="default"/>
+      </w:rPr>
+    </w:lvl>
+    <w:lvl w:ilvl="4" w:tplc="04190003" w:tentative="1">
+      <w:start w:val="1"/>
+      <w:numFmt w:val="bullet"/>
+      <w:lvlText w:val="o"/>
+      <w:lvlJc w:val="left"/>
+      <w:pPr>
+        <w:ind w:left="4320" w:hanging="360"/>
+      </w:pPr>
+      <w:rPr>
+        <w:rFonts w:ascii="Courier New" w:hAnsi="Courier New" w:cs="Courier New" w:hint="default"/>
+      </w:rPr>
+    </w:lvl>
+    <w:lvl w:ilvl="5" w:tplc="04190005" w:tentative="1">
+      <w:start w:val="1"/>
+      <w:numFmt w:val="bullet"/>
+      <w:lvlText w:val=""/>
+      <w:lvlJc w:val="left"/>
+      <w:pPr>
+        <w:ind w:left="5040" w:hanging="360"/>
+      </w:pPr>
+      <w:rPr>
+        <w:rFonts w:ascii="Wingdings" w:hAnsi="Wingdings" w:hint="default"/>
+      </w:rPr>
+    </w:lvl>
+    <w:lvl w:ilvl="6" w:tplc="04190001" w:tentative="1">
+      <w:start w:val="1"/>
+      <w:numFmt w:val="bullet"/>
+      <w:lvlText w:val=""/>
+      <w:lvlJc w:val="left"/>
+      <w:pPr>
+        <w:ind w:left="5760" w:hanging="360"/>
+      </w:pPr>
+      <w:rPr>
+        <w:rFonts w:ascii="Symbol" w:hAnsi="Symbol" w:hint="default"/>
+      </w:rPr>
+    </w:lvl>
+    <w:lvl w:ilvl="7" w:tplc="04190003" w:tentative="1">
+      <w:start w:val="1"/>
+      <w:numFmt w:val="bullet"/>
+      <w:lvlText w:val="o"/>
+      <w:lvlJc w:val="left"/>
+      <w:pPr>
+        <w:ind w:left="6480" w:hanging="360"/>
+      </w:pPr>
+      <w:rPr>
+        <w:rFonts w:ascii="Courier New" w:hAnsi="Courier New" w:cs="Courier New" w:hint="default"/>
+      </w:rPr>
+    </w:lvl>
+    <w:lvl w:ilvl="8" w:tplc="04190005" w:tentative="1">
+      <w:start w:val="1"/>
+      <w:numFmt w:val="bullet"/>
+      <w:lvlText w:val=""/>
+      <w:lvlJc w:val="left"/>
+      <w:pPr>
+        <w:ind w:left="7200" w:hanging="360"/>
+      </w:pPr>
+      <w:rPr>
+        <w:rFonts w:ascii="Wingdings" w:hAnsi="Wingdings" w:hint="default"/>
+      </w:rPr>
+    </w:lvl>
+  </w:abstractNum>
+  <w:abstractNum w:abstractNumId="6" w15:restartNumberingAfterBreak="0">
     <w:nsid w:val="091D4967"/>
     <w:multiLevelType w:val="hybridMultilevel"/>
     <w:tmpl w:val="8A485270"/>
@@ -5340,7 +4716,7 @@
       </w:rPr>
     </w:lvl>
   </w:abstractNum>
-  <w:abstractNum w:abstractNumId="4" w15:restartNumberingAfterBreak="0">
+  <w:abstractNum w:abstractNumId="7" w15:restartNumberingAfterBreak="0">
     <w:nsid w:val="0B0D1E8E"/>
     <w:multiLevelType w:val="multilevel"/>
     <w:tmpl w:val="E47C1302"/>
@@ -5489,7 +4865,7 @@
       </w:rPr>
     </w:lvl>
   </w:abstractNum>
-  <w:abstractNum w:abstractNumId="5" w15:restartNumberingAfterBreak="0">
+  <w:abstractNum w:abstractNumId="8" w15:restartNumberingAfterBreak="0">
     <w:nsid w:val="161967D1"/>
     <w:multiLevelType w:val="multilevel"/>
     <w:tmpl w:val="29B2E4C2"/>
@@ -5602,7 +4978,120 @@
       </w:pPr>
     </w:lvl>
   </w:abstractNum>
-  <w:abstractNum w:abstractNumId="6" w15:restartNumberingAfterBreak="0">
+  <w:abstractNum w:abstractNumId="9" w15:restartNumberingAfterBreak="0">
+    <w:nsid w:val="223173BF"/>
+    <w:multiLevelType w:val="hybridMultilevel"/>
+    <w:tmpl w:val="88103458"/>
+    <w:lvl w:ilvl="0" w:tplc="04190001">
+      <w:start w:val="1"/>
+      <w:numFmt w:val="bullet"/>
+      <w:lvlText w:val=""/>
+      <w:lvlJc w:val="left"/>
+      <w:pPr>
+        <w:ind w:left="1070" w:hanging="360"/>
+      </w:pPr>
+      <w:rPr>
+        <w:rFonts w:ascii="Symbol" w:hAnsi="Symbol" w:hint="default"/>
+      </w:rPr>
+    </w:lvl>
+    <w:lvl w:ilvl="1" w:tplc="04190003" w:tentative="1">
+      <w:start w:val="1"/>
+      <w:numFmt w:val="bullet"/>
+      <w:lvlText w:val="o"/>
+      <w:lvlJc w:val="left"/>
+      <w:pPr>
+        <w:ind w:left="1790" w:hanging="360"/>
+      </w:pPr>
+      <w:rPr>
+        <w:rFonts w:ascii="Courier New" w:hAnsi="Courier New" w:cs="Courier New" w:hint="default"/>
+      </w:rPr>
+    </w:lvl>
+    <w:lvl w:ilvl="2" w:tplc="04190005" w:tentative="1">
+      <w:start w:val="1"/>
+      <w:numFmt w:val="bullet"/>
+      <w:lvlText w:val=""/>
+      <w:lvlJc w:val="left"/>
+      <w:pPr>
+        <w:ind w:left="2510" w:hanging="360"/>
+      </w:pPr>
+      <w:rPr>
+        <w:rFonts w:ascii="Wingdings" w:hAnsi="Wingdings" w:hint="default"/>
+      </w:rPr>
+    </w:lvl>
+    <w:lvl w:ilvl="3" w:tplc="04190001" w:tentative="1">
+      <w:start w:val="1"/>
+      <w:numFmt w:val="bullet"/>
+      <w:lvlText w:val=""/>
+      <w:lvlJc w:val="left"/>
+      <w:pPr>
+        <w:ind w:left="3230" w:hanging="360"/>
+      </w:pPr>
+      <w:rPr>
+        <w:rFonts w:ascii="Symbol" w:hAnsi="Symbol" w:hint="default"/>
+      </w:rPr>
+    </w:lvl>
+    <w:lvl w:ilvl="4" w:tplc="04190003" w:tentative="1">
+      <w:start w:val="1"/>
+      <w:numFmt w:val="bullet"/>
+      <w:lvlText w:val="o"/>
+      <w:lvlJc w:val="left"/>
+      <w:pPr>
+        <w:ind w:left="3950" w:hanging="360"/>
+      </w:pPr>
+      <w:rPr>
+        <w:rFonts w:ascii="Courier New" w:hAnsi="Courier New" w:cs="Courier New" w:hint="default"/>
+      </w:rPr>
+    </w:lvl>
+    <w:lvl w:ilvl="5" w:tplc="04190005" w:tentative="1">
+      <w:start w:val="1"/>
+      <w:numFmt w:val="bullet"/>
+      <w:lvlText w:val=""/>
+      <w:lvlJc w:val="left"/>
+      <w:pPr>
+        <w:ind w:left="4670" w:hanging="360"/>
+      </w:pPr>
+      <w:rPr>
+        <w:rFonts w:ascii="Wingdings" w:hAnsi="Wingdings" w:hint="default"/>
+      </w:rPr>
+    </w:lvl>
+    <w:lvl w:ilvl="6" w:tplc="04190001" w:tentative="1">
+      <w:start w:val="1"/>
+      <w:numFmt w:val="bullet"/>
+      <w:lvlText w:val=""/>
+      <w:lvlJc w:val="left"/>
+      <w:pPr>
+        <w:ind w:left="5390" w:hanging="360"/>
+      </w:pPr>
+      <w:rPr>
+        <w:rFonts w:ascii="Symbol" w:hAnsi="Symbol" w:hint="default"/>
+      </w:rPr>
+    </w:lvl>
+    <w:lvl w:ilvl="7" w:tplc="04190003" w:tentative="1">
+      <w:start w:val="1"/>
+      <w:numFmt w:val="bullet"/>
+      <w:lvlText w:val="o"/>
+      <w:lvlJc w:val="left"/>
+      <w:pPr>
+        <w:ind w:left="6110" w:hanging="360"/>
+      </w:pPr>
+      <w:rPr>
+        <w:rFonts w:ascii="Courier New" w:hAnsi="Courier New" w:cs="Courier New" w:hint="default"/>
+      </w:rPr>
+    </w:lvl>
+    <w:lvl w:ilvl="8" w:tplc="04190005" w:tentative="1">
+      <w:start w:val="1"/>
+      <w:numFmt w:val="bullet"/>
+      <w:lvlText w:val=""/>
+      <w:lvlJc w:val="left"/>
+      <w:pPr>
+        <w:ind w:left="6830" w:hanging="360"/>
+      </w:pPr>
+      <w:rPr>
+        <w:rFonts w:ascii="Wingdings" w:hAnsi="Wingdings" w:hint="default"/>
+      </w:rPr>
+    </w:lvl>
+  </w:abstractNum>
+  <w:abstractNum w:abstractNumId="10" w15:restartNumberingAfterBreak="0">
     <w:nsid w:val="27342B0F"/>
     <w:multiLevelType w:val="multilevel"/>
     <w:tmpl w:val="8BF244BC"/>
@@ -5717,7 +5206,7 @@
       </w:rPr>
     </w:lvl>
   </w:abstractNum>
-  <w:abstractNum w:abstractNumId="7" w15:restartNumberingAfterBreak="0">
+  <w:abstractNum w:abstractNumId="11" w15:restartNumberingAfterBreak="0">
     <w:nsid w:val="27A356A7"/>
     <w:multiLevelType w:val="multilevel"/>
     <w:tmpl w:val="FC60A76C"/>
@@ -5866,7 +5355,7 @@
       </w:rPr>
     </w:lvl>
   </w:abstractNum>
-  <w:abstractNum w:abstractNumId="8" w15:restartNumberingAfterBreak="0">
+  <w:abstractNum w:abstractNumId="12" w15:restartNumberingAfterBreak="0">
     <w:nsid w:val="27CA3AE1"/>
     <w:multiLevelType w:val="multilevel"/>
     <w:tmpl w:val="16E48044"/>
@@ -6015,7 +5504,7 @@
       </w:rPr>
     </w:lvl>
   </w:abstractNum>
-  <w:abstractNum w:abstractNumId="9" w15:restartNumberingAfterBreak="0">
+  <w:abstractNum w:abstractNumId="13" w15:restartNumberingAfterBreak="0">
     <w:nsid w:val="294B4B17"/>
     <w:multiLevelType w:val="multilevel"/>
     <w:tmpl w:val="E3DAA9A2"/>
@@ -6128,7 +5617,7 @@
       </w:rPr>
     </w:lvl>
   </w:abstractNum>
-  <w:abstractNum w:abstractNumId="10" w15:restartNumberingAfterBreak="0">
+  <w:abstractNum w:abstractNumId="14" w15:restartNumberingAfterBreak="0">
     <w:nsid w:val="2B883DFB"/>
     <w:multiLevelType w:val="hybridMultilevel"/>
     <w:tmpl w:val="261A11D2"/>
@@ -6241,7 +5730,7 @@
       </w:rPr>
     </w:lvl>
   </w:abstractNum>
-  <w:abstractNum w:abstractNumId="11" w15:restartNumberingAfterBreak="0">
+  <w:abstractNum w:abstractNumId="15" w15:restartNumberingAfterBreak="0">
     <w:nsid w:val="2CB71F3E"/>
     <w:multiLevelType w:val="multilevel"/>
     <w:tmpl w:val="6BAE7942"/>
@@ -6354,10 +5843,123 @@
       </w:rPr>
     </w:lvl>
   </w:abstractNum>
-  <w:abstractNum w:abstractNumId="12" w15:restartNumberingAfterBreak="0">
+  <w:abstractNum w:abstractNumId="16" w15:restartNumberingAfterBreak="0">
+    <w:nsid w:val="30CD786F"/>
+    <w:multiLevelType w:val="hybridMultilevel"/>
+    <w:tmpl w:val="24E488C6"/>
+    <w:lvl w:ilvl="0" w:tplc="04190001">
+      <w:start w:val="1"/>
+      <w:numFmt w:val="bullet"/>
+      <w:lvlText w:val=""/>
+      <w:lvlJc w:val="left"/>
+      <w:pPr>
+        <w:ind w:left="360" w:hanging="360"/>
+      </w:pPr>
+      <w:rPr>
+        <w:rFonts w:ascii="Symbol" w:hAnsi="Symbol" w:hint="default"/>
+      </w:rPr>
+    </w:lvl>
+    <w:lvl w:ilvl="1" w:tplc="04190003" w:tentative="1">
+      <w:start w:val="1"/>
+      <w:numFmt w:val="bullet"/>
+      <w:lvlText w:val="o"/>
+      <w:lvlJc w:val="left"/>
+      <w:pPr>
+        <w:ind w:left="1080" w:hanging="360"/>
+      </w:pPr>
+      <w:rPr>
+        <w:rFonts w:ascii="Courier New" w:hAnsi="Courier New" w:cs="Courier New" w:hint="default"/>
+      </w:rPr>
+    </w:lvl>
+    <w:lvl w:ilvl="2" w:tplc="04190005" w:tentative="1">
+      <w:start w:val="1"/>
+      <w:numFmt w:val="bullet"/>
+      <w:lvlText w:val=""/>
+      <w:lvlJc w:val="left"/>
+      <w:pPr>
+        <w:ind w:left="1800" w:hanging="360"/>
+      </w:pPr>
+      <w:rPr>
+        <w:rFonts w:ascii="Wingdings" w:hAnsi="Wingdings" w:hint="default"/>
+      </w:rPr>
+    </w:lvl>
+    <w:lvl w:ilvl="3" w:tplc="04190001" w:tentative="1">
+      <w:start w:val="1"/>
+      <w:numFmt w:val="bullet"/>
+      <w:lvlText w:val=""/>
+      <w:lvlJc w:val="left"/>
+      <w:pPr>
+        <w:ind w:left="2520" w:hanging="360"/>
+      </w:pPr>
+      <w:rPr>
+        <w:rFonts w:ascii="Symbol" w:hAnsi="Symbol" w:hint="default"/>
+      </w:rPr>
+    </w:lvl>
+    <w:lvl w:ilvl="4" w:tplc="04190003" w:tentative="1">
+      <w:start w:val="1"/>
+      <w:numFmt w:val="bullet"/>
+      <w:lvlText w:val="o"/>
+      <w:lvlJc w:val="left"/>
+      <w:pPr>
+        <w:ind w:left="3240" w:hanging="360"/>
+      </w:pPr>
+      <w:rPr>
+        <w:rFonts w:ascii="Courier New" w:hAnsi="Courier New" w:cs="Courier New" w:hint="default"/>
+      </w:rPr>
+    </w:lvl>
+    <w:lvl w:ilvl="5" w:tplc="04190005" w:tentative="1">
+      <w:start w:val="1"/>
+      <w:numFmt w:val="bullet"/>
+      <w:lvlText w:val=""/>
+      <w:lvlJc w:val="left"/>
+      <w:pPr>
+        <w:ind w:left="3960" w:hanging="360"/>
+      </w:pPr>
+      <w:rPr>
+        <w:rFonts w:ascii="Wingdings" w:hAnsi="Wingdings" w:hint="default"/>
+      </w:rPr>
+    </w:lvl>
+    <w:lvl w:ilvl="6" w:tplc="04190001" w:tentative="1">
+      <w:start w:val="1"/>
+      <w:numFmt w:val="bullet"/>
+      <w:lvlText w:val=""/>
+      <w:lvlJc w:val="left"/>
+      <w:pPr>
+        <w:ind w:left="4680" w:hanging="360"/>
+      </w:pPr>
+      <w:rPr>
+        <w:rFonts w:ascii="Symbol" w:hAnsi="Symbol" w:hint="default"/>
+      </w:rPr>
+    </w:lvl>
+    <w:lvl w:ilvl="7" w:tplc="04190003" w:tentative="1">
+      <w:start w:val="1"/>
+      <w:numFmt w:val="bullet"/>
+      <w:lvlText w:val="o"/>
+      <w:lvlJc w:val="left"/>
+      <w:pPr>
+        <w:ind w:left="5400" w:hanging="360"/>
+      </w:pPr>
+      <w:rPr>
+        <w:rFonts w:ascii="Courier New" w:hAnsi="Courier New" w:cs="Courier New" w:hint="default"/>
+      </w:rPr>
+    </w:lvl>
+    <w:lvl w:ilvl="8" w:tplc="04190005" w:tentative="1">
+      <w:start w:val="1"/>
+      <w:numFmt w:val="bullet"/>
+      <w:lvlText w:val=""/>
+      <w:lvlJc w:val="left"/>
+      <w:pPr>
+        <w:ind w:left="6120" w:hanging="360"/>
+      </w:pPr>
+      <w:rPr>
+        <w:rFonts w:ascii="Wingdings" w:hAnsi="Wingdings" w:hint="default"/>
+      </w:rPr>
+    </w:lvl>
+  </w:abstractNum>
+  <w:abstractNum w:abstractNumId="17" w15:restartNumberingAfterBreak="0">
     <w:nsid w:val="3109710D"/>
     <w:multiLevelType w:val="multilevel"/>
-    <w:tmpl w:val="A524E300"/>
+    <w:tmpl w:val="DEB6675C"/>
     <w:lvl w:ilvl="0">
       <w:start w:val="1"/>
       <w:numFmt w:val="bullet"/>
@@ -6503,7 +6105,7 @@
       </w:rPr>
     </w:lvl>
   </w:abstractNum>
-  <w:abstractNum w:abstractNumId="13" w15:restartNumberingAfterBreak="0">
+  <w:abstractNum w:abstractNumId="18" w15:restartNumberingAfterBreak="0">
     <w:nsid w:val="3803132A"/>
     <w:multiLevelType w:val="multilevel"/>
     <w:tmpl w:val="EDD0D45C"/>
@@ -6652,7 +6254,7 @@
       </w:rPr>
     </w:lvl>
   </w:abstractNum>
-  <w:abstractNum w:abstractNumId="14" w15:restartNumberingAfterBreak="0">
+  <w:abstractNum w:abstractNumId="19" w15:restartNumberingAfterBreak="0">
     <w:nsid w:val="3AA74E1A"/>
     <w:multiLevelType w:val="multilevel"/>
     <w:tmpl w:val="09321934"/>
@@ -6801,7 +6403,120 @@
       </w:rPr>
     </w:lvl>
   </w:abstractNum>
-  <w:abstractNum w:abstractNumId="15" w15:restartNumberingAfterBreak="0">
+  <w:abstractNum w:abstractNumId="20" w15:restartNumberingAfterBreak="0">
+    <w:nsid w:val="3BB3757F"/>
+    <w:multiLevelType w:val="hybridMultilevel"/>
+    <w:tmpl w:val="D902BA98"/>
+    <w:lvl w:ilvl="0" w:tplc="04190001">
+      <w:start w:val="1"/>
+      <w:numFmt w:val="bullet"/>
+      <w:lvlText w:val=""/>
+      <w:lvlJc w:val="left"/>
+      <w:pPr>
+        <w:ind w:left="1070" w:hanging="360"/>
+      </w:pPr>
+      <w:rPr>
+        <w:rFonts w:ascii="Symbol" w:hAnsi="Symbol" w:hint="default"/>
+      </w:rPr>
+    </w:lvl>
+    <w:lvl w:ilvl="1" w:tplc="04190003" w:tentative="1">
+      <w:start w:val="1"/>
+      <w:numFmt w:val="bullet"/>
+      <w:lvlText w:val="o"/>
+      <w:lvlJc w:val="left"/>
+      <w:pPr>
+        <w:ind w:left="1790" w:hanging="360"/>
+      </w:pPr>
+      <w:rPr>
+        <w:rFonts w:ascii="Courier New" w:hAnsi="Courier New" w:cs="Courier New" w:hint="default"/>
+      </w:rPr>
+    </w:lvl>
+    <w:lvl w:ilvl="2" w:tplc="04190005" w:tentative="1">
+      <w:start w:val="1"/>
+      <w:numFmt w:val="bullet"/>
+      <w:lvlText w:val=""/>
+      <w:lvlJc w:val="left"/>
+      <w:pPr>
+        <w:ind w:left="2510" w:hanging="360"/>
+      </w:pPr>
+      <w:rPr>
+        <w:rFonts w:ascii="Wingdings" w:hAnsi="Wingdings" w:hint="default"/>
+      </w:rPr>
+    </w:lvl>
+    <w:lvl w:ilvl="3" w:tplc="04190001" w:tentative="1">
+      <w:start w:val="1"/>
+      <w:numFmt w:val="bullet"/>
+      <w:lvlText w:val=""/>
+      <w:lvlJc w:val="left"/>
+      <w:pPr>
+        <w:ind w:left="3230" w:hanging="360"/>
+      </w:pPr>
+      <w:rPr>
+        <w:rFonts w:ascii="Symbol" w:hAnsi="Symbol" w:hint="default"/>
+      </w:rPr>
+    </w:lvl>
+    <w:lvl w:ilvl="4" w:tplc="04190003" w:tentative="1">
+      <w:start w:val="1"/>
+      <w:numFmt w:val="bullet"/>
+      <w:lvlText w:val="o"/>
+      <w:lvlJc w:val="left"/>
+      <w:pPr>
+        <w:ind w:left="3950" w:hanging="360"/>
+      </w:pPr>
+      <w:rPr>
+        <w:rFonts w:ascii="Courier New" w:hAnsi="Courier New" w:cs="Courier New" w:hint="default"/>
+      </w:rPr>
+    </w:lvl>
+    <w:lvl w:ilvl="5" w:tplc="04190005" w:tentative="1">
+      <w:start w:val="1"/>
+      <w:numFmt w:val="bullet"/>
+      <w:lvlText w:val=""/>
+      <w:lvlJc w:val="left"/>
+      <w:pPr>
+        <w:ind w:left="4670" w:hanging="360"/>
+      </w:pPr>
+      <w:rPr>
+        <w:rFonts w:ascii="Wingdings" w:hAnsi="Wingdings" w:hint="default"/>
+      </w:rPr>
+    </w:lvl>
+    <w:lvl w:ilvl="6" w:tplc="04190001" w:tentative="1">
+      <w:start w:val="1"/>
+      <w:numFmt w:val="bullet"/>
+      <w:lvlText w:val=""/>
+      <w:lvlJc w:val="left"/>
+      <w:pPr>
+        <w:ind w:left="5390" w:hanging="360"/>
+      </w:pPr>
+      <w:rPr>
+        <w:rFonts w:ascii="Symbol" w:hAnsi="Symbol" w:hint="default"/>
+      </w:rPr>
+    </w:lvl>
+    <w:lvl w:ilvl="7" w:tplc="04190003" w:tentative="1">
+      <w:start w:val="1"/>
+      <w:numFmt w:val="bullet"/>
+      <w:lvlText w:val="o"/>
+      <w:lvlJc w:val="left"/>
+      <w:pPr>
+        <w:ind w:left="6110" w:hanging="360"/>
+      </w:pPr>
+      <w:rPr>
+        <w:rFonts w:ascii="Courier New" w:hAnsi="Courier New" w:cs="Courier New" w:hint="default"/>
+      </w:rPr>
+    </w:lvl>
+    <w:lvl w:ilvl="8" w:tplc="04190005" w:tentative="1">
+      <w:start w:val="1"/>
+      <w:numFmt w:val="bullet"/>
+      <w:lvlText w:val=""/>
+      <w:lvlJc w:val="left"/>
+      <w:pPr>
+        <w:ind w:left="6830" w:hanging="360"/>
+      </w:pPr>
+      <w:rPr>
+        <w:rFonts w:ascii="Wingdings" w:hAnsi="Wingdings" w:hint="default"/>
+      </w:rPr>
+    </w:lvl>
+  </w:abstractNum>
+  <w:abstractNum w:abstractNumId="21" w15:restartNumberingAfterBreak="0">
     <w:nsid w:val="3C9976E7"/>
     <w:multiLevelType w:val="multilevel"/>
     <w:tmpl w:val="DF18312E"/>
@@ -6812,9 +6527,9 @@
       <w:lvlJc w:val="left"/>
       <w:pPr>
         <w:tabs>
-          <w:tab w:val="num" w:pos="720"/>
-        </w:tabs>
-        <w:ind w:left="720" w:hanging="360"/>
+          <w:tab w:val="num" w:pos="1070"/>
+        </w:tabs>
+        <w:ind w:left="1070" w:hanging="360"/>
       </w:pPr>
       <w:rPr>
         <w:b w:val="0"/>
@@ -6828,9 +6543,9 @@
       <w:lvlJc w:val="left"/>
       <w:pPr>
         <w:tabs>
-          <w:tab w:val="num" w:pos="1440"/>
-        </w:tabs>
-        <w:ind w:left="1440" w:hanging="360"/>
+          <w:tab w:val="num" w:pos="1790"/>
+        </w:tabs>
+        <w:ind w:left="1790" w:hanging="360"/>
       </w:pPr>
     </w:lvl>
     <w:lvl w:ilvl="2" w:tentative="1">
@@ -6840,9 +6555,9 @@
       <w:lvlJc w:val="left"/>
       <w:pPr>
         <w:tabs>
-          <w:tab w:val="num" w:pos="2160"/>
-        </w:tabs>
-        <w:ind w:left="2160" w:hanging="360"/>
+          <w:tab w:val="num" w:pos="2510"/>
+        </w:tabs>
+        <w:ind w:left="2510" w:hanging="360"/>
       </w:pPr>
     </w:lvl>
     <w:lvl w:ilvl="3" w:tentative="1">
@@ -6852,9 +6567,9 @@
       <w:lvlJc w:val="left"/>
       <w:pPr>
         <w:tabs>
-          <w:tab w:val="num" w:pos="2880"/>
-        </w:tabs>
-        <w:ind w:left="2880" w:hanging="360"/>
+          <w:tab w:val="num" w:pos="3230"/>
+        </w:tabs>
+        <w:ind w:left="3230" w:hanging="360"/>
       </w:pPr>
     </w:lvl>
     <w:lvl w:ilvl="4" w:tentative="1">
@@ -6864,9 +6579,9 @@
       <w:lvlJc w:val="left"/>
       <w:pPr>
         <w:tabs>
-          <w:tab w:val="num" w:pos="3600"/>
-        </w:tabs>
-        <w:ind w:left="3600" w:hanging="360"/>
+          <w:tab w:val="num" w:pos="3950"/>
+        </w:tabs>
+        <w:ind w:left="3950" w:hanging="360"/>
       </w:pPr>
     </w:lvl>
     <w:lvl w:ilvl="5" w:tentative="1">
@@ -6876,9 +6591,9 @@
       <w:lvlJc w:val="left"/>
       <w:pPr>
         <w:tabs>
-          <w:tab w:val="num" w:pos="4320"/>
-        </w:tabs>
-        <w:ind w:left="4320" w:hanging="360"/>
+          <w:tab w:val="num" w:pos="4670"/>
+        </w:tabs>
+        <w:ind w:left="4670" w:hanging="360"/>
       </w:pPr>
     </w:lvl>
     <w:lvl w:ilvl="6" w:tentative="1">
@@ -6888,9 +6603,9 @@
       <w:lvlJc w:val="left"/>
       <w:pPr>
         <w:tabs>
-          <w:tab w:val="num" w:pos="5040"/>
-        </w:tabs>
-        <w:ind w:left="5040" w:hanging="360"/>
+          <w:tab w:val="num" w:pos="5390"/>
+        </w:tabs>
+        <w:ind w:left="5390" w:hanging="360"/>
       </w:pPr>
     </w:lvl>
     <w:lvl w:ilvl="7" w:tentative="1">
@@ -6900,9 +6615,9 @@
       <w:lvlJc w:val="left"/>
       <w:pPr>
         <w:tabs>
-          <w:tab w:val="num" w:pos="5760"/>
-        </w:tabs>
-        <w:ind w:left="5760" w:hanging="360"/>
+          <w:tab w:val="num" w:pos="6110"/>
+        </w:tabs>
+        <w:ind w:left="6110" w:hanging="360"/>
       </w:pPr>
     </w:lvl>
     <w:lvl w:ilvl="8" w:tentative="1">
@@ -6912,13 +6627,13 @@
       <w:lvlJc w:val="left"/>
       <w:pPr>
         <w:tabs>
-          <w:tab w:val="num" w:pos="6480"/>
-        </w:tabs>
-        <w:ind w:left="6480" w:hanging="360"/>
+          <w:tab w:val="num" w:pos="6830"/>
+        </w:tabs>
+        <w:ind w:left="6830" w:hanging="360"/>
       </w:pPr>
     </w:lvl>
   </w:abstractNum>
-  <w:abstractNum w:abstractNumId="16" w15:restartNumberingAfterBreak="0">
+  <w:abstractNum w:abstractNumId="22" w15:restartNumberingAfterBreak="0">
     <w:nsid w:val="3F8B7834"/>
     <w:multiLevelType w:val="multilevel"/>
     <w:tmpl w:val="06C8868C"/>
@@ -7033,7 +6748,7 @@
       </w:rPr>
     </w:lvl>
   </w:abstractNum>
-  <w:abstractNum w:abstractNumId="17" w15:restartNumberingAfterBreak="0">
+  <w:abstractNum w:abstractNumId="23" w15:restartNumberingAfterBreak="0">
     <w:nsid w:val="413D0FE9"/>
     <w:multiLevelType w:val="multilevel"/>
     <w:tmpl w:val="98B28C72"/>
@@ -7154,7 +6869,7 @@
       </w:rPr>
     </w:lvl>
   </w:abstractNum>
-  <w:abstractNum w:abstractNumId="18" w15:restartNumberingAfterBreak="0">
+  <w:abstractNum w:abstractNumId="24" w15:restartNumberingAfterBreak="0">
     <w:nsid w:val="47C3551C"/>
     <w:multiLevelType w:val="multilevel"/>
     <w:tmpl w:val="9196CEEE"/>
@@ -7303,7 +7018,7 @@
       </w:rPr>
     </w:lvl>
   </w:abstractNum>
-  <w:abstractNum w:abstractNumId="19" w15:restartNumberingAfterBreak="0">
+  <w:abstractNum w:abstractNumId="25" w15:restartNumberingAfterBreak="0">
     <w:nsid w:val="4A8E77CA"/>
     <w:multiLevelType w:val="multilevel"/>
     <w:tmpl w:val="BCC67648"/>
@@ -7452,7 +7167,7 @@
       </w:rPr>
     </w:lvl>
   </w:abstractNum>
-  <w:abstractNum w:abstractNumId="20" w15:restartNumberingAfterBreak="0">
+  <w:abstractNum w:abstractNumId="26" w15:restartNumberingAfterBreak="0">
     <w:nsid w:val="4BC74B43"/>
     <w:multiLevelType w:val="multilevel"/>
     <w:tmpl w:val="F9EEA29A"/>
@@ -7601,7 +7316,7 @@
       </w:rPr>
     </w:lvl>
   </w:abstractNum>
-  <w:abstractNum w:abstractNumId="21" w15:restartNumberingAfterBreak="0">
+  <w:abstractNum w:abstractNumId="27" w15:restartNumberingAfterBreak="0">
     <w:nsid w:val="4C9E1A77"/>
     <w:multiLevelType w:val="multilevel"/>
     <w:tmpl w:val="1038851E"/>
@@ -7750,7 +7465,7 @@
       </w:rPr>
     </w:lvl>
   </w:abstractNum>
-  <w:abstractNum w:abstractNumId="22" w15:restartNumberingAfterBreak="0">
+  <w:abstractNum w:abstractNumId="28" w15:restartNumberingAfterBreak="0">
     <w:nsid w:val="4F7A46F3"/>
     <w:multiLevelType w:val="multilevel"/>
     <w:tmpl w:val="3476E67C"/>
@@ -7899,7 +7614,93 @@
       </w:rPr>
     </w:lvl>
   </w:abstractNum>
-  <w:abstractNum w:abstractNumId="23" w15:restartNumberingAfterBreak="0">
+  <w:abstractNum w:abstractNumId="29" w15:restartNumberingAfterBreak="0">
+    <w:nsid w:val="54935CD7"/>
+    <w:multiLevelType w:val="hybridMultilevel"/>
+    <w:tmpl w:val="CEECBF0C"/>
+    <w:lvl w:ilvl="0" w:tplc="0419000F">
+      <w:start w:val="1"/>
+      <w:numFmt w:val="decimal"/>
+      <w:lvlText w:val="%1."/>
+      <w:lvlJc w:val="left"/>
+      <w:pPr>
+        <w:ind w:left="360" w:hanging="360"/>
+      </w:pPr>
+    </w:lvl>
+    <w:lvl w:ilvl="1" w:tplc="04190019" w:tentative="1">
+      <w:start w:val="1"/>
+      <w:numFmt w:val="lowerLetter"/>
+      <w:lvlText w:val="%2."/>
+      <w:lvlJc w:val="left"/>
+      <w:pPr>
+        <w:ind w:left="1648" w:hanging="360"/>
+      </w:pPr>
+    </w:lvl>
+    <w:lvl w:ilvl="2" w:tplc="0419001B" w:tentative="1">
+      <w:start w:val="1"/>
+      <w:numFmt w:val="lowerRoman"/>
+      <w:lvlText w:val="%3."/>
+      <w:lvlJc w:val="right"/>
+      <w:pPr>
+        <w:ind w:left="2368" w:hanging="180"/>
+      </w:pPr>
+    </w:lvl>
+    <w:lvl w:ilvl="3" w:tplc="0419000F" w:tentative="1">
+      <w:start w:val="1"/>
+      <w:numFmt w:val="decimal"/>
+      <w:lvlText w:val="%4."/>
+      <w:lvlJc w:val="left"/>
+      <w:pPr>
+        <w:ind w:left="3088" w:hanging="360"/>
+      </w:pPr>
+    </w:lvl>
+    <w:lvl w:ilvl="4" w:tplc="04190019" w:tentative="1">
+      <w:start w:val="1"/>
+      <w:numFmt w:val="lowerLetter"/>
+      <w:lvlText w:val="%5."/>
+      <w:lvlJc w:val="left"/>
+      <w:pPr>
+        <w:ind w:left="3808" w:hanging="360"/>
+      </w:pPr>
+    </w:lvl>
+    <w:lvl w:ilvl="5" w:tplc="0419001B" w:tentative="1">
+      <w:start w:val="1"/>
+      <w:numFmt w:val="lowerRoman"/>
+      <w:lvlText w:val="%6."/>
+      <w:lvlJc w:val="right"/>
+      <w:pPr>
+        <w:ind w:left="4528" w:hanging="180"/>
+      </w:pPr>
+    </w:lvl>
+    <w:lvl w:ilvl="6" w:tplc="0419000F" w:tentative="1">
+      <w:start w:val="1"/>
+      <w:numFmt w:val="decimal"/>
+      <w:lvlText w:val="%7."/>
+      <w:lvlJc w:val="left"/>
+      <w:pPr>
+        <w:ind w:left="5248" w:hanging="360"/>
+      </w:pPr>
+    </w:lvl>
+    <w:lvl w:ilvl="7" w:tplc="04190019" w:tentative="1">
+      <w:start w:val="1"/>
+      <w:numFmt w:val="lowerLetter"/>
+      <w:lvlText w:val="%8."/>
+      <w:lvlJc w:val="left"/>
+      <w:pPr>
+        <w:ind w:left="5968" w:hanging="360"/>
+      </w:pPr>
+    </w:lvl>
+    <w:lvl w:ilvl="8" w:tplc="0419001B" w:tentative="1">
+      <w:start w:val="1"/>
+      <w:numFmt w:val="lowerRoman"/>
+      <w:lvlText w:val="%9."/>
+      <w:lvlJc w:val="right"/>
+      <w:pPr>
+        <w:ind w:left="6688" w:hanging="180"/>
+      </w:pPr>
+    </w:lvl>
+  </w:abstractNum>
+  <w:abstractNum w:abstractNumId="30" w15:restartNumberingAfterBreak="0">
     <w:nsid w:val="54BC71D5"/>
     <w:multiLevelType w:val="multilevel"/>
     <w:tmpl w:val="AFD07354"/>
@@ -8048,7 +7849,7 @@
       </w:rPr>
     </w:lvl>
   </w:abstractNum>
-  <w:abstractNum w:abstractNumId="24" w15:restartNumberingAfterBreak="0">
+  <w:abstractNum w:abstractNumId="31" w15:restartNumberingAfterBreak="0">
     <w:nsid w:val="5CC2460F"/>
     <w:multiLevelType w:val="hybridMultilevel"/>
     <w:tmpl w:val="06EE4A36"/>
@@ -8161,7 +7962,7 @@
       </w:rPr>
     </w:lvl>
   </w:abstractNum>
-  <w:abstractNum w:abstractNumId="25" w15:restartNumberingAfterBreak="0">
+  <w:abstractNum w:abstractNumId="32" w15:restartNumberingAfterBreak="0">
     <w:nsid w:val="5D1252DE"/>
     <w:multiLevelType w:val="multilevel"/>
     <w:tmpl w:val="99F82A40"/>
@@ -8310,7 +8111,7 @@
       </w:rPr>
     </w:lvl>
   </w:abstractNum>
-  <w:abstractNum w:abstractNumId="26" w15:restartNumberingAfterBreak="0">
+  <w:abstractNum w:abstractNumId="33" w15:restartNumberingAfterBreak="0">
     <w:nsid w:val="5FF057AA"/>
     <w:multiLevelType w:val="hybridMultilevel"/>
     <w:tmpl w:val="4FF245AC"/>
@@ -8423,7 +8224,93 @@
       </w:rPr>
     </w:lvl>
   </w:abstractNum>
-  <w:abstractNum w:abstractNumId="27" w15:restartNumberingAfterBreak="0">
+  <w:abstractNum w:abstractNumId="34" w15:restartNumberingAfterBreak="0">
+    <w:nsid w:val="6C28093D"/>
+    <w:multiLevelType w:val="hybridMultilevel"/>
+    <w:tmpl w:val="497EB6BE"/>
+    <w:lvl w:ilvl="0" w:tplc="0419000F">
+      <w:start w:val="1"/>
+      <w:numFmt w:val="decimal"/>
+      <w:lvlText w:val="%1."/>
+      <w:lvlJc w:val="left"/>
+      <w:pPr>
+        <w:ind w:left="360" w:hanging="360"/>
+      </w:pPr>
+    </w:lvl>
+    <w:lvl w:ilvl="1" w:tplc="04190019" w:tentative="1">
+      <w:start w:val="1"/>
+      <w:numFmt w:val="lowerLetter"/>
+      <w:lvlText w:val="%2."/>
+      <w:lvlJc w:val="left"/>
+      <w:pPr>
+        <w:ind w:left="1080" w:hanging="360"/>
+      </w:pPr>
+    </w:lvl>
+    <w:lvl w:ilvl="2" w:tplc="0419001B" w:tentative="1">
+      <w:start w:val="1"/>
+      <w:numFmt w:val="lowerRoman"/>
+      <w:lvlText w:val="%3."/>
+      <w:lvlJc w:val="right"/>
+      <w:pPr>
+        <w:ind w:left="1800" w:hanging="180"/>
+      </w:pPr>
+    </w:lvl>
+    <w:lvl w:ilvl="3" w:tplc="0419000F" w:tentative="1">
+      <w:start w:val="1"/>
+      <w:numFmt w:val="decimal"/>
+      <w:lvlText w:val="%4."/>
+      <w:lvlJc w:val="left"/>
+      <w:pPr>
+        <w:ind w:left="2520" w:hanging="360"/>
+      </w:pPr>
+    </w:lvl>
+    <w:lvl w:ilvl="4" w:tplc="04190019" w:tentative="1">
+      <w:start w:val="1"/>
+      <w:numFmt w:val="lowerLetter"/>
+      <w:lvlText w:val="%5."/>
+      <w:lvlJc w:val="left"/>
+      <w:pPr>
+        <w:ind w:left="3240" w:hanging="360"/>
+      </w:pPr>
+    </w:lvl>
+    <w:lvl w:ilvl="5" w:tplc="0419001B" w:tentative="1">
+      <w:start w:val="1"/>
+      <w:numFmt w:val="lowerRoman"/>
+      <w:lvlText w:val="%6."/>
+      <w:lvlJc w:val="right"/>
+      <w:pPr>
+        <w:ind w:left="3960" w:hanging="180"/>
+      </w:pPr>
+    </w:lvl>
+    <w:lvl w:ilvl="6" w:tplc="0419000F" w:tentative="1">
+      <w:start w:val="1"/>
+      <w:numFmt w:val="decimal"/>
+      <w:lvlText w:val="%7."/>
+      <w:lvlJc w:val="left"/>
+      <w:pPr>
+        <w:ind w:left="4680" w:hanging="360"/>
+      </w:pPr>
+    </w:lvl>
+    <w:lvl w:ilvl="7" w:tplc="04190019" w:tentative="1">
+      <w:start w:val="1"/>
+      <w:numFmt w:val="lowerLetter"/>
+      <w:lvlText w:val="%8."/>
+      <w:lvlJc w:val="left"/>
+      <w:pPr>
+        <w:ind w:left="5400" w:hanging="360"/>
+      </w:pPr>
+    </w:lvl>
+    <w:lvl w:ilvl="8" w:tplc="0419001B" w:tentative="1">
+      <w:start w:val="1"/>
+      <w:numFmt w:val="lowerRoman"/>
+      <w:lvlText w:val="%9."/>
+      <w:lvlJc w:val="right"/>
+      <w:pPr>
+        <w:ind w:left="6120" w:hanging="180"/>
+      </w:pPr>
+    </w:lvl>
+  </w:abstractNum>
+  <w:abstractNum w:abstractNumId="35" w15:restartNumberingAfterBreak="0">
     <w:nsid w:val="70A36687"/>
     <w:multiLevelType w:val="multilevel"/>
     <w:tmpl w:val="2EE0979A"/>
@@ -8572,7 +8459,7 @@
       </w:rPr>
     </w:lvl>
   </w:abstractNum>
-  <w:abstractNum w:abstractNumId="28" w15:restartNumberingAfterBreak="0">
+  <w:abstractNum w:abstractNumId="36" w15:restartNumberingAfterBreak="0">
     <w:nsid w:val="75F874A6"/>
     <w:multiLevelType w:val="multilevel"/>
     <w:tmpl w:val="95EAC26A"/>
@@ -8721,7 +8608,7 @@
       </w:rPr>
     </w:lvl>
   </w:abstractNum>
-  <w:abstractNum w:abstractNumId="29" w15:restartNumberingAfterBreak="0">
+  <w:abstractNum w:abstractNumId="37" w15:restartNumberingAfterBreak="0">
     <w:nsid w:val="78BA3F3C"/>
     <w:multiLevelType w:val="multilevel"/>
     <w:tmpl w:val="3C92FDAC"/>
@@ -8838,7 +8725,7 @@
       </w:pPr>
     </w:lvl>
   </w:abstractNum>
-  <w:abstractNum w:abstractNumId="30" w15:restartNumberingAfterBreak="0">
+  <w:abstractNum w:abstractNumId="38" w15:restartNumberingAfterBreak="0">
     <w:nsid w:val="7C7E4EEC"/>
     <w:multiLevelType w:val="multilevel"/>
     <w:tmpl w:val="012C5BEC"/>
@@ -8988,19 +8875,19 @@
     </w:lvl>
   </w:abstractNum>
   <w:num w:numId="1" w16cid:durableId="974062968">
-    <w:abstractNumId w:val="26"/>
+    <w:abstractNumId w:val="33"/>
   </w:num>
   <w:num w:numId="2" w16cid:durableId="321012579">
-    <w:abstractNumId w:val="15"/>
+    <w:abstractNumId w:val="21"/>
   </w:num>
   <w:num w:numId="3" w16cid:durableId="796678823">
-    <w:abstractNumId w:val="17"/>
+    <w:abstractNumId w:val="23"/>
   </w:num>
   <w:num w:numId="4" w16cid:durableId="2067483052">
     <w:abstractNumId w:val="0"/>
   </w:num>
   <w:num w:numId="5" w16cid:durableId="1640067239">
-    <w:abstractNumId w:val="22"/>
+    <w:abstractNumId w:val="28"/>
   </w:num>
   <w:num w:numId="6" w16cid:durableId="1377049332">
     <w:abstractNumId w:val="2"/>
@@ -9009,76 +8896,172 @@
     <w:abstractNumId w:val="1"/>
   </w:num>
   <w:num w:numId="8" w16cid:durableId="615521131">
+    <w:abstractNumId w:val="13"/>
+  </w:num>
+  <w:num w:numId="9" w16cid:durableId="1719888624">
+    <w:abstractNumId w:val="38"/>
+  </w:num>
+  <w:num w:numId="10" w16cid:durableId="555354956">
+    <w:abstractNumId w:val="25"/>
+  </w:num>
+  <w:num w:numId="11" w16cid:durableId="533346378">
+    <w:abstractNumId w:val="32"/>
+  </w:num>
+  <w:num w:numId="12" w16cid:durableId="529611884">
+    <w:abstractNumId w:val="10"/>
+  </w:num>
+  <w:num w:numId="13" w16cid:durableId="1763329982">
+    <w:abstractNumId w:val="30"/>
+  </w:num>
+  <w:num w:numId="14" w16cid:durableId="1245147266">
+    <w:abstractNumId w:val="7"/>
+  </w:num>
+  <w:num w:numId="15" w16cid:durableId="981738348">
+    <w:abstractNumId w:val="35"/>
+  </w:num>
+  <w:num w:numId="16" w16cid:durableId="2073967437">
+    <w:abstractNumId w:val="24"/>
+  </w:num>
+  <w:num w:numId="17" w16cid:durableId="1060597888">
+    <w:abstractNumId w:val="8"/>
+  </w:num>
+  <w:num w:numId="18" w16cid:durableId="834611951">
+    <w:abstractNumId w:val="37"/>
+  </w:num>
+  <w:num w:numId="19" w16cid:durableId="1101071082">
+    <w:abstractNumId w:val="6"/>
+  </w:num>
+  <w:num w:numId="20" w16cid:durableId="1691025689">
+    <w:abstractNumId w:val="31"/>
+  </w:num>
+  <w:num w:numId="21" w16cid:durableId="553006440">
+    <w:abstractNumId w:val="19"/>
+  </w:num>
+  <w:num w:numId="22" w16cid:durableId="135100943">
+    <w:abstractNumId w:val="12"/>
+  </w:num>
+  <w:num w:numId="23" w16cid:durableId="895704492">
+    <w:abstractNumId w:val="18"/>
+  </w:num>
+  <w:num w:numId="24" w16cid:durableId="645427298">
+    <w:abstractNumId w:val="11"/>
+  </w:num>
+  <w:num w:numId="25" w16cid:durableId="1887450560">
+    <w:abstractNumId w:val="36"/>
+  </w:num>
+  <w:num w:numId="26" w16cid:durableId="301425975">
+    <w:abstractNumId w:val="14"/>
+  </w:num>
+  <w:num w:numId="27" w16cid:durableId="2018460456">
+    <w:abstractNumId w:val="17"/>
+  </w:num>
+  <w:num w:numId="28" w16cid:durableId="2029285981">
+    <w:abstractNumId w:val="22"/>
+  </w:num>
+  <w:num w:numId="29" w16cid:durableId="890263061">
+    <w:abstractNumId w:val="15"/>
+  </w:num>
+  <w:num w:numId="30" w16cid:durableId="957612493">
+    <w:abstractNumId w:val="26"/>
+  </w:num>
+  <w:num w:numId="31" w16cid:durableId="435977821">
+    <w:abstractNumId w:val="27"/>
+  </w:num>
+  <w:num w:numId="32" w16cid:durableId="458836130">
+    <w:abstractNumId w:val="23"/>
+    <w:lvlOverride w:ilvl="0">
+      <w:startOverride w:val="1"/>
+    </w:lvlOverride>
+    <w:lvlOverride w:ilvl="1">
+      <w:startOverride w:val="1"/>
+    </w:lvlOverride>
+    <w:lvlOverride w:ilvl="2">
+      <w:startOverride w:val="3"/>
+    </w:lvlOverride>
+    <w:lvlOverride w:ilvl="3">
+      <w:startOverride w:val="1"/>
+    </w:lvlOverride>
+    <w:lvlOverride w:ilvl="4">
+      <w:startOverride w:val="1"/>
+    </w:lvlOverride>
+    <w:lvlOverride w:ilvl="5">
+      <w:startOverride w:val="1"/>
+    </w:lvlOverride>
+    <w:lvlOverride w:ilvl="6">
+      <w:startOverride w:val="1"/>
+    </w:lvlOverride>
+    <w:lvlOverride w:ilvl="7">
+      <w:startOverride w:val="1"/>
+    </w:lvlOverride>
+    <w:lvlOverride w:ilvl="8">
+      <w:startOverride w:val="1"/>
+    </w:lvlOverride>
+  </w:num>
+  <w:num w:numId="33" w16cid:durableId="2117367048">
+    <w:abstractNumId w:val="14"/>
+  </w:num>
+  <w:num w:numId="34" w16cid:durableId="1485050030">
+    <w:abstractNumId w:val="17"/>
+  </w:num>
+  <w:num w:numId="35" w16cid:durableId="521282637">
+    <w:abstractNumId w:val="31"/>
+  </w:num>
+  <w:num w:numId="36" w16cid:durableId="1201357285">
+    <w:abstractNumId w:val="6"/>
+  </w:num>
+  <w:num w:numId="37" w16cid:durableId="591202167">
+    <w:abstractNumId w:val="21"/>
+    <w:lvlOverride w:ilvl="0">
+      <w:startOverride w:val="1"/>
+    </w:lvlOverride>
+    <w:lvlOverride w:ilvl="1">
+      <w:startOverride w:val="1"/>
+    </w:lvlOverride>
+    <w:lvlOverride w:ilvl="2">
+      <w:startOverride w:val="1"/>
+    </w:lvlOverride>
+    <w:lvlOverride w:ilvl="3">
+      <w:startOverride w:val="1"/>
+    </w:lvlOverride>
+    <w:lvlOverride w:ilvl="4">
+      <w:startOverride w:val="1"/>
+    </w:lvlOverride>
+    <w:lvlOverride w:ilvl="5">
+      <w:startOverride w:val="1"/>
+    </w:lvlOverride>
+    <w:lvlOverride w:ilvl="6">
+      <w:startOverride w:val="1"/>
+    </w:lvlOverride>
+    <w:lvlOverride w:ilvl="7">
+      <w:startOverride w:val="1"/>
+    </w:lvlOverride>
+    <w:lvlOverride w:ilvl="8">
+      <w:startOverride w:val="1"/>
+    </w:lvlOverride>
+  </w:num>
+  <w:num w:numId="38" w16cid:durableId="1717242901">
+    <w:abstractNumId w:val="20"/>
+  </w:num>
+  <w:num w:numId="39" w16cid:durableId="1119421996">
+    <w:abstractNumId w:val="3"/>
+  </w:num>
+  <w:num w:numId="40" w16cid:durableId="180321902">
     <w:abstractNumId w:val="9"/>
   </w:num>
-  <w:num w:numId="9" w16cid:durableId="1719888624">
-    <w:abstractNumId w:val="30"/>
+  <w:num w:numId="41" w16cid:durableId="1698003324">
+    <w:abstractNumId w:val="29"/>
   </w:num>
-  <w:num w:numId="10" w16cid:durableId="555354956">
-    <w:abstractNumId w:val="19"/>
+  <w:num w:numId="42" w16cid:durableId="286085615">
+    <w:abstractNumId w:val="5"/>
   </w:num>
-  <w:num w:numId="11" w16cid:durableId="533346378">
-    <w:abstractNumId w:val="25"/>
-  </w:num>
-  <w:num w:numId="12" w16cid:durableId="529611884">
-    <w:abstractNumId w:val="6"/>
-  </w:num>
-  <w:num w:numId="13" w16cid:durableId="1763329982">
-    <w:abstractNumId w:val="23"/>
-  </w:num>
-  <w:num w:numId="14" w16cid:durableId="1245147266">
+  <w:num w:numId="43" w16cid:durableId="676931836">
     <w:abstractNumId w:val="4"/>
   </w:num>
-  <w:num w:numId="15" w16cid:durableId="981738348">
-    <w:abstractNumId w:val="27"/>
-  </w:num>
-  <w:num w:numId="16" w16cid:durableId="2073967437">
-    <w:abstractNumId w:val="18"/>
-  </w:num>
-  <w:num w:numId="17" w16cid:durableId="1060597888">
-    <w:abstractNumId w:val="5"/>
-  </w:num>
-  <w:num w:numId="18" w16cid:durableId="834611951">
-    <w:abstractNumId w:val="29"/>
-  </w:num>
-  <w:num w:numId="19" w16cid:durableId="1101071082">
-    <w:abstractNumId w:val="3"/>
-  </w:num>
-  <w:num w:numId="20" w16cid:durableId="1691025689">
-    <w:abstractNumId w:val="24"/>
-  </w:num>
-  <w:num w:numId="21" w16cid:durableId="553006440">
-    <w:abstractNumId w:val="14"/>
-  </w:num>
-  <w:num w:numId="22" w16cid:durableId="135100943">
-    <w:abstractNumId w:val="8"/>
-  </w:num>
-  <w:num w:numId="23" w16cid:durableId="895704492">
-    <w:abstractNumId w:val="13"/>
-  </w:num>
-  <w:num w:numId="24" w16cid:durableId="645427298">
-    <w:abstractNumId w:val="7"/>
-  </w:num>
-  <w:num w:numId="25" w16cid:durableId="1887450560">
-    <w:abstractNumId w:val="28"/>
-  </w:num>
-  <w:num w:numId="26" w16cid:durableId="301425975">
-    <w:abstractNumId w:val="10"/>
-  </w:num>
-  <w:num w:numId="27" w16cid:durableId="2018460456">
-    <w:abstractNumId w:val="12"/>
-  </w:num>
-  <w:num w:numId="28" w16cid:durableId="2029285981">
+  <w:num w:numId="44" w16cid:durableId="88240133">
     <w:abstractNumId w:val="16"/>
   </w:num>
-  <w:num w:numId="29" w16cid:durableId="890263061">
-    <w:abstractNumId w:val="11"/>
-  </w:num>
-  <w:num w:numId="30" w16cid:durableId="957612493">
-    <w:abstractNumId w:val="20"/>
-  </w:num>
-  <w:num w:numId="31" w16cid:durableId="435977821">
-    <w:abstractNumId w:val="21"/>
+  <w:num w:numId="45" w16cid:durableId="646323714">
+    <w:abstractNumId w:val="34"/>
   </w:num>
 </w:numbering>
 </file>
